--- a/eng/docx/55.content.docx
+++ b/eng/docx/55.content.docx
@@ -7,6 +7,15 @@
       <w:r/>
     </w:p>
     <w:p>
+      <w:pPr>
+        <w:pStyle w:val="Heading2"/>
+      </w:pPr>
+      <w:r>
+        <w:t>Resource: Study Notes (Tyndale)</w:t>
+      </w:r>
+      <w:r/>
+    </w:p>
+    <w:p>
       <w:r/>
       <w:r>
         <w:rPr>
@@ -46,7 +55,7 @@
         <w:pStyle w:val="Heading1"/>
       </w:pPr>
       <w:r>
-        <w:t>Aquifer Open Study Notes</w:t>
+        <w:t>Study Notes (Tyndale)</w:t>
       </w:r>
     </w:p>
     <w:p>
@@ -55,6 +64,51 @@
           <w:headerReference w:type="even" r:id="rId8"/>
           <w:headerReference w:type="default" r:id="rId9"/>
           <w:footerReference w:type="default" r:id="rId10"/>
+          <w:footnotePr>
+            <w:numRestart w:val="eachSect"/>
+          </w:footnotePr>
+          <w:type w:val="continuous"/>
+          <w:pgSz w:w="12240" w:h="15840" w:code="1"/>
+          <w:pgMar w:top="1440" w:right="1440" w:bottom="1440" w:left="1440" w:header="504" w:footer="504" w:gutter="0"/>
+          <w:cols w:space="708"/>
+          <w:titlePg/>
+          <w:docGrid w:linePitch="360"/>
+        </w:sectPr>
+      </w:pPr>
+    </w:p>
+    <w:p>
+      <w:r/>
+    </w:p>
+    <w:p>
+      <w:pPr>
+        <w:pStyle w:val="Heading2"/>
+      </w:pPr>
+      <w:r>
+        <w:t>2TI</w:t>
+      </w:r>
+      <w:r/>
+    </w:p>
+    <w:p>
+      <w:r/>
+      <w:r>
+        <w:rPr>
+          <w:i/>
+        </w:rPr>
+        <w:t>2 Timothy 1:1, 2 Timothy 1:1–2, 2 Timothy 1:3, 2 Timothy 1:3–4, 2 Timothy 1:4, 2 Timothy 1:5, 2 Timothy 1:5–14, 2 Timothy 1:6, 2 Timothy 1:8, 2 Timothy 1:9–10, 2 Timothy 1:10, 2 Timothy 1:12, 2 Timothy 1:14, 2 Timothy 1:15, 2 Timothy 1:15–18, 2 Timothy 2:1, 2 Timothy 2:1–13, 2 Timothy 2:2, 2 Timothy 2:4–7, 2 Timothy 2:8, 2 Timothy 2:8–13, 2 Timothy 2:9, 2 Timothy 2:11, 2 Timothy 2:13, 2 Timothy 2:14–26, 2 Timothy 2:15, 2 Timothy 2:17, 2 Timothy 2:18, 2 Timothy 2:19, 2 Timothy 2:20–21, 2 Timothy 2:22, 2 Timothy 2:24, 2 Timothy 2:25, 2 Timothy 3:1–5, 2 Timothy 3:1–4.8, 2 Timothy 3:5, 2 Timothy 3:6–7, 2 Timothy 3:8, 2 Timothy 3:11, 2 Timothy 3:14–15, 2 Timothy 3:16, 2 Timothy 3:16–17, 2 Timothy 3:17, 2 Timothy 4:1, 2 Timothy 4:1–8, 2 Timothy 4:5, 2 Timothy 4:5–8, 2 Timothy 4:6, 2 Timothy 4:6–8, 2 Timothy 4:7, 2 Timothy 4:8, 2 Timothy 4:9, 2 Timothy 4:10, 2 Timothy 4:11, 2 Timothy 4:12, 2 Timothy 4:13, 2 Timothy 4:14, 2 Timothy 4:16, 2 Timothy 4:17, 2 Timothy 4:18, 2 Timothy 4:19, 2 Timothy 4:19–21, 2 Timothy 4:20, 2 Timothy 4:21, 2 Timothy 4:22</w:t>
+      </w:r>
+      <w:r/>
+    </w:p>
+    <w:p>
+      <w:r/>
+      <w:r>
+        <w:t xml:space="preserve"> </w:t>
+      </w:r>
+      <w:r/>
+      <w:r/>
+    </w:p>
+    <w:p>
+      <w:pPr>
+        <w:sectPr>
           <w:footnotePr>
             <w:numRestart w:val="eachSect"/>
           </w:footnotePr>

--- a/eng/docx/55.content.docx
+++ b/eng/docx/55.content.docx
@@ -150,19 +150,6 @@
           <w:lang w:val="en_US" w:bidi="en_US"/>
         </w:rPr>
         <w:t>2TI</w:t>
-      </w:r>
-      <w:r>
-        <w:rPr>
-          <w:lang w:val="en_US" w:bidi="en_US"/>
-        </w:rPr>
-      </w:r>
-    </w:p>
-    <w:p>
-      <w:pPr/>
-      <w:r>
-        <w:rPr>
-          <w:lang w:val="en_US" w:bidi="en_US"/>
-        </w:rPr>
       </w:r>
       <w:r>
         <w:rPr>

--- a/eng/docx/55.content.docx
+++ b/eng/docx/55.content.docx
@@ -19,7 +19,7 @@
         <w:rPr>
           <w:lang w:val="en_US" w:bidi="en_US"/>
         </w:rPr>
-        <w:t>Resource: Study Notes (Tyndale)</w:t>
+        <w:t>Resource: Tyndale Open Study Notes</w:t>
       </w:r>
       <w:r>
         <w:rPr>
@@ -112,7 +112,7 @@
         <w:rPr>
           <w:lang w:val="en_US" w:bidi="en_US"/>
         </w:rPr>
-        <w:t>Study Notes (Tyndale)</w:t>
+        <w:t>Tyndale Open Study Notes</w:t>
       </w:r>
     </w:p>
     <w:p>

--- a/eng/docx/55.content.docx
+++ b/eng/docx/55.content.docx
@@ -8621,7 +8621,7 @@
         <w:rPr>
           <w:lang w:val="en_US" w:bidi="en_US"/>
         </w:rPr>
-        <w:t xml:space="preserve">being declared righteous at the time of judgement was the only thing that remained for Paul (see also </w:t>
+        <w:t xml:space="preserve">being declared righteous at the time of judgment was the only thing that remained for Paul (see also </w:t>
       </w:r>
       <w:hyperlink r:id="rId234">
         <w:r>
@@ -8747,7 +8747,7 @@
         <w:rPr>
           <w:lang w:val="en_US" w:bidi="en_US"/>
         </w:rPr>
-        <w:t>). If we do not follow Christ’s commands, we will not welcome His appearing, because it will be as Judge.</w:t>
+        <w:t>). If we do not follow Christ’s commands, we will not welcome his appearing, because it will be as Judge.</w:t>
       </w:r>
       <w:r>
         <w:rPr>

--- a/eng/docx/55.content.docx
+++ b/eng/docx/55.content.docx
@@ -19,7 +19,7 @@
         <w:rPr>
           <w:lang w:val="en_US" w:bidi="en_US"/>
         </w:rPr>
-        <w:t>Resource: Tyndale Open Study Notes</w:t>
+        <w:t>Resource: Aquifer Open Study Notes</w:t>
       </w:r>
       <w:r>
         <w:rPr>
@@ -112,7 +112,7 @@
         <w:rPr>
           <w:lang w:val="en_US" w:bidi="en_US"/>
         </w:rPr>
-        <w:t>Tyndale Open Study Notes</w:t>
+        <w:t>Aquifer Open Study Notes</w:t>
       </w:r>
     </w:p>
     <w:p>

--- a/eng/docx/55.content.docx
+++ b/eng/docx/55.content.docx
@@ -240,102 +240,66 @@
         </w:rPr>
         <w:t xml:space="preserve">: See </w:t>
       </w:r>
-      <w:hyperlink r:id="rId13">
-        <w:r>
-          <w:rPr>
-            <w:lang w:val="en_US" w:bidi="en_US"/>
-          </w:rPr>
-          <w:rPr>
-            <w:color w:val="0000EE"/>
-            <w:u w:val="single"/>
-          </w:rPr>
-          <w:t>Romans 4:13–17</w:t>
-        </w:r>
-      </w:hyperlink>
+      <w:r>
+        <w:rPr>
+          <w:lang w:val="en_US" w:bidi="en_US"/>
+        </w:rPr>
+        <w:t>Romans 4:13–17</w:t>
+      </w:r>
       <w:r>
         <w:rPr>
           <w:lang w:val="en_US" w:bidi="en_US"/>
         </w:rPr>
         <w:t>. This letter to Timothy celebrates Christ’s resurrection and the life that comes from it (</w:t>
       </w:r>
-      <w:hyperlink r:id="rId14">
-        <w:r>
-          <w:rPr>
-            <w:lang w:val="en_US" w:bidi="en_US"/>
-          </w:rPr>
-          <w:rPr>
-            <w:color w:val="0000EE"/>
-            <w:u w:val="single"/>
-          </w:rPr>
-          <w:t>2 Timothy 2:8</w:t>
-        </w:r>
-      </w:hyperlink>
+      <w:r>
+        <w:rPr>
+          <w:lang w:val="en_US" w:bidi="en_US"/>
+        </w:rPr>
+        <w:t>2 Timothy 2:8</w:t>
+      </w:r>
       <w:r>
         <w:rPr>
           <w:lang w:val="en_US" w:bidi="en_US"/>
         </w:rPr>
         <w:t>;</w:t>
       </w:r>
-      <w:hyperlink r:id="rId14">
-        <w:r>
-          <w:rPr>
-            <w:lang w:val="en_US" w:bidi="en_US"/>
-          </w:rPr>
-          <w:rPr>
-            <w:color w:val="0000EE"/>
-            <w:u w:val="single"/>
-          </w:rPr>
-          <w:t xml:space="preserve"> </w:t>
-        </w:r>
-      </w:hyperlink>
-      <w:hyperlink r:id="rId15">
-        <w:r>
-          <w:rPr>
-            <w:lang w:val="en_US" w:bidi="en_US"/>
-          </w:rPr>
-          <w:rPr>
-            <w:color w:val="0000EE"/>
-            <w:u w:val="single"/>
-          </w:rPr>
-          <w:t>1:10</w:t>
-        </w:r>
-      </w:hyperlink>
+      <w:r>
+        <w:rPr>
+          <w:lang w:val="en_US" w:bidi="en_US"/>
+        </w:rPr>
+        <w:t xml:space="preserve"> </w:t>
+      </w:r>
+      <w:r>
+        <w:rPr>
+          <w:lang w:val="en_US" w:bidi="en_US"/>
+        </w:rPr>
+        <w:t>1:10</w:t>
+      </w:r>
       <w:r>
         <w:rPr>
           <w:lang w:val="en_US" w:bidi="en_US"/>
         </w:rPr>
         <w:t>). The resurrection is the solution to the suffering and death of godly people (</w:t>
       </w:r>
-      <w:hyperlink r:id="rId16">
-        <w:r>
-          <w:rPr>
-            <w:lang w:val="en_US" w:bidi="en_US"/>
-          </w:rPr>
-          <w:rPr>
-            <w:color w:val="0000EE"/>
-            <w:u w:val="single"/>
-          </w:rPr>
-          <w:t>3:12</w:t>
-        </w:r>
-      </w:hyperlink>
+      <w:r>
+        <w:rPr>
+          <w:lang w:val="en_US" w:bidi="en_US"/>
+        </w:rPr>
+        <w:t>3:12</w:t>
+      </w:r>
       <w:r>
         <w:rPr>
           <w:lang w:val="en_US" w:bidi="en_US"/>
         </w:rPr>
         <w:t>). Paul’s life demonstrates this hope (</w:t>
       </w:r>
-      <w:hyperlink r:id="rId17">
-        <w:r>
-          <w:rPr>
-            <w:lang w:val="en_US" w:bidi="en_US"/>
-          </w:rPr>
-          <w:rPr>
-            <w:color w:val="0000EE"/>
-            <w:u w:val="single"/>
-          </w:rPr>
-          <w:t>4:17–18</w:t>
-        </w:r>
-      </w:hyperlink>
+      <w:r>
+        <w:rPr>
+          <w:lang w:val="en_US" w:bidi="en_US"/>
+        </w:rPr>
+        <w:t>4:17–18</w:t>
+      </w:r>
       <w:r>
         <w:rPr>
           <w:lang w:val="en_US" w:bidi="en_US"/>
@@ -461,36 +425,24 @@
         </w:rPr>
         <w:t xml:space="preserve">: See </w:t>
       </w:r>
-      <w:hyperlink r:id="rId18">
-        <w:r>
-          <w:rPr>
-            <w:lang w:val="en_US" w:bidi="en_US"/>
-          </w:rPr>
-          <w:rPr>
-            <w:color w:val="0000EE"/>
-            <w:u w:val="single"/>
-          </w:rPr>
-          <w:t>Philippians 3:5</w:t>
-        </w:r>
-      </w:hyperlink>
+      <w:r>
+        <w:rPr>
+          <w:lang w:val="en_US" w:bidi="en_US"/>
+        </w:rPr>
+        <w:t>Philippians 3:5</w:t>
+      </w:r>
       <w:r>
         <w:rPr>
           <w:lang w:val="en_US" w:bidi="en_US"/>
         </w:rPr>
         <w:t xml:space="preserve">; compare </w:t>
       </w:r>
-      <w:hyperlink r:id="rId19">
-        <w:r>
-          <w:rPr>
-            <w:lang w:val="en_US" w:bidi="en_US"/>
-          </w:rPr>
-          <w:rPr>
-            <w:color w:val="0000EE"/>
-            <w:u w:val="single"/>
-          </w:rPr>
-          <w:t>Deuteronomy 6:4–9</w:t>
-        </w:r>
-      </w:hyperlink>
+      <w:r>
+        <w:rPr>
+          <w:lang w:val="en_US" w:bidi="en_US"/>
+        </w:rPr>
+        <w:t>Deuteronomy 6:4–9</w:t>
+      </w:r>
       <w:r>
         <w:rPr>
           <w:lang w:val="en_US" w:bidi="en_US"/>
@@ -522,72 +474,48 @@
         </w:rPr>
         <w:t xml:space="preserve">: This might relate to heresy (false teachings or practices) (see </w:t>
       </w:r>
-      <w:hyperlink r:id="rId20">
-        <w:r>
-          <w:rPr>
-            <w:lang w:val="en_US" w:bidi="en_US"/>
-          </w:rPr>
-          <w:rPr>
-            <w:color w:val="0000EE"/>
-            <w:u w:val="single"/>
-          </w:rPr>
-          <w:t>2 Timothy 2:17–18</w:t>
-        </w:r>
-      </w:hyperlink>
+      <w:r>
+        <w:rPr>
+          <w:lang w:val="en_US" w:bidi="en_US"/>
+        </w:rPr>
+        <w:t>2 Timothy 2:17–18</w:t>
+      </w:r>
       <w:r>
         <w:rPr>
           <w:lang w:val="en_US" w:bidi="en_US"/>
         </w:rPr>
         <w:t xml:space="preserve">; see also </w:t>
       </w:r>
-      <w:hyperlink r:id="rId21">
-        <w:r>
-          <w:rPr>
-            <w:lang w:val="en_US" w:bidi="en_US"/>
-          </w:rPr>
-          <w:rPr>
-            <w:color w:val="0000EE"/>
-            <w:u w:val="single"/>
-          </w:rPr>
-          <w:t>1 Timothy 1:5</w:t>
-        </w:r>
-      </w:hyperlink>
+      <w:r>
+        <w:rPr>
+          <w:lang w:val="en_US" w:bidi="en_US"/>
+        </w:rPr>
+        <w:t>1 Timothy 1:5</w:t>
+      </w:r>
       <w:r>
         <w:rPr>
           <w:lang w:val="en_US" w:bidi="en_US"/>
         </w:rPr>
         <w:t xml:space="preserve">). Or it could refer to Paul’s previous legal defense of himself (see </w:t>
       </w:r>
-      <w:hyperlink r:id="rId22">
-        <w:r>
-          <w:rPr>
-            <w:lang w:val="en_US" w:bidi="en_US"/>
-          </w:rPr>
-          <w:rPr>
-            <w:color w:val="0000EE"/>
-            <w:u w:val="single"/>
-          </w:rPr>
-          <w:t>Acts 23:1</w:t>
-        </w:r>
-      </w:hyperlink>
-      <w:r>
-        <w:rPr>
-          <w:lang w:val="en_US" w:bidi="en_US"/>
-        </w:rPr>
-        <w:t xml:space="preserve">; </w:t>
-      </w:r>
-      <w:hyperlink r:id="rId23">
-        <w:r>
-          <w:rPr>
-            <w:lang w:val="en_US" w:bidi="en_US"/>
-          </w:rPr>
-          <w:rPr>
-            <w:color w:val="0000EE"/>
-            <w:u w:val="single"/>
-          </w:rPr>
-          <w:t>24:14–16</w:t>
-        </w:r>
-      </w:hyperlink>
+      <w:r>
+        <w:rPr>
+          <w:lang w:val="en_US" w:bidi="en_US"/>
+        </w:rPr>
+        <w:t>Acts 23:1</w:t>
+      </w:r>
+      <w:r>
+        <w:rPr>
+          <w:lang w:val="en_US" w:bidi="en_US"/>
+        </w:rPr>
+        <w:t xml:space="preserve">; </w:t>
+      </w:r>
+      <w:r>
+        <w:rPr>
+          <w:lang w:val="en_US" w:bidi="en_US"/>
+        </w:rPr>
+        <w:t>24:14–16</w:t>
+      </w:r>
       <w:r>
         <w:rPr>
           <w:lang w:val="en_US" w:bidi="en_US"/>
@@ -642,54 +570,36 @@
         </w:rPr>
         <w:t xml:space="preserve">Giving thanks and prayer are common parts of Paul's letters (for example, </w:t>
       </w:r>
-      <w:hyperlink r:id="rId24">
-        <w:r>
-          <w:rPr>
-            <w:lang w:val="en_US" w:bidi="en_US"/>
-          </w:rPr>
-          <w:rPr>
-            <w:color w:val="0000EE"/>
-            <w:u w:val="single"/>
-          </w:rPr>
-          <w:t>Romans 1:8–12</w:t>
-        </w:r>
-      </w:hyperlink>
-      <w:r>
-        <w:rPr>
-          <w:lang w:val="en_US" w:bidi="en_US"/>
-        </w:rPr>
-        <w:t xml:space="preserve">; </w:t>
-      </w:r>
-      <w:hyperlink r:id="rId25">
-        <w:r>
-          <w:rPr>
-            <w:lang w:val="en_US" w:bidi="en_US"/>
-          </w:rPr>
-          <w:rPr>
-            <w:color w:val="0000EE"/>
-            <w:u w:val="single"/>
-          </w:rPr>
-          <w:t>Colossians 1:3–14</w:t>
-        </w:r>
-      </w:hyperlink>
+      <w:r>
+        <w:rPr>
+          <w:lang w:val="en_US" w:bidi="en_US"/>
+        </w:rPr>
+        <w:t>Romans 1:8–12</w:t>
+      </w:r>
+      <w:r>
+        <w:rPr>
+          <w:lang w:val="en_US" w:bidi="en_US"/>
+        </w:rPr>
+        <w:t xml:space="preserve">; </w:t>
+      </w:r>
+      <w:r>
+        <w:rPr>
+          <w:lang w:val="en_US" w:bidi="en_US"/>
+        </w:rPr>
+        <w:t>Colossians 1:3–14</w:t>
+      </w:r>
       <w:r>
         <w:rPr>
           <w:lang w:val="en_US" w:bidi="en_US"/>
         </w:rPr>
         <w:t xml:space="preserve">; contrast </w:t>
       </w:r>
-      <w:hyperlink r:id="rId26">
-        <w:r>
-          <w:rPr>
-            <w:lang w:val="en_US" w:bidi="en_US"/>
-          </w:rPr>
-          <w:rPr>
-            <w:color w:val="0000EE"/>
-            <w:u w:val="single"/>
-          </w:rPr>
-          <w:t>Galatians 1:6–10</w:t>
-        </w:r>
-      </w:hyperlink>
+      <w:r>
+        <w:rPr>
+          <w:lang w:val="en_US" w:bidi="en_US"/>
+        </w:rPr>
+        <w:t>Galatians 1:6–10</w:t>
+      </w:r>
       <w:r>
         <w:rPr>
           <w:lang w:val="en_US" w:bidi="en_US"/>
@@ -785,36 +695,24 @@
         </w:rPr>
         <w:t xml:space="preserve">: Paul and Timothy may have last parted right before the Jews arrested Paul in Jerusalem and sent him to Rome (compare </w:t>
       </w:r>
-      <w:hyperlink r:id="rId27">
-        <w:r>
-          <w:rPr>
-            <w:lang w:val="en_US" w:bidi="en_US"/>
-          </w:rPr>
-          <w:rPr>
-            <w:color w:val="0000EE"/>
-            <w:u w:val="single"/>
-          </w:rPr>
-          <w:t>Acts 20:37–38</w:t>
-        </w:r>
-      </w:hyperlink>
-      <w:r>
-        <w:rPr>
-          <w:lang w:val="en_US" w:bidi="en_US"/>
-        </w:rPr>
-        <w:t xml:space="preserve">; </w:t>
-      </w:r>
-      <w:hyperlink r:id="rId28">
-        <w:r>
-          <w:rPr>
-            <w:lang w:val="en_US" w:bidi="en_US"/>
-          </w:rPr>
-          <w:rPr>
-            <w:color w:val="0000EE"/>
-            <w:u w:val="single"/>
-          </w:rPr>
-          <w:t>21:12–14</w:t>
-        </w:r>
-      </w:hyperlink>
+      <w:r>
+        <w:rPr>
+          <w:lang w:val="en_US" w:bidi="en_US"/>
+        </w:rPr>
+        <w:t>Acts 20:37–38</w:t>
+      </w:r>
+      <w:r>
+        <w:rPr>
+          <w:lang w:val="en_US" w:bidi="en_US"/>
+        </w:rPr>
+        <w:t xml:space="preserve">; </w:t>
+      </w:r>
+      <w:r>
+        <w:rPr>
+          <w:lang w:val="en_US" w:bidi="en_US"/>
+        </w:rPr>
+        <w:t>21:12–14</w:t>
+      </w:r>
       <w:r>
         <w:rPr>
           <w:lang w:val="en_US" w:bidi="en_US"/>
@@ -873,36 +771,24 @@
         </w:rPr>
         <w:t xml:space="preserve">For information on Timothy’s family background, see </w:t>
       </w:r>
-      <w:hyperlink r:id="rId29">
-        <w:r>
-          <w:rPr>
-            <w:lang w:val="en_US" w:bidi="en_US"/>
-          </w:rPr>
-          <w:rPr>
-            <w:color w:val="0000EE"/>
-            <w:u w:val="single"/>
-          </w:rPr>
-          <w:t>Acts 16:1–3</w:t>
-        </w:r>
-      </w:hyperlink>
+      <w:r>
+        <w:rPr>
+          <w:lang w:val="en_US" w:bidi="en_US"/>
+        </w:rPr>
+        <w:t>Acts 16:1–3</w:t>
+      </w:r>
       <w:r>
         <w:rPr>
           <w:lang w:val="en_US" w:bidi="en_US"/>
         </w:rPr>
         <w:t xml:space="preserve"> and </w:t>
       </w:r>
-      <w:hyperlink r:id="rId30">
-        <w:r>
-          <w:rPr>
-            <w:lang w:val="en_US" w:bidi="en_US"/>
-          </w:rPr>
-          <w:rPr>
-            <w:color w:val="0000EE"/>
-            <w:u w:val="single"/>
-          </w:rPr>
-          <w:t>1 Timothy 1:2</w:t>
-        </w:r>
-      </w:hyperlink>
+      <w:r>
+        <w:rPr>
+          <w:lang w:val="en_US" w:bidi="en_US"/>
+        </w:rPr>
+        <w:t>1 Timothy 1:2</w:t>
+      </w:r>
       <w:r>
         <w:rPr>
           <w:lang w:val="en_US" w:bidi="en_US"/>
@@ -934,18 +820,12 @@
         </w:rPr>
         <w:t xml:space="preserve"> Faith here means the Christian faith. However, Timothy’s Jewish heritage from his grandmother and mother shows his foundation in Old Testament teachings (</w:t>
       </w:r>
-      <w:hyperlink r:id="rId31">
-        <w:r>
-          <w:rPr>
-            <w:lang w:val="en_US" w:bidi="en_US"/>
-          </w:rPr>
-          <w:rPr>
-            <w:color w:val="0000EE"/>
-            <w:u w:val="single"/>
-          </w:rPr>
-          <w:t>2 Timothy 3:14–15</w:t>
-        </w:r>
-      </w:hyperlink>
+      <w:r>
+        <w:rPr>
+          <w:lang w:val="en_US" w:bidi="en_US"/>
+        </w:rPr>
+        <w:t>2 Timothy 3:14–15</w:t>
+      </w:r>
       <w:r>
         <w:rPr>
           <w:lang w:val="en_US" w:bidi="en_US"/>
@@ -1004,72 +884,48 @@
         </w:rPr>
         <w:t xml:space="preserve">Paul is gentle but firm in calling Timothy to come to Rome (see also </w:t>
       </w:r>
-      <w:hyperlink r:id="rId32">
-        <w:r>
-          <w:rPr>
-            <w:lang w:val="en_US" w:bidi="en_US"/>
-          </w:rPr>
-          <w:rPr>
-            <w:color w:val="0000EE"/>
-            <w:u w:val="single"/>
-          </w:rPr>
-          <w:t>4:9</w:t>
-        </w:r>
-      </w:hyperlink>
+      <w:r>
+        <w:rPr>
+          <w:lang w:val="en_US" w:bidi="en_US"/>
+        </w:rPr>
+        <w:t>4:9</w:t>
+      </w:r>
       <w:r>
         <w:rPr>
           <w:lang w:val="en_US" w:bidi="en_US"/>
         </w:rPr>
         <w:t xml:space="preserve">, </w:t>
       </w:r>
-      <w:hyperlink r:id="rId33">
-        <w:r>
-          <w:rPr>
-            <w:lang w:val="en_US" w:bidi="en_US"/>
-          </w:rPr>
-          <w:rPr>
-            <w:color w:val="0000EE"/>
-            <w:u w:val="single"/>
-          </w:rPr>
-          <w:t>21</w:t>
-        </w:r>
-      </w:hyperlink>
+      <w:r>
+        <w:rPr>
+          <w:lang w:val="en_US" w:bidi="en_US"/>
+        </w:rPr>
+        <w:t>21</w:t>
+      </w:r>
       <w:r>
         <w:rPr>
           <w:lang w:val="en_US" w:bidi="en_US"/>
         </w:rPr>
         <w:t xml:space="preserve">; compare </w:t>
       </w:r>
-      <w:hyperlink r:id="rId34">
-        <w:r>
-          <w:rPr>
-            <w:lang w:val="en_US" w:bidi="en_US"/>
-          </w:rPr>
-          <w:rPr>
-            <w:color w:val="0000EE"/>
-            <w:u w:val="single"/>
-          </w:rPr>
-          <w:t>1 Timothy 1:3–11</w:t>
-        </w:r>
-      </w:hyperlink>
+      <w:r>
+        <w:rPr>
+          <w:lang w:val="en_US" w:bidi="en_US"/>
+        </w:rPr>
+        <w:t>1 Timothy 1:3–11</w:t>
+      </w:r>
       <w:r>
         <w:rPr>
           <w:lang w:val="en_US" w:bidi="en_US"/>
         </w:rPr>
         <w:t xml:space="preserve">, </w:t>
       </w:r>
-      <w:hyperlink r:id="rId35">
-        <w:r>
-          <w:rPr>
-            <w:lang w:val="en_US" w:bidi="en_US"/>
-          </w:rPr>
-          <w:rPr>
-            <w:color w:val="0000EE"/>
-            <w:u w:val="single"/>
-          </w:rPr>
-          <w:t>12–17</w:t>
-        </w:r>
-      </w:hyperlink>
+      <w:r>
+        <w:rPr>
+          <w:lang w:val="en_US" w:bidi="en_US"/>
+        </w:rPr>
+        <w:t>12–17</w:t>
+      </w:r>
       <w:r>
         <w:rPr>
           <w:lang w:val="en_US" w:bidi="en_US"/>
@@ -1094,36 +950,24 @@
         </w:rPr>
         <w:t xml:space="preserve">The mentions of the Holy Spirit in </w:t>
       </w:r>
-      <w:hyperlink r:id="rId36">
-        <w:r>
-          <w:rPr>
-            <w:lang w:val="en_US" w:bidi="en_US"/>
-          </w:rPr>
-          <w:rPr>
-            <w:color w:val="0000EE"/>
-            <w:u w:val="single"/>
-          </w:rPr>
-          <w:t>2 Timothy 1:6–7</w:t>
-        </w:r>
-      </w:hyperlink>
+      <w:r>
+        <w:rPr>
+          <w:lang w:val="en_US" w:bidi="en_US"/>
+        </w:rPr>
+        <w:t>2 Timothy 1:6–7</w:t>
+      </w:r>
       <w:r>
         <w:rPr>
           <w:lang w:val="en_US" w:bidi="en_US"/>
         </w:rPr>
         <w:t xml:space="preserve"> and </w:t>
       </w:r>
-      <w:hyperlink r:id="rId37">
-        <w:r>
-          <w:rPr>
-            <w:lang w:val="en_US" w:bidi="en_US"/>
-          </w:rPr>
-          <w:rPr>
-            <w:color w:val="0000EE"/>
-            <w:u w:val="single"/>
-          </w:rPr>
-          <w:t>1:14</w:t>
-        </w:r>
-      </w:hyperlink>
+      <w:r>
+        <w:rPr>
+          <w:lang w:val="en_US" w:bidi="en_US"/>
+        </w:rPr>
+        <w:t>1:14</w:t>
+      </w:r>
       <w:r>
         <w:rPr>
           <w:lang w:val="en_US" w:bidi="en_US"/>
@@ -1202,90 +1046,60 @@
         </w:rPr>
         <w:t xml:space="preserve">: The Holy Spirit's work does not happen automatically. Timothy must cultivate this work with careful attention to his spiritual life (see </w:t>
       </w:r>
-      <w:hyperlink r:id="rId38">
-        <w:r>
-          <w:rPr>
-            <w:lang w:val="en_US" w:bidi="en_US"/>
-          </w:rPr>
-          <w:rPr>
-            <w:color w:val="0000EE"/>
-            <w:u w:val="single"/>
-          </w:rPr>
-          <w:t>Ephesians 5:18–21</w:t>
-        </w:r>
-      </w:hyperlink>
-      <w:r>
-        <w:rPr>
-          <w:lang w:val="en_US" w:bidi="en_US"/>
-        </w:rPr>
-        <w:t xml:space="preserve">; </w:t>
-      </w:r>
-      <w:hyperlink r:id="rId39">
-        <w:r>
-          <w:rPr>
-            <w:lang w:val="en_US" w:bidi="en_US"/>
-          </w:rPr>
-          <w:rPr>
-            <w:color w:val="0000EE"/>
-            <w:u w:val="single"/>
-          </w:rPr>
-          <w:t>1 Thessalonians 5:19–20</w:t>
-        </w:r>
-      </w:hyperlink>
+      <w:r>
+        <w:rPr>
+          <w:lang w:val="en_US" w:bidi="en_US"/>
+        </w:rPr>
+        <w:t>Ephesians 5:18–21</w:t>
+      </w:r>
+      <w:r>
+        <w:rPr>
+          <w:lang w:val="en_US" w:bidi="en_US"/>
+        </w:rPr>
+        <w:t xml:space="preserve">; </w:t>
+      </w:r>
+      <w:r>
+        <w:rPr>
+          <w:lang w:val="en_US" w:bidi="en_US"/>
+        </w:rPr>
+        <w:t>1 Thessalonians 5:19–20</w:t>
+      </w:r>
       <w:r>
         <w:rPr>
           <w:lang w:val="en_US" w:bidi="en_US"/>
         </w:rPr>
         <w:t xml:space="preserve">; compare </w:t>
       </w:r>
-      <w:hyperlink r:id="rId40">
-        <w:r>
-          <w:rPr>
-            <w:lang w:val="en_US" w:bidi="en_US"/>
-          </w:rPr>
-          <w:rPr>
-            <w:color w:val="0000EE"/>
-            <w:u w:val="single"/>
-          </w:rPr>
-          <w:t>Acts 4:31</w:t>
-        </w:r>
-      </w:hyperlink>
-      <w:r>
-        <w:rPr>
-          <w:lang w:val="en_US" w:bidi="en_US"/>
-        </w:rPr>
-        <w:t xml:space="preserve">; </w:t>
-      </w:r>
-      <w:hyperlink r:id="rId41">
-        <w:r>
-          <w:rPr>
-            <w:lang w:val="en_US" w:bidi="en_US"/>
-          </w:rPr>
-          <w:rPr>
-            <w:color w:val="0000EE"/>
-            <w:u w:val="single"/>
-          </w:rPr>
-          <w:t>7:55</w:t>
-        </w:r>
-      </w:hyperlink>
-      <w:r>
-        <w:rPr>
-          <w:lang w:val="en_US" w:bidi="en_US"/>
-        </w:rPr>
-        <w:t xml:space="preserve">; </w:t>
-      </w:r>
-      <w:hyperlink r:id="rId42">
-        <w:r>
-          <w:rPr>
-            <w:lang w:val="en_US" w:bidi="en_US"/>
-          </w:rPr>
-          <w:rPr>
-            <w:color w:val="0000EE"/>
-            <w:u w:val="single"/>
-          </w:rPr>
-          <w:t>13:9</w:t>
-        </w:r>
-      </w:hyperlink>
+      <w:r>
+        <w:rPr>
+          <w:lang w:val="en_US" w:bidi="en_US"/>
+        </w:rPr>
+        <w:t>Acts 4:31</w:t>
+      </w:r>
+      <w:r>
+        <w:rPr>
+          <w:lang w:val="en_US" w:bidi="en_US"/>
+        </w:rPr>
+        <w:t xml:space="preserve">; </w:t>
+      </w:r>
+      <w:r>
+        <w:rPr>
+          <w:lang w:val="en_US" w:bidi="en_US"/>
+        </w:rPr>
+        <w:t>7:55</w:t>
+      </w:r>
+      <w:r>
+        <w:rPr>
+          <w:lang w:val="en_US" w:bidi="en_US"/>
+        </w:rPr>
+        <w:t xml:space="preserve">; </w:t>
+      </w:r>
+      <w:r>
+        <w:rPr>
+          <w:lang w:val="en_US" w:bidi="en_US"/>
+        </w:rPr>
+        <w:t>13:9</w:t>
+      </w:r>
       <w:r>
         <w:rPr>
           <w:lang w:val="en_US" w:bidi="en_US"/>
@@ -1317,72 +1131,48 @@
         </w:rPr>
         <w:t xml:space="preserve">: This is the Holy Spirit empowering ministry (see </w:t>
       </w:r>
-      <w:hyperlink r:id="rId43">
-        <w:r>
-          <w:rPr>
-            <w:lang w:val="en_US" w:bidi="en_US"/>
-          </w:rPr>
-          <w:rPr>
-            <w:color w:val="0000EE"/>
-            <w:u w:val="single"/>
-          </w:rPr>
-          <w:t>1 Corinthians 12:1–14:40</w:t>
-        </w:r>
-      </w:hyperlink>
+      <w:r>
+        <w:rPr>
+          <w:lang w:val="en_US" w:bidi="en_US"/>
+        </w:rPr>
+        <w:t>1 Corinthians 12:1–14:40</w:t>
+      </w:r>
       <w:r>
         <w:rPr>
           <w:lang w:val="en_US" w:bidi="en_US"/>
         </w:rPr>
         <w:t xml:space="preserve">; compare </w:t>
       </w:r>
-      <w:hyperlink r:id="rId44">
-        <w:r>
-          <w:rPr>
-            <w:lang w:val="en_US" w:bidi="en_US"/>
-          </w:rPr>
-          <w:rPr>
-            <w:color w:val="0000EE"/>
-            <w:u w:val="single"/>
-          </w:rPr>
-          <w:t>Acts 6:3</w:t>
-        </w:r>
-      </w:hyperlink>
+      <w:r>
+        <w:rPr>
+          <w:lang w:val="en_US" w:bidi="en_US"/>
+        </w:rPr>
+        <w:t>Acts 6:3</w:t>
+      </w:r>
       <w:r>
         <w:rPr>
           <w:lang w:val="en_US" w:bidi="en_US"/>
         </w:rPr>
         <w:t xml:space="preserve">, </w:t>
       </w:r>
-      <w:hyperlink r:id="rId45">
-        <w:r>
-          <w:rPr>
-            <w:lang w:val="en_US" w:bidi="en_US"/>
-          </w:rPr>
-          <w:rPr>
-            <w:color w:val="0000EE"/>
-            <w:u w:val="single"/>
-          </w:rPr>
-          <w:t>5</w:t>
-        </w:r>
-      </w:hyperlink>
-      <w:r>
-        <w:rPr>
-          <w:lang w:val="en_US" w:bidi="en_US"/>
-        </w:rPr>
-        <w:t xml:space="preserve">; </w:t>
-      </w:r>
-      <w:hyperlink r:id="rId46">
-        <w:r>
-          <w:rPr>
-            <w:lang w:val="en_US" w:bidi="en_US"/>
-          </w:rPr>
-          <w:rPr>
-            <w:color w:val="0000EE"/>
-            <w:u w:val="single"/>
-          </w:rPr>
-          <w:t>11:24</w:t>
-        </w:r>
-      </w:hyperlink>
+      <w:r>
+        <w:rPr>
+          <w:lang w:val="en_US" w:bidi="en_US"/>
+        </w:rPr>
+        <w:t>5</w:t>
+      </w:r>
+      <w:r>
+        <w:rPr>
+          <w:lang w:val="en_US" w:bidi="en_US"/>
+        </w:rPr>
+        <w:t xml:space="preserve">; </w:t>
+      </w:r>
+      <w:r>
+        <w:rPr>
+          <w:lang w:val="en_US" w:bidi="en_US"/>
+        </w:rPr>
+        <w:t>11:24</w:t>
+      </w:r>
       <w:r>
         <w:rPr>
           <w:lang w:val="en_US" w:bidi="en_US"/>
@@ -1414,18 +1204,12 @@
         </w:rPr>
         <w:t>: Paul and the elders ordained (official ceremony of appointment) Timothy for ministry with a ceremony that included laying on of hands (</w:t>
       </w:r>
-      <w:hyperlink r:id="rId47">
-        <w:r>
-          <w:rPr>
-            <w:lang w:val="en_US" w:bidi="en_US"/>
-          </w:rPr>
-          <w:rPr>
-            <w:color w:val="0000EE"/>
-            <w:u w:val="single"/>
-          </w:rPr>
-          <w:t>1 Timothy 4:14</w:t>
-        </w:r>
-      </w:hyperlink>
+      <w:r>
+        <w:rPr>
+          <w:lang w:val="en_US" w:bidi="en_US"/>
+        </w:rPr>
+        <w:t>1 Timothy 4:14</w:t>
+      </w:r>
       <w:r>
         <w:rPr>
           <w:lang w:val="en_US" w:bidi="en_US"/>
@@ -1480,72 +1264,48 @@
         </w:rPr>
         <w:t>This verse summarizes the letter. Timothy would probably encounter suffering both when traveling to Rome and in his later ministry as Paul's follower (</w:t>
       </w:r>
-      <w:hyperlink r:id="rId48">
-        <w:r>
-          <w:rPr>
-            <w:lang w:val="en_US" w:bidi="en_US"/>
-          </w:rPr>
-          <w:rPr>
-            <w:color w:val="0000EE"/>
-            <w:u w:val="single"/>
-          </w:rPr>
-          <w:t>2:3</w:t>
-        </w:r>
-      </w:hyperlink>
-      <w:r>
-        <w:rPr>
-          <w:lang w:val="en_US" w:bidi="en_US"/>
-        </w:rPr>
-        <w:t xml:space="preserve">; </w:t>
-      </w:r>
-      <w:hyperlink r:id="rId16">
-        <w:r>
-          <w:rPr>
-            <w:lang w:val="en_US" w:bidi="en_US"/>
-          </w:rPr>
-          <w:rPr>
-            <w:color w:val="0000EE"/>
-            <w:u w:val="single"/>
-          </w:rPr>
-          <w:t>3:12</w:t>
-        </w:r>
-      </w:hyperlink>
-      <w:r>
-        <w:rPr>
-          <w:lang w:val="en_US" w:bidi="en_US"/>
-        </w:rPr>
-        <w:t xml:space="preserve">; </w:t>
-      </w:r>
-      <w:hyperlink r:id="rId49">
-        <w:r>
-          <w:rPr>
-            <w:lang w:val="en_US" w:bidi="en_US"/>
-          </w:rPr>
-          <w:rPr>
-            <w:color w:val="0000EE"/>
-            <w:u w:val="single"/>
-          </w:rPr>
-          <w:t>4:5</w:t>
-        </w:r>
-      </w:hyperlink>
+      <w:r>
+        <w:rPr>
+          <w:lang w:val="en_US" w:bidi="en_US"/>
+        </w:rPr>
+        <w:t>2:3</w:t>
+      </w:r>
+      <w:r>
+        <w:rPr>
+          <w:lang w:val="en_US" w:bidi="en_US"/>
+        </w:rPr>
+        <w:t xml:space="preserve">; </w:t>
+      </w:r>
+      <w:r>
+        <w:rPr>
+          <w:lang w:val="en_US" w:bidi="en_US"/>
+        </w:rPr>
+        <w:t>3:12</w:t>
+      </w:r>
+      <w:r>
+        <w:rPr>
+          <w:lang w:val="en_US" w:bidi="en_US"/>
+        </w:rPr>
+        <w:t xml:space="preserve">; </w:t>
+      </w:r>
+      <w:r>
+        <w:rPr>
+          <w:lang w:val="en_US" w:bidi="en_US"/>
+        </w:rPr>
+        <w:t>4:5</w:t>
+      </w:r>
       <w:r>
         <w:rPr>
           <w:lang w:val="en_US" w:bidi="en_US"/>
         </w:rPr>
         <w:t xml:space="preserve">; see </w:t>
       </w:r>
-      <w:hyperlink r:id="rId50">
-        <w:r>
-          <w:rPr>
-            <w:lang w:val="en_US" w:bidi="en_US"/>
-          </w:rPr>
-          <w:rPr>
-            <w:color w:val="0000EE"/>
-            <w:u w:val="single"/>
-          </w:rPr>
-          <w:t>Hebrews 13:23</w:t>
-        </w:r>
-      </w:hyperlink>
+      <w:r>
+        <w:rPr>
+          <w:lang w:val="en_US" w:bidi="en_US"/>
+        </w:rPr>
+        <w:t>Hebrews 13:23</w:t>
+      </w:r>
       <w:r>
         <w:rPr>
           <w:lang w:val="en_US" w:bidi="en_US"/>
@@ -1604,54 +1364,36 @@
         </w:rPr>
         <w:t>This passage emphasizes the importance of suffering for the sake of the gospel and encourages Timothy toward that end (</w:t>
       </w:r>
-      <w:hyperlink r:id="rId51">
-        <w:r>
-          <w:rPr>
-            <w:lang w:val="en_US" w:bidi="en_US"/>
-          </w:rPr>
-          <w:rPr>
-            <w:color w:val="0000EE"/>
-            <w:u w:val="single"/>
-          </w:rPr>
-          <w:t>1:8</w:t>
-        </w:r>
-      </w:hyperlink>
+      <w:r>
+        <w:rPr>
+          <w:lang w:val="en_US" w:bidi="en_US"/>
+        </w:rPr>
+        <w:t>1:8</w:t>
+      </w:r>
       <w:r>
         <w:rPr>
           <w:lang w:val="en_US" w:bidi="en_US"/>
         </w:rPr>
         <w:t xml:space="preserve">; compare </w:t>
       </w:r>
-      <w:hyperlink r:id="rId52">
-        <w:r>
-          <w:rPr>
-            <w:lang w:val="en_US" w:bidi="en_US"/>
-          </w:rPr>
-          <w:rPr>
-            <w:color w:val="0000EE"/>
-            <w:u w:val="single"/>
-          </w:rPr>
-          <w:t>1 Timothy 1:15</w:t>
-        </w:r>
-      </w:hyperlink>
-      <w:r>
-        <w:rPr>
-          <w:lang w:val="en_US" w:bidi="en_US"/>
-        </w:rPr>
-        <w:t xml:space="preserve">; </w:t>
-      </w:r>
-      <w:hyperlink r:id="rId53">
-        <w:r>
-          <w:rPr>
-            <w:lang w:val="en_US" w:bidi="en_US"/>
-          </w:rPr>
-          <w:rPr>
-            <w:color w:val="0000EE"/>
-            <w:u w:val="single"/>
-          </w:rPr>
-          <w:t>2:5–6</w:t>
-        </w:r>
-      </w:hyperlink>
+      <w:r>
+        <w:rPr>
+          <w:lang w:val="en_US" w:bidi="en_US"/>
+        </w:rPr>
+        <w:t>1 Timothy 1:15</w:t>
+      </w:r>
+      <w:r>
+        <w:rPr>
+          <w:lang w:val="en_US" w:bidi="en_US"/>
+        </w:rPr>
+        <w:t xml:space="preserve">; </w:t>
+      </w:r>
+      <w:r>
+        <w:rPr>
+          <w:lang w:val="en_US" w:bidi="en_US"/>
+        </w:rPr>
+        <w:t>2:5–6</w:t>
+      </w:r>
       <w:r>
         <w:rPr>
           <w:lang w:val="en_US" w:bidi="en_US"/>
@@ -1697,36 +1439,24 @@
         </w:rPr>
         <w:t xml:space="preserve">: God and Christ are both described as Savior (see </w:t>
       </w:r>
-      <w:hyperlink r:id="rId54">
-        <w:r>
-          <w:rPr>
-            <w:lang w:val="en_US" w:bidi="en_US"/>
-          </w:rPr>
-          <w:rPr>
-            <w:color w:val="0000EE"/>
-            <w:u w:val="single"/>
-          </w:rPr>
-          <w:t>1 Timothy 1:1</w:t>
-        </w:r>
-      </w:hyperlink>
-      <w:r>
-        <w:rPr>
-          <w:lang w:val="en_US" w:bidi="en_US"/>
-        </w:rPr>
-        <w:t xml:space="preserve">; </w:t>
-      </w:r>
-      <w:hyperlink r:id="rId55">
-        <w:r>
-          <w:rPr>
-            <w:lang w:val="en_US" w:bidi="en_US"/>
-          </w:rPr>
-          <w:rPr>
-            <w:color w:val="0000EE"/>
-            <w:u w:val="single"/>
-          </w:rPr>
-          <w:t>2:3–4</w:t>
-        </w:r>
-      </w:hyperlink>
+      <w:r>
+        <w:rPr>
+          <w:lang w:val="en_US" w:bidi="en_US"/>
+        </w:rPr>
+        <w:t>1 Timothy 1:1</w:t>
+      </w:r>
+      <w:r>
+        <w:rPr>
+          <w:lang w:val="en_US" w:bidi="en_US"/>
+        </w:rPr>
+        <w:t xml:space="preserve">; </w:t>
+      </w:r>
+      <w:r>
+        <w:rPr>
+          <w:lang w:val="en_US" w:bidi="en_US"/>
+        </w:rPr>
+        <w:t>2:3–4</w:t>
+      </w:r>
       <w:r>
         <w:rPr>
           <w:lang w:val="en_US" w:bidi="en_US"/>
@@ -1758,90 +1488,60 @@
         </w:rPr>
         <w:t xml:space="preserve">: Salvation and godliness are connected (see </w:t>
       </w:r>
-      <w:hyperlink r:id="rId56">
-        <w:r>
-          <w:rPr>
-            <w:lang w:val="en_US" w:bidi="en_US"/>
-          </w:rPr>
-          <w:rPr>
-            <w:color w:val="0000EE"/>
-            <w:u w:val="single"/>
-          </w:rPr>
-          <w:t>1 Timothy 3:14–16</w:t>
-        </w:r>
-      </w:hyperlink>
-      <w:r>
-        <w:rPr>
-          <w:lang w:val="en_US" w:bidi="en_US"/>
-        </w:rPr>
-        <w:t xml:space="preserve">; </w:t>
-      </w:r>
-      <w:hyperlink r:id="rId57">
-        <w:r>
-          <w:rPr>
-            <w:lang w:val="en_US" w:bidi="en_US"/>
-          </w:rPr>
-          <w:rPr>
-            <w:color w:val="0000EE"/>
-            <w:u w:val="single"/>
-          </w:rPr>
-          <w:t>5:8</w:t>
-        </w:r>
-      </w:hyperlink>
-      <w:r>
-        <w:rPr>
-          <w:lang w:val="en_US" w:bidi="en_US"/>
-        </w:rPr>
-        <w:t xml:space="preserve">; </w:t>
-      </w:r>
-      <w:hyperlink r:id="rId58">
-        <w:r>
-          <w:rPr>
-            <w:lang w:val="en_US" w:bidi="en_US"/>
-          </w:rPr>
-          <w:rPr>
-            <w:color w:val="0000EE"/>
-            <w:u w:val="single"/>
-          </w:rPr>
-          <w:t>Titus 2:11–14</w:t>
-        </w:r>
-      </w:hyperlink>
-      <w:r>
-        <w:rPr>
-          <w:lang w:val="en_US" w:bidi="en_US"/>
-        </w:rPr>
-        <w:t xml:space="preserve">; </w:t>
-      </w:r>
-      <w:hyperlink r:id="rId59">
-        <w:r>
-          <w:rPr>
-            <w:lang w:val="en_US" w:bidi="en_US"/>
-          </w:rPr>
-          <w:rPr>
-            <w:color w:val="0000EE"/>
-            <w:u w:val="single"/>
-          </w:rPr>
-          <w:t>3:4–7</w:t>
-        </w:r>
-      </w:hyperlink>
-      <w:r>
-        <w:rPr>
-          <w:lang w:val="en_US" w:bidi="en_US"/>
-        </w:rPr>
-        <w:t xml:space="preserve">; </w:t>
-      </w:r>
-      <w:hyperlink r:id="rId60">
-        <w:r>
-          <w:rPr>
-            <w:lang w:val="en_US" w:bidi="en_US"/>
-          </w:rPr>
-          <w:rPr>
-            <w:color w:val="0000EE"/>
-            <w:u w:val="single"/>
-          </w:rPr>
-          <w:t>Ephesians 2:10</w:t>
-        </w:r>
-      </w:hyperlink>
+      <w:r>
+        <w:rPr>
+          <w:lang w:val="en_US" w:bidi="en_US"/>
+        </w:rPr>
+        <w:t>1 Timothy 3:14–16</w:t>
+      </w:r>
+      <w:r>
+        <w:rPr>
+          <w:lang w:val="en_US" w:bidi="en_US"/>
+        </w:rPr>
+        <w:t xml:space="preserve">; </w:t>
+      </w:r>
+      <w:r>
+        <w:rPr>
+          <w:lang w:val="en_US" w:bidi="en_US"/>
+        </w:rPr>
+        <w:t>5:8</w:t>
+      </w:r>
+      <w:r>
+        <w:rPr>
+          <w:lang w:val="en_US" w:bidi="en_US"/>
+        </w:rPr>
+        <w:t xml:space="preserve">; </w:t>
+      </w:r>
+      <w:r>
+        <w:rPr>
+          <w:lang w:val="en_US" w:bidi="en_US"/>
+        </w:rPr>
+        <w:t>Titus 2:11–14</w:t>
+      </w:r>
+      <w:r>
+        <w:rPr>
+          <w:lang w:val="en_US" w:bidi="en_US"/>
+        </w:rPr>
+        <w:t xml:space="preserve">; </w:t>
+      </w:r>
+      <w:r>
+        <w:rPr>
+          <w:lang w:val="en_US" w:bidi="en_US"/>
+        </w:rPr>
+        <w:t>3:4–7</w:t>
+      </w:r>
+      <w:r>
+        <w:rPr>
+          <w:lang w:val="en_US" w:bidi="en_US"/>
+        </w:rPr>
+        <w:t xml:space="preserve">; </w:t>
+      </w:r>
+      <w:r>
+        <w:rPr>
+          <w:lang w:val="en_US" w:bidi="en_US"/>
+        </w:rPr>
+        <w:t>Ephesians 2:10</w:t>
+      </w:r>
       <w:r>
         <w:rPr>
           <w:lang w:val="en_US" w:bidi="en_US"/>
@@ -1873,72 +1573,48 @@
         </w:rPr>
         <w:t xml:space="preserve">: Grace is not given because we deserve it, but because God grants it (see </w:t>
       </w:r>
-      <w:hyperlink r:id="rId61">
-        <w:r>
-          <w:rPr>
-            <w:lang w:val="en_US" w:bidi="en_US"/>
-          </w:rPr>
-          <w:rPr>
-            <w:color w:val="0000EE"/>
-            <w:u w:val="single"/>
-          </w:rPr>
-          <w:t>Romans 3:23–24</w:t>
-        </w:r>
-      </w:hyperlink>
-      <w:r>
-        <w:rPr>
-          <w:lang w:val="en_US" w:bidi="en_US"/>
-        </w:rPr>
-        <w:t xml:space="preserve">; </w:t>
-      </w:r>
-      <w:hyperlink r:id="rId62">
-        <w:r>
-          <w:rPr>
-            <w:lang w:val="en_US" w:bidi="en_US"/>
-          </w:rPr>
-          <w:rPr>
-            <w:color w:val="0000EE"/>
-            <w:u w:val="single"/>
-          </w:rPr>
-          <w:t>5:6–11</w:t>
-        </w:r>
-      </w:hyperlink>
-      <w:r>
-        <w:rPr>
-          <w:lang w:val="en_US" w:bidi="en_US"/>
-        </w:rPr>
-        <w:t xml:space="preserve">; </w:t>
-      </w:r>
-      <w:hyperlink r:id="rId63">
-        <w:r>
-          <w:rPr>
-            <w:lang w:val="en_US" w:bidi="en_US"/>
-          </w:rPr>
-          <w:rPr>
-            <w:color w:val="0000EE"/>
-            <w:u w:val="single"/>
-          </w:rPr>
-          <w:t>Ephesians 2:8–9</w:t>
-        </w:r>
-      </w:hyperlink>
-      <w:r>
-        <w:rPr>
-          <w:lang w:val="en_US" w:bidi="en_US"/>
-        </w:rPr>
-        <w:t xml:space="preserve">; </w:t>
-      </w:r>
-      <w:hyperlink r:id="rId64">
-        <w:r>
-          <w:rPr>
-            <w:lang w:val="en_US" w:bidi="en_US"/>
-          </w:rPr>
-          <w:rPr>
-            <w:color w:val="0000EE"/>
-            <w:u w:val="single"/>
-          </w:rPr>
-          <w:t>Titus 3:5</w:t>
-        </w:r>
-      </w:hyperlink>
+      <w:r>
+        <w:rPr>
+          <w:lang w:val="en_US" w:bidi="en_US"/>
+        </w:rPr>
+        <w:t>Romans 3:23–24</w:t>
+      </w:r>
+      <w:r>
+        <w:rPr>
+          <w:lang w:val="en_US" w:bidi="en_US"/>
+        </w:rPr>
+        <w:t xml:space="preserve">; </w:t>
+      </w:r>
+      <w:r>
+        <w:rPr>
+          <w:lang w:val="en_US" w:bidi="en_US"/>
+        </w:rPr>
+        <w:t>5:6–11</w:t>
+      </w:r>
+      <w:r>
+        <w:rPr>
+          <w:lang w:val="en_US" w:bidi="en_US"/>
+        </w:rPr>
+        <w:t xml:space="preserve">; </w:t>
+      </w:r>
+      <w:r>
+        <w:rPr>
+          <w:lang w:val="en_US" w:bidi="en_US"/>
+        </w:rPr>
+        <w:t>Ephesians 2:8–9</w:t>
+      </w:r>
+      <w:r>
+        <w:rPr>
+          <w:lang w:val="en_US" w:bidi="en_US"/>
+        </w:rPr>
+        <w:t xml:space="preserve">; </w:t>
+      </w:r>
+      <w:r>
+        <w:rPr>
+          <w:lang w:val="en_US" w:bidi="en_US"/>
+        </w:rPr>
+        <w:t>Titus 3:5</w:t>
+      </w:r>
       <w:r>
         <w:rPr>
           <w:lang w:val="en_US" w:bidi="en_US"/>
@@ -1970,108 +1646,72 @@
         </w:rPr>
         <w:t xml:space="preserve">: See </w:t>
       </w:r>
-      <w:hyperlink r:id="rId65">
-        <w:r>
-          <w:rPr>
-            <w:lang w:val="en_US" w:bidi="en_US"/>
-          </w:rPr>
-          <w:rPr>
-            <w:color w:val="0000EE"/>
-            <w:u w:val="single"/>
-          </w:rPr>
-          <w:t>Titus 1:2</w:t>
-        </w:r>
-      </w:hyperlink>
-      <w:r>
-        <w:rPr>
-          <w:lang w:val="en_US" w:bidi="en_US"/>
-        </w:rPr>
-        <w:t xml:space="preserve">; </w:t>
-      </w:r>
-      <w:hyperlink r:id="rId66">
-        <w:r>
-          <w:rPr>
-            <w:lang w:val="en_US" w:bidi="en_US"/>
-          </w:rPr>
-          <w:rPr>
-            <w:color w:val="0000EE"/>
-            <w:u w:val="single"/>
-          </w:rPr>
-          <w:t>John 17:24</w:t>
-        </w:r>
-      </w:hyperlink>
-      <w:r>
-        <w:rPr>
-          <w:lang w:val="en_US" w:bidi="en_US"/>
-        </w:rPr>
-        <w:t xml:space="preserve">; </w:t>
-      </w:r>
-      <w:hyperlink r:id="rId67">
-        <w:r>
-          <w:rPr>
-            <w:lang w:val="en_US" w:bidi="en_US"/>
-          </w:rPr>
-          <w:rPr>
-            <w:color w:val="0000EE"/>
-            <w:u w:val="single"/>
-          </w:rPr>
-          <w:t>Ephesians 1:4</w:t>
-        </w:r>
-      </w:hyperlink>
+      <w:r>
+        <w:rPr>
+          <w:lang w:val="en_US" w:bidi="en_US"/>
+        </w:rPr>
+        <w:t>Titus 1:2</w:t>
+      </w:r>
+      <w:r>
+        <w:rPr>
+          <w:lang w:val="en_US" w:bidi="en_US"/>
+        </w:rPr>
+        <w:t xml:space="preserve">; </w:t>
+      </w:r>
+      <w:r>
+        <w:rPr>
+          <w:lang w:val="en_US" w:bidi="en_US"/>
+        </w:rPr>
+        <w:t>John 17:24</w:t>
+      </w:r>
+      <w:r>
+        <w:rPr>
+          <w:lang w:val="en_US" w:bidi="en_US"/>
+        </w:rPr>
+        <w:t xml:space="preserve">; </w:t>
+      </w:r>
+      <w:r>
+        <w:rPr>
+          <w:lang w:val="en_US" w:bidi="en_US"/>
+        </w:rPr>
+        <w:t>Ephesians 1:4</w:t>
+      </w:r>
       <w:r>
         <w:rPr>
           <w:lang w:val="en_US" w:bidi="en_US"/>
         </w:rPr>
         <w:t xml:space="preserve">, </w:t>
       </w:r>
-      <w:hyperlink r:id="rId68">
-        <w:r>
-          <w:rPr>
-            <w:lang w:val="en_US" w:bidi="en_US"/>
-          </w:rPr>
-          <w:rPr>
-            <w:color w:val="0000EE"/>
-            <w:u w:val="single"/>
-          </w:rPr>
-          <w:t>11</w:t>
-        </w:r>
-      </w:hyperlink>
-      <w:r>
-        <w:rPr>
-          <w:lang w:val="en_US" w:bidi="en_US"/>
-        </w:rPr>
-        <w:t xml:space="preserve">; </w:t>
-      </w:r>
-      <w:hyperlink r:id="rId69">
-        <w:r>
-          <w:rPr>
-            <w:lang w:val="en_US" w:bidi="en_US"/>
-          </w:rPr>
-          <w:rPr>
-            <w:color w:val="0000EE"/>
-            <w:u w:val="single"/>
-          </w:rPr>
-          <w:t>1 Peter 1:20</w:t>
-        </w:r>
-      </w:hyperlink>
-      <w:r>
-        <w:rPr>
-          <w:lang w:val="en_US" w:bidi="en_US"/>
-        </w:rPr>
-        <w:t xml:space="preserve">; </w:t>
-      </w:r>
-      <w:hyperlink r:id="rId70">
-        <w:r>
-          <w:rPr>
-            <w:lang w:val="en_US" w:bidi="en_US"/>
-          </w:rPr>
-          <w:rPr>
-            <w:color w:val="0000EE"/>
-            <w:u w:val="single"/>
-          </w:rPr>
-          <w:t>Revelation 13:8</w:t>
-        </w:r>
-      </w:hyperlink>
+      <w:r>
+        <w:rPr>
+          <w:lang w:val="en_US" w:bidi="en_US"/>
+        </w:rPr>
+        <w:t>11</w:t>
+      </w:r>
+      <w:r>
+        <w:rPr>
+          <w:lang w:val="en_US" w:bidi="en_US"/>
+        </w:rPr>
+        <w:t xml:space="preserve">; </w:t>
+      </w:r>
+      <w:r>
+        <w:rPr>
+          <w:lang w:val="en_US" w:bidi="en_US"/>
+        </w:rPr>
+        <w:t>1 Peter 1:20</w:t>
+      </w:r>
+      <w:r>
+        <w:rPr>
+          <w:lang w:val="en_US" w:bidi="en_US"/>
+        </w:rPr>
+        <w:t xml:space="preserve">; </w:t>
+      </w:r>
+      <w:r>
+        <w:rPr>
+          <w:lang w:val="en_US" w:bidi="en_US"/>
+        </w:rPr>
+        <w:t>Revelation 13:8</w:t>
+      </w:r>
       <w:r>
         <w:rPr>
           <w:lang w:val="en_US" w:bidi="en_US"/>
@@ -2137,36 +1777,24 @@
         </w:rPr>
         <w:t xml:space="preserve">: The presence of God's grace is evident in history through Christ Jesus (see </w:t>
       </w:r>
-      <w:hyperlink r:id="rId71">
-        <w:r>
-          <w:rPr>
-            <w:lang w:val="en_US" w:bidi="en_US"/>
-          </w:rPr>
-          <w:rPr>
-            <w:color w:val="0000EE"/>
-            <w:u w:val="single"/>
-          </w:rPr>
-          <w:t>Romans 16:26</w:t>
-        </w:r>
-      </w:hyperlink>
-      <w:r>
-        <w:rPr>
-          <w:lang w:val="en_US" w:bidi="en_US"/>
-        </w:rPr>
-        <w:t xml:space="preserve">; </w:t>
-      </w:r>
-      <w:hyperlink r:id="rId69">
-        <w:r>
-          <w:rPr>
-            <w:lang w:val="en_US" w:bidi="en_US"/>
-          </w:rPr>
-          <w:rPr>
-            <w:color w:val="0000EE"/>
-            <w:u w:val="single"/>
-          </w:rPr>
-          <w:t>1 Peter 1:20</w:t>
-        </w:r>
-      </w:hyperlink>
+      <w:r>
+        <w:rPr>
+          <w:lang w:val="en_US" w:bidi="en_US"/>
+        </w:rPr>
+        <w:t>Romans 16:26</w:t>
+      </w:r>
+      <w:r>
+        <w:rPr>
+          <w:lang w:val="en_US" w:bidi="en_US"/>
+        </w:rPr>
+        <w:t xml:space="preserve">; </w:t>
+      </w:r>
+      <w:r>
+        <w:rPr>
+          <w:lang w:val="en_US" w:bidi="en_US"/>
+        </w:rPr>
+        <w:t>1 Peter 1:20</w:t>
+      </w:r>
       <w:r>
         <w:rPr>
           <w:lang w:val="en_US" w:bidi="en_US"/>
@@ -2235,54 +1863,36 @@
         </w:rPr>
         <w:t xml:space="preserve">: See </w:t>
       </w:r>
-      <w:hyperlink r:id="rId72">
-        <w:r>
-          <w:rPr>
-            <w:lang w:val="en_US" w:bidi="en_US"/>
-          </w:rPr>
-          <w:rPr>
-            <w:color w:val="0000EE"/>
-            <w:u w:val="single"/>
-          </w:rPr>
-          <w:t>1 Corinthians 15:26</w:t>
-        </w:r>
-      </w:hyperlink>
-      <w:r>
-        <w:rPr>
-          <w:lang w:val="en_US" w:bidi="en_US"/>
-        </w:rPr>
-        <w:t xml:space="preserve">; </w:t>
-      </w:r>
-      <w:hyperlink r:id="rId73">
-        <w:r>
-          <w:rPr>
-            <w:lang w:val="en_US" w:bidi="en_US"/>
-          </w:rPr>
-          <w:rPr>
-            <w:color w:val="0000EE"/>
-            <w:u w:val="single"/>
-          </w:rPr>
-          <w:t>2 Thessalonians 2:8</w:t>
-        </w:r>
-      </w:hyperlink>
-      <w:r>
-        <w:rPr>
-          <w:lang w:val="en_US" w:bidi="en_US"/>
-        </w:rPr>
-        <w:t xml:space="preserve">; </w:t>
-      </w:r>
-      <w:hyperlink r:id="rId74">
-        <w:r>
-          <w:rPr>
-            <w:lang w:val="en_US" w:bidi="en_US"/>
-          </w:rPr>
-          <w:rPr>
-            <w:color w:val="0000EE"/>
-            <w:u w:val="single"/>
-          </w:rPr>
-          <w:t>Hebrews 2:14</w:t>
-        </w:r>
-      </w:hyperlink>
+      <w:r>
+        <w:rPr>
+          <w:lang w:val="en_US" w:bidi="en_US"/>
+        </w:rPr>
+        <w:t>1 Corinthians 15:26</w:t>
+      </w:r>
+      <w:r>
+        <w:rPr>
+          <w:lang w:val="en_US" w:bidi="en_US"/>
+        </w:rPr>
+        <w:t xml:space="preserve">; </w:t>
+      </w:r>
+      <w:r>
+        <w:rPr>
+          <w:lang w:val="en_US" w:bidi="en_US"/>
+        </w:rPr>
+        <w:t>2 Thessalonians 2:8</w:t>
+      </w:r>
+      <w:r>
+        <w:rPr>
+          <w:lang w:val="en_US" w:bidi="en_US"/>
+        </w:rPr>
+        <w:t xml:space="preserve">; </w:t>
+      </w:r>
+      <w:r>
+        <w:rPr>
+          <w:lang w:val="en_US" w:bidi="en_US"/>
+        </w:rPr>
+        <w:t>Hebrews 2:14</w:t>
+      </w:r>
       <w:r>
         <w:rPr>
           <w:lang w:val="en_US" w:bidi="en_US"/>
@@ -2314,54 +1924,36 @@
         </w:rPr>
         <w:t xml:space="preserve">: See </w:t>
       </w:r>
-      <w:hyperlink r:id="rId75">
-        <w:r>
-          <w:rPr>
-            <w:lang w:val="en_US" w:bidi="en_US"/>
-          </w:rPr>
-          <w:rPr>
-            <w:color w:val="0000EE"/>
-            <w:u w:val="single"/>
-          </w:rPr>
-          <w:t>2 Timothy 1:1</w:t>
-        </w:r>
-      </w:hyperlink>
-      <w:r>
-        <w:rPr>
-          <w:lang w:val="en_US" w:bidi="en_US"/>
-        </w:rPr>
-        <w:t xml:space="preserve">; </w:t>
-      </w:r>
-      <w:hyperlink r:id="rId76">
-        <w:r>
-          <w:rPr>
-            <w:lang w:val="en_US" w:bidi="en_US"/>
-          </w:rPr>
-          <w:rPr>
-            <w:color w:val="0000EE"/>
-            <w:u w:val="single"/>
-          </w:rPr>
-          <w:t>1 Corinthians 15:53–54</w:t>
-        </w:r>
-      </w:hyperlink>
-      <w:r>
-        <w:rPr>
-          <w:lang w:val="en_US" w:bidi="en_US"/>
-        </w:rPr>
-        <w:t xml:space="preserve">; </w:t>
-      </w:r>
-      <w:hyperlink r:id="rId65">
-        <w:r>
-          <w:rPr>
-            <w:lang w:val="en_US" w:bidi="en_US"/>
-          </w:rPr>
-          <w:rPr>
-            <w:color w:val="0000EE"/>
-            <w:u w:val="single"/>
-          </w:rPr>
-          <w:t>Titus 1:2</w:t>
-        </w:r>
-      </w:hyperlink>
+      <w:r>
+        <w:rPr>
+          <w:lang w:val="en_US" w:bidi="en_US"/>
+        </w:rPr>
+        <w:t>2 Timothy 1:1</w:t>
+      </w:r>
+      <w:r>
+        <w:rPr>
+          <w:lang w:val="en_US" w:bidi="en_US"/>
+        </w:rPr>
+        <w:t xml:space="preserve">; </w:t>
+      </w:r>
+      <w:r>
+        <w:rPr>
+          <w:lang w:val="en_US" w:bidi="en_US"/>
+        </w:rPr>
+        <w:t>1 Corinthians 15:53–54</w:t>
+      </w:r>
+      <w:r>
+        <w:rPr>
+          <w:lang w:val="en_US" w:bidi="en_US"/>
+        </w:rPr>
+        <w:t xml:space="preserve">; </w:t>
+      </w:r>
+      <w:r>
+        <w:rPr>
+          <w:lang w:val="en_US" w:bidi="en_US"/>
+        </w:rPr>
+        <w:t>Titus 1:2</w:t>
+      </w:r>
       <w:r>
         <w:rPr>
           <w:lang w:val="en_US" w:bidi="en_US"/>
@@ -2406,54 +1998,36 @@
         </w:rPr>
         <w:t xml:space="preserve"> provides salvation, but the proclaiming of the good news about Jesus is the way people receive his salvation (see </w:t>
       </w:r>
-      <w:hyperlink r:id="rId77">
-        <w:r>
-          <w:rPr>
-            <w:lang w:val="en_US" w:bidi="en_US"/>
-          </w:rPr>
-          <w:rPr>
-            <w:color w:val="0000EE"/>
-            <w:u w:val="single"/>
-          </w:rPr>
-          <w:t>Titus 1:2–3</w:t>
-        </w:r>
-      </w:hyperlink>
-      <w:r>
-        <w:rPr>
-          <w:lang w:val="en_US" w:bidi="en_US"/>
-        </w:rPr>
-        <w:t xml:space="preserve">; </w:t>
-      </w:r>
-      <w:hyperlink r:id="rId78">
-        <w:r>
-          <w:rPr>
-            <w:lang w:val="en_US" w:bidi="en_US"/>
-          </w:rPr>
-          <w:rPr>
-            <w:color w:val="0000EE"/>
-            <w:u w:val="single"/>
-          </w:rPr>
-          <w:t>Romans 1:16–17</w:t>
-        </w:r>
-      </w:hyperlink>
-      <w:r>
-        <w:rPr>
-          <w:lang w:val="en_US" w:bidi="en_US"/>
-        </w:rPr>
-        <w:t xml:space="preserve">; </w:t>
-      </w:r>
-      <w:hyperlink r:id="rId79">
-        <w:r>
-          <w:rPr>
-            <w:lang w:val="en_US" w:bidi="en_US"/>
-          </w:rPr>
-          <w:rPr>
-            <w:color w:val="0000EE"/>
-            <w:u w:val="single"/>
-          </w:rPr>
-          <w:t>10:14–15</w:t>
-        </w:r>
-      </w:hyperlink>
+      <w:r>
+        <w:rPr>
+          <w:lang w:val="en_US" w:bidi="en_US"/>
+        </w:rPr>
+        <w:t>Titus 1:2–3</w:t>
+      </w:r>
+      <w:r>
+        <w:rPr>
+          <w:lang w:val="en_US" w:bidi="en_US"/>
+        </w:rPr>
+        <w:t xml:space="preserve">; </w:t>
+      </w:r>
+      <w:r>
+        <w:rPr>
+          <w:lang w:val="en_US" w:bidi="en_US"/>
+        </w:rPr>
+        <w:t>Romans 1:16–17</w:t>
+      </w:r>
+      <w:r>
+        <w:rPr>
+          <w:lang w:val="en_US" w:bidi="en_US"/>
+        </w:rPr>
+        <w:t xml:space="preserve">; </w:t>
+      </w:r>
+      <w:r>
+        <w:rPr>
+          <w:lang w:val="en_US" w:bidi="en_US"/>
+        </w:rPr>
+        <w:t>10:14–15</w:t>
+      </w:r>
       <w:r>
         <w:rPr>
           <w:lang w:val="en_US" w:bidi="en_US"/>
@@ -2512,90 +2086,60 @@
         </w:rPr>
         <w:t xml:space="preserve">Paul was confident as he encountered his own death (see </w:t>
       </w:r>
-      <w:hyperlink r:id="rId17">
-        <w:r>
-          <w:rPr>
-            <w:lang w:val="en_US" w:bidi="en_US"/>
-          </w:rPr>
-          <w:rPr>
-            <w:color w:val="0000EE"/>
-            <w:u w:val="single"/>
-          </w:rPr>
-          <w:t>4:17–18</w:t>
-        </w:r>
-      </w:hyperlink>
-      <w:r>
-        <w:rPr>
-          <w:lang w:val="en_US" w:bidi="en_US"/>
-        </w:rPr>
-        <w:t xml:space="preserve">; </w:t>
-      </w:r>
-      <w:hyperlink r:id="rId80">
-        <w:r>
-          <w:rPr>
-            <w:lang w:val="en_US" w:bidi="en_US"/>
-          </w:rPr>
-          <w:rPr>
-            <w:color w:val="0000EE"/>
-            <w:u w:val="single"/>
-          </w:rPr>
-          <w:t>Romans 1:16</w:t>
-        </w:r>
-      </w:hyperlink>
-      <w:r>
-        <w:rPr>
-          <w:lang w:val="en_US" w:bidi="en_US"/>
-        </w:rPr>
-        <w:t xml:space="preserve">; </w:t>
-      </w:r>
-      <w:hyperlink r:id="rId81">
-        <w:r>
-          <w:rPr>
-            <w:lang w:val="en_US" w:bidi="en_US"/>
-          </w:rPr>
-          <w:rPr>
-            <w:color w:val="0000EE"/>
-            <w:u w:val="single"/>
-          </w:rPr>
-          <w:t>2 Corinthians 4:8–9</w:t>
-        </w:r>
-      </w:hyperlink>
-      <w:r>
-        <w:rPr>
-          <w:lang w:val="en_US" w:bidi="en_US"/>
-        </w:rPr>
-        <w:t xml:space="preserve">; </w:t>
-      </w:r>
-      <w:hyperlink r:id="rId82">
-        <w:r>
-          <w:rPr>
-            <w:lang w:val="en_US" w:bidi="en_US"/>
-          </w:rPr>
-          <w:rPr>
-            <w:color w:val="0000EE"/>
-            <w:u w:val="single"/>
-          </w:rPr>
-          <w:t>Philippians 1:20</w:t>
-        </w:r>
-      </w:hyperlink>
+      <w:r>
+        <w:rPr>
+          <w:lang w:val="en_US" w:bidi="en_US"/>
+        </w:rPr>
+        <w:t>4:17–18</w:t>
+      </w:r>
+      <w:r>
+        <w:rPr>
+          <w:lang w:val="en_US" w:bidi="en_US"/>
+        </w:rPr>
+        <w:t xml:space="preserve">; </w:t>
+      </w:r>
+      <w:r>
+        <w:rPr>
+          <w:lang w:val="en_US" w:bidi="en_US"/>
+        </w:rPr>
+        <w:t>Romans 1:16</w:t>
+      </w:r>
+      <w:r>
+        <w:rPr>
+          <w:lang w:val="en_US" w:bidi="en_US"/>
+        </w:rPr>
+        <w:t xml:space="preserve">; </w:t>
+      </w:r>
+      <w:r>
+        <w:rPr>
+          <w:lang w:val="en_US" w:bidi="en_US"/>
+        </w:rPr>
+        <w:t>2 Corinthians 4:8–9</w:t>
+      </w:r>
+      <w:r>
+        <w:rPr>
+          <w:lang w:val="en_US" w:bidi="en_US"/>
+        </w:rPr>
+        <w:t xml:space="preserve">; </w:t>
+      </w:r>
+      <w:r>
+        <w:rPr>
+          <w:lang w:val="en_US" w:bidi="en_US"/>
+        </w:rPr>
+        <w:t>Philippians 1:20</w:t>
+      </w:r>
       <w:r>
         <w:rPr>
           <w:lang w:val="en_US" w:bidi="en_US"/>
         </w:rPr>
         <w:t xml:space="preserve">). He set an example for Timothy to follow (see </w:t>
       </w:r>
-      <w:hyperlink r:id="rId51">
-        <w:r>
-          <w:rPr>
-            <w:lang w:val="en_US" w:bidi="en_US"/>
-          </w:rPr>
-          <w:rPr>
-            <w:color w:val="0000EE"/>
-            <w:u w:val="single"/>
-          </w:rPr>
-          <w:t>2 Timothy 1:8</w:t>
-        </w:r>
-      </w:hyperlink>
+      <w:r>
+        <w:rPr>
+          <w:lang w:val="en_US" w:bidi="en_US"/>
+        </w:rPr>
+        <w:t>2 Timothy 1:8</w:t>
+      </w:r>
       <w:r>
         <w:rPr>
           <w:lang w:val="en_US" w:bidi="en_US"/>
@@ -2653,18 +2197,12 @@
         </w:rPr>
         <w:t xml:space="preserve">): The Greek phrase, my deposit, could mean either the good news about Jesus entrusted to Paul, or Paul’s life and ministry that he committed to God (see </w:t>
       </w:r>
-      <w:hyperlink r:id="rId83">
-        <w:r>
-          <w:rPr>
-            <w:lang w:val="en_US" w:bidi="en_US"/>
-          </w:rPr>
-          <w:rPr>
-            <w:color w:val="0000EE"/>
-            <w:u w:val="single"/>
-          </w:rPr>
-          <w:t>1 Timothy 6:20</w:t>
-        </w:r>
-      </w:hyperlink>
+      <w:r>
+        <w:rPr>
+          <w:lang w:val="en_US" w:bidi="en_US"/>
+        </w:rPr>
+        <w:t>1 Timothy 6:20</w:t>
+      </w:r>
       <w:r>
         <w:rPr>
           <w:lang w:val="en_US" w:bidi="en_US"/>
@@ -2768,18 +2306,12 @@
         </w:rPr>
         <w:t xml:space="preserve">; see also </w:t>
       </w:r>
-      <w:hyperlink r:id="rId83">
-        <w:r>
-          <w:rPr>
-            <w:lang w:val="en_US" w:bidi="en_US"/>
-          </w:rPr>
-          <w:rPr>
-            <w:color w:val="0000EE"/>
-            <w:u w:val="single"/>
-          </w:rPr>
-          <w:t>1 Timothy 6:20</w:t>
-        </w:r>
-      </w:hyperlink>
+      <w:r>
+        <w:rPr>
+          <w:lang w:val="en_US" w:bidi="en_US"/>
+        </w:rPr>
+        <w:t>1 Timothy 6:20</w:t>
+      </w:r>
       <w:r>
         <w:rPr>
           <w:lang w:val="en_US" w:bidi="en_US"/>
@@ -2845,36 +2377,24 @@
         </w:rPr>
         <w:t xml:space="preserve">: This happened either in Rome or in the province of Asia Minor when authorities arrested Paul. Paul might have considered this as another way his life followed Christ’s pattern (see </w:t>
       </w:r>
-      <w:hyperlink r:id="rId84">
-        <w:r>
-          <w:rPr>
-            <w:lang w:val="en_US" w:bidi="en_US"/>
-          </w:rPr>
-          <w:rPr>
-            <w:color w:val="0000EE"/>
-            <w:u w:val="single"/>
-          </w:rPr>
-          <w:t>Matthew 26:31</w:t>
-        </w:r>
-      </w:hyperlink>
+      <w:r>
+        <w:rPr>
+          <w:lang w:val="en_US" w:bidi="en_US"/>
+        </w:rPr>
+        <w:t>Matthew 26:31</w:t>
+      </w:r>
       <w:r>
         <w:rPr>
           <w:lang w:val="en_US" w:bidi="en_US"/>
         </w:rPr>
         <w:t xml:space="preserve">, </w:t>
       </w:r>
-      <w:hyperlink r:id="rId85">
-        <w:r>
-          <w:rPr>
-            <w:lang w:val="en_US" w:bidi="en_US"/>
-          </w:rPr>
-          <w:rPr>
-            <w:color w:val="0000EE"/>
-            <w:u w:val="single"/>
-          </w:rPr>
-          <w:t>56</w:t>
-        </w:r>
-      </w:hyperlink>
+      <w:r>
+        <w:rPr>
+          <w:lang w:val="en_US" w:bidi="en_US"/>
+        </w:rPr>
+        <w:t>56</w:t>
+      </w:r>
       <w:r>
         <w:rPr>
           <w:lang w:val="en_US" w:bidi="en_US"/>
@@ -2906,18 +2426,12 @@
         </w:rPr>
         <w:t xml:space="preserve"> are otherwise unknown. The context might imply that they were church leaders who sided with the opponents of Paul (</w:t>
       </w:r>
-      <w:hyperlink r:id="rId86">
-        <w:r>
-          <w:rPr>
-            <w:lang w:val="en_US" w:bidi="en_US"/>
-          </w:rPr>
-          <w:rPr>
-            <w:color w:val="0000EE"/>
-            <w:u w:val="single"/>
-          </w:rPr>
-          <w:t>2 Timothy 1:11–14</w:t>
-        </w:r>
-      </w:hyperlink>
+      <w:r>
+        <w:rPr>
+          <w:lang w:val="en_US" w:bidi="en_US"/>
+        </w:rPr>
+        <w:t>2 Timothy 1:11–14</w:t>
+      </w:r>
       <w:r>
         <w:rPr>
           <w:lang w:val="en_US" w:bidi="en_US"/>
@@ -3040,18 +2554,12 @@
         </w:rPr>
         <w:t xml:space="preserve"> connects this phrase to </w:t>
       </w:r>
-      <w:hyperlink r:id="rId87">
-        <w:r>
-          <w:rPr>
-            <w:lang w:val="en_US" w:bidi="en_US"/>
-          </w:rPr>
-          <w:rPr>
-            <w:color w:val="0000EE"/>
-            <w:u w:val="single"/>
-          </w:rPr>
-          <w:t>1:15–18</w:t>
-        </w:r>
-      </w:hyperlink>
+      <w:r>
+        <w:rPr>
+          <w:lang w:val="en_US" w:bidi="en_US"/>
+        </w:rPr>
+        <w:t>1:15–18</w:t>
+      </w:r>
       <w:r>
         <w:rPr>
           <w:lang w:val="en_US" w:bidi="en_US"/>
@@ -3119,54 +2627,36 @@
         </w:rPr>
         <w:t>Timothy is again told to be strong and endure suffering with Paul (</w:t>
       </w:r>
-      <w:hyperlink r:id="rId88">
-        <w:r>
-          <w:rPr>
-            <w:lang w:val="en_US" w:bidi="en_US"/>
-          </w:rPr>
-          <w:rPr>
-            <w:color w:val="0000EE"/>
-            <w:u w:val="single"/>
-          </w:rPr>
-          <w:t>2:1–7</w:t>
-        </w:r>
-      </w:hyperlink>
+      <w:r>
+        <w:rPr>
+          <w:lang w:val="en_US" w:bidi="en_US"/>
+        </w:rPr>
+        <w:t>2:1–7</w:t>
+      </w:r>
       <w:r>
         <w:rPr>
           <w:lang w:val="en_US" w:bidi="en_US"/>
         </w:rPr>
         <w:t xml:space="preserve">; see </w:t>
       </w:r>
-      <w:hyperlink r:id="rId51">
-        <w:r>
-          <w:rPr>
-            <w:lang w:val="en_US" w:bidi="en_US"/>
-          </w:rPr>
-          <w:rPr>
-            <w:color w:val="0000EE"/>
-            <w:u w:val="single"/>
-          </w:rPr>
-          <w:t>1:8</w:t>
-        </w:r>
-      </w:hyperlink>
+      <w:r>
+        <w:rPr>
+          <w:lang w:val="en_US" w:bidi="en_US"/>
+        </w:rPr>
+        <w:t>1:8</w:t>
+      </w:r>
       <w:r>
         <w:rPr>
           <w:lang w:val="en_US" w:bidi="en_US"/>
         </w:rPr>
         <w:t>). Timothy should find motivation in the good news about Jesus and in Paul's example (</w:t>
       </w:r>
-      <w:hyperlink r:id="rId89">
-        <w:r>
-          <w:rPr>
-            <w:lang w:val="en_US" w:bidi="en_US"/>
-          </w:rPr>
-          <w:rPr>
-            <w:color w:val="0000EE"/>
-            <w:u w:val="single"/>
-          </w:rPr>
-          <w:t>2:8–13</w:t>
-        </w:r>
-      </w:hyperlink>
+      <w:r>
+        <w:rPr>
+          <w:lang w:val="en_US" w:bidi="en_US"/>
+        </w:rPr>
+        <w:t>2:8–13</w:t>
+      </w:r>
       <w:r>
         <w:rPr>
           <w:lang w:val="en_US" w:bidi="en_US"/>
@@ -3232,18 +2722,12 @@
         </w:rPr>
         <w:t xml:space="preserve">eliable witnesses would confirm the truth of Paul’s teaching (see also </w:t>
       </w:r>
-      <w:hyperlink r:id="rId90">
-        <w:r>
-          <w:rPr>
-            <w:lang w:val="en_US" w:bidi="en_US"/>
-          </w:rPr>
-          <w:rPr>
-            <w:color w:val="0000EE"/>
-            <w:u w:val="single"/>
-          </w:rPr>
-          <w:t>3:10–11</w:t>
-        </w:r>
-      </w:hyperlink>
+      <w:r>
+        <w:rPr>
+          <w:lang w:val="en_US" w:bidi="en_US"/>
+        </w:rPr>
+        <w:t>3:10–11</w:t>
+      </w:r>
       <w:r>
         <w:rPr>
           <w:lang w:val="en_US" w:bidi="en_US"/>
@@ -3421,18 +2905,12 @@
         </w:rPr>
         <w:t xml:space="preserve">(see </w:t>
       </w:r>
-      <w:hyperlink r:id="rId91">
-        <w:r>
-          <w:rPr>
-            <w:lang w:val="en_US" w:bidi="en_US"/>
-          </w:rPr>
-          <w:rPr>
-            <w:color w:val="0000EE"/>
-            <w:u w:val="single"/>
-          </w:rPr>
-          <w:t>Romans 1:3–4</w:t>
-        </w:r>
-      </w:hyperlink>
+      <w:r>
+        <w:rPr>
+          <w:lang w:val="en_US" w:bidi="en_US"/>
+        </w:rPr>
+        <w:t>Romans 1:3–4</w:t>
+      </w:r>
       <w:r>
         <w:rPr>
           <w:lang w:val="en_US" w:bidi="en_US"/>
@@ -3487,36 +2965,24 @@
         </w:rPr>
         <w:t>The apostle Paul’s suffering is an extension of the suffering of Jesus Christ. It emphasizes the crucifixion and resurrection as the core of the good news about Jesus (</w:t>
       </w:r>
-      <w:hyperlink r:id="rId92">
-        <w:r>
-          <w:rPr>
-            <w:lang w:val="en_US" w:bidi="en_US"/>
-          </w:rPr>
-          <w:rPr>
-            <w:color w:val="0000EE"/>
-            <w:u w:val="single"/>
-          </w:rPr>
-          <w:t>1:12</w:t>
-        </w:r>
-      </w:hyperlink>
+      <w:r>
+        <w:rPr>
+          <w:lang w:val="en_US" w:bidi="en_US"/>
+        </w:rPr>
+        <w:t>1:12</w:t>
+      </w:r>
       <w:r>
         <w:rPr>
           <w:lang w:val="en_US" w:bidi="en_US"/>
         </w:rPr>
         <w:t xml:space="preserve">; see also </w:t>
       </w:r>
-      <w:hyperlink r:id="rId51">
-        <w:r>
-          <w:rPr>
-            <w:lang w:val="en_US" w:bidi="en_US"/>
-          </w:rPr>
-          <w:rPr>
-            <w:color w:val="0000EE"/>
-            <w:u w:val="single"/>
-          </w:rPr>
-          <w:t>1:8</w:t>
-        </w:r>
-      </w:hyperlink>
+      <w:r>
+        <w:rPr>
+          <w:lang w:val="en_US" w:bidi="en_US"/>
+        </w:rPr>
+        <w:t>1:8</w:t>
+      </w:r>
       <w:r>
         <w:rPr>
           <w:lang w:val="en_US" w:bidi="en_US"/>
@@ -3582,36 +3048,24 @@
         </w:rPr>
         <w:t>: Paul identified with the death of Jesus (</w:t>
       </w:r>
-      <w:hyperlink r:id="rId93">
-        <w:r>
-          <w:rPr>
-            <w:lang w:val="en_US" w:bidi="en_US"/>
-          </w:rPr>
-          <w:rPr>
-            <w:color w:val="0000EE"/>
-            <w:u w:val="single"/>
-          </w:rPr>
-          <w:t>2:11</w:t>
-        </w:r>
-      </w:hyperlink>
-      <w:r>
-        <w:rPr>
-          <w:lang w:val="en_US" w:bidi="en_US"/>
-        </w:rPr>
-        <w:t xml:space="preserve">; </w:t>
-      </w:r>
-      <w:hyperlink r:id="rId94">
-        <w:r>
-          <w:rPr>
-            <w:lang w:val="en_US" w:bidi="en_US"/>
-          </w:rPr>
-          <w:rPr>
-            <w:color w:val="0000EE"/>
-            <w:u w:val="single"/>
-          </w:rPr>
-          <w:t>Philippians 3:10–11</w:t>
-        </w:r>
-      </w:hyperlink>
+      <w:r>
+        <w:rPr>
+          <w:lang w:val="en_US" w:bidi="en_US"/>
+        </w:rPr>
+        <w:t>2:11</w:t>
+      </w:r>
+      <w:r>
+        <w:rPr>
+          <w:lang w:val="en_US" w:bidi="en_US"/>
+        </w:rPr>
+        <w:t xml:space="preserve">; </w:t>
+      </w:r>
+      <w:r>
+        <w:rPr>
+          <w:lang w:val="en_US" w:bidi="en_US"/>
+        </w:rPr>
+        <w:t>Philippians 3:10–11</w:t>
+      </w:r>
       <w:r>
         <w:rPr>
           <w:lang w:val="en_US" w:bidi="en_US"/>
@@ -3643,54 +3097,36 @@
         </w:rPr>
         <w:t xml:space="preserve">: Both Paul and the good news about Jesus would be victorious through the power of Christ’s resurrection (see </w:t>
       </w:r>
-      <w:hyperlink r:id="rId17">
-        <w:r>
-          <w:rPr>
-            <w:lang w:val="en_US" w:bidi="en_US"/>
-          </w:rPr>
-          <w:rPr>
-            <w:color w:val="0000EE"/>
-            <w:u w:val="single"/>
-          </w:rPr>
-          <w:t>2 Timothy 4:17–18</w:t>
-        </w:r>
-      </w:hyperlink>
+      <w:r>
+        <w:rPr>
+          <w:lang w:val="en_US" w:bidi="en_US"/>
+        </w:rPr>
+        <w:t>2 Timothy 4:17–18</w:t>
+      </w:r>
       <w:r>
         <w:rPr>
           <w:lang w:val="en_US" w:bidi="en_US"/>
         </w:rPr>
         <w:t xml:space="preserve">; see also </w:t>
       </w:r>
-      <w:hyperlink r:id="rId95">
-        <w:r>
-          <w:rPr>
-            <w:lang w:val="en_US" w:bidi="en_US"/>
-          </w:rPr>
-          <w:rPr>
-            <w:color w:val="0000EE"/>
-            <w:u w:val="single"/>
-          </w:rPr>
-          <w:t>2 Corinthians 12:8–10</w:t>
-        </w:r>
-      </w:hyperlink>
-      <w:r>
-        <w:rPr>
-          <w:lang w:val="en_US" w:bidi="en_US"/>
-        </w:rPr>
-        <w:t xml:space="preserve">; </w:t>
-      </w:r>
-      <w:hyperlink r:id="rId96">
-        <w:r>
-          <w:rPr>
-            <w:lang w:val="en_US" w:bidi="en_US"/>
-          </w:rPr>
-          <w:rPr>
-            <w:color w:val="0000EE"/>
-            <w:u w:val="single"/>
-          </w:rPr>
-          <w:t>Philippians 1:12–14</w:t>
-        </w:r>
-      </w:hyperlink>
+      <w:r>
+        <w:rPr>
+          <w:lang w:val="en_US" w:bidi="en_US"/>
+        </w:rPr>
+        <w:t>2 Corinthians 12:8–10</w:t>
+      </w:r>
+      <w:r>
+        <w:rPr>
+          <w:lang w:val="en_US" w:bidi="en_US"/>
+        </w:rPr>
+        <w:t xml:space="preserve">; </w:t>
+      </w:r>
+      <w:r>
+        <w:rPr>
+          <w:lang w:val="en_US" w:bidi="en_US"/>
+        </w:rPr>
+        <w:t>Philippians 1:12–14</w:t>
+      </w:r>
       <w:r>
         <w:rPr>
           <w:lang w:val="en_US" w:bidi="en_US"/>
@@ -3907,90 +3343,60 @@
         </w:rPr>
         <w:t>he will achieve his purposes in history. He will save those who trust in him through the good news about Jesus (</w:t>
       </w:r>
-      <w:hyperlink r:id="rId92">
-        <w:r>
-          <w:rPr>
-            <w:lang w:val="en_US" w:bidi="en_US"/>
-          </w:rPr>
-          <w:rPr>
-            <w:color w:val="0000EE"/>
-            <w:u w:val="single"/>
-          </w:rPr>
-          <w:t>1:12</w:t>
-        </w:r>
-      </w:hyperlink>
-      <w:r>
-        <w:rPr>
-          <w:lang w:val="en_US" w:bidi="en_US"/>
-        </w:rPr>
-        <w:t xml:space="preserve">; </w:t>
-      </w:r>
-      <w:hyperlink r:id="rId97">
-        <w:r>
-          <w:rPr>
-            <w:lang w:val="en_US" w:bidi="en_US"/>
-          </w:rPr>
-          <w:rPr>
-            <w:color w:val="0000EE"/>
-            <w:u w:val="single"/>
-          </w:rPr>
-          <w:t>2:19</w:t>
-        </w:r>
-      </w:hyperlink>
+      <w:r>
+        <w:rPr>
+          <w:lang w:val="en_US" w:bidi="en_US"/>
+        </w:rPr>
+        <w:t>1:12</w:t>
+      </w:r>
+      <w:r>
+        <w:rPr>
+          <w:lang w:val="en_US" w:bidi="en_US"/>
+        </w:rPr>
+        <w:t xml:space="preserve">; </w:t>
+      </w:r>
+      <w:r>
+        <w:rPr>
+          <w:lang w:val="en_US" w:bidi="en_US"/>
+        </w:rPr>
+        <w:t>2:19</w:t>
+      </w:r>
       <w:r>
         <w:rPr>
           <w:lang w:val="en_US" w:bidi="en_US"/>
         </w:rPr>
         <w:t xml:space="preserve">). See also </w:t>
       </w:r>
-      <w:hyperlink r:id="rId98">
-        <w:r>
-          <w:rPr>
-            <w:lang w:val="en_US" w:bidi="en_US"/>
-          </w:rPr>
-          <w:rPr>
-            <w:color w:val="0000EE"/>
-            <w:u w:val="single"/>
-          </w:rPr>
-          <w:t>Romans 3:3–4</w:t>
-        </w:r>
-      </w:hyperlink>
-      <w:r>
-        <w:rPr>
-          <w:lang w:val="en_US" w:bidi="en_US"/>
-        </w:rPr>
-        <w:t xml:space="preserve">; </w:t>
-      </w:r>
-      <w:hyperlink r:id="rId99">
-        <w:r>
-          <w:rPr>
-            <w:lang w:val="en_US" w:bidi="en_US"/>
-          </w:rPr>
-          <w:rPr>
-            <w:color w:val="0000EE"/>
-            <w:u w:val="single"/>
-          </w:rPr>
-          <w:t>1 Corinthians 10:13</w:t>
-        </w:r>
-      </w:hyperlink>
-      <w:r>
-        <w:rPr>
-          <w:lang w:val="en_US" w:bidi="en_US"/>
-        </w:rPr>
-        <w:t xml:space="preserve">; </w:t>
-      </w:r>
-      <w:hyperlink r:id="rId100">
-        <w:r>
-          <w:rPr>
-            <w:lang w:val="en_US" w:bidi="en_US"/>
-          </w:rPr>
-          <w:rPr>
-            <w:color w:val="0000EE"/>
-            <w:u w:val="single"/>
-          </w:rPr>
-          <w:t>1 John 1:9</w:t>
-        </w:r>
-      </w:hyperlink>
+      <w:r>
+        <w:rPr>
+          <w:lang w:val="en_US" w:bidi="en_US"/>
+        </w:rPr>
+        <w:t>Romans 3:3–4</w:t>
+      </w:r>
+      <w:r>
+        <w:rPr>
+          <w:lang w:val="en_US" w:bidi="en_US"/>
+        </w:rPr>
+        <w:t xml:space="preserve">; </w:t>
+      </w:r>
+      <w:r>
+        <w:rPr>
+          <w:lang w:val="en_US" w:bidi="en_US"/>
+        </w:rPr>
+        <w:t>1 Corinthians 10:13</w:t>
+      </w:r>
+      <w:r>
+        <w:rPr>
+          <w:lang w:val="en_US" w:bidi="en_US"/>
+        </w:rPr>
+        <w:t xml:space="preserve">; </w:t>
+      </w:r>
+      <w:r>
+        <w:rPr>
+          <w:lang w:val="en_US" w:bidi="en_US"/>
+        </w:rPr>
+        <w:t>1 John 1:9</w:t>
+      </w:r>
       <w:r>
         <w:rPr>
           <w:lang w:val="en_US" w:bidi="en_US"/>
@@ -4045,36 +3451,24 @@
         </w:rPr>
         <w:t xml:space="preserve">Timothy must focus on Paul's teaching and avoid the teachings and behavior of false teachers </w:t>
       </w:r>
-      <w:hyperlink r:id="rId89">
-        <w:r>
-          <w:rPr>
-            <w:lang w:val="en_US" w:bidi="en_US"/>
-          </w:rPr>
-          <w:rPr>
-            <w:color w:val="0000EE"/>
-            <w:u w:val="single"/>
-          </w:rPr>
-          <w:t>2:8–13</w:t>
-        </w:r>
-      </w:hyperlink>
+      <w:r>
+        <w:rPr>
+          <w:lang w:val="en_US" w:bidi="en_US"/>
+        </w:rPr>
+        <w:t>2:8–13</w:t>
+      </w:r>
       <w:r>
         <w:rPr>
           <w:lang w:val="en_US" w:bidi="en_US"/>
         </w:rPr>
         <w:t xml:space="preserve">. The false teachings were probably similar to those in </w:t>
       </w:r>
-      <w:hyperlink r:id="rId101">
-        <w:r>
-          <w:rPr>
-            <w:lang w:val="en_US" w:bidi="en_US"/>
-          </w:rPr>
-          <w:rPr>
-            <w:color w:val="0000EE"/>
-            <w:u w:val="single"/>
-          </w:rPr>
-          <w:t>1 Timothy 6:20–21</w:t>
-        </w:r>
-      </w:hyperlink>
+      <w:r>
+        <w:rPr>
+          <w:lang w:val="en_US" w:bidi="en_US"/>
+        </w:rPr>
+        <w:t>1 Timothy 6:20–21</w:t>
+      </w:r>
       <w:r>
         <w:rPr>
           <w:lang w:val="en_US" w:bidi="en_US"/>
@@ -4136,36 +3530,24 @@
         </w:rPr>
         <w:t xml:space="preserve">: The Berean Standard Bible connects this verse to interpreting the gospel teachings correctly. Another possibility is that the apostle Timothy should remain focused on his teaching ministry and avoid getting involved in the arguments of false teachers (see </w:t>
       </w:r>
-      <w:hyperlink r:id="rId102">
-        <w:r>
-          <w:rPr>
-            <w:lang w:val="en_US" w:bidi="en_US"/>
-          </w:rPr>
-          <w:rPr>
-            <w:color w:val="0000EE"/>
-            <w:u w:val="single"/>
-          </w:rPr>
-          <w:t>1 Timothy 1:4</w:t>
-        </w:r>
-      </w:hyperlink>
-      <w:r>
-        <w:rPr>
-          <w:lang w:val="en_US" w:bidi="en_US"/>
-        </w:rPr>
-        <w:t xml:space="preserve">; </w:t>
-      </w:r>
-      <w:hyperlink r:id="rId103">
-        <w:r>
-          <w:rPr>
-            <w:lang w:val="en_US" w:bidi="en_US"/>
-          </w:rPr>
-          <w:rPr>
-            <w:color w:val="0000EE"/>
-            <w:u w:val="single"/>
-          </w:rPr>
-          <w:t>2 Timothy 2:16</w:t>
-        </w:r>
-      </w:hyperlink>
+      <w:r>
+        <w:rPr>
+          <w:lang w:val="en_US" w:bidi="en_US"/>
+        </w:rPr>
+        <w:t>1 Timothy 1:4</w:t>
+      </w:r>
+      <w:r>
+        <w:rPr>
+          <w:lang w:val="en_US" w:bidi="en_US"/>
+        </w:rPr>
+        <w:t xml:space="preserve">; </w:t>
+      </w:r>
+      <w:r>
+        <w:rPr>
+          <w:lang w:val="en_US" w:bidi="en_US"/>
+        </w:rPr>
+        <w:t>2 Timothy 2:16</w:t>
+      </w:r>
       <w:r>
         <w:rPr>
           <w:lang w:val="en_US" w:bidi="en_US"/>
@@ -4224,36 +3606,24 @@
         </w:rPr>
         <w:t>Hymenaeus previously worked with Alexander (</w:t>
       </w:r>
-      <w:hyperlink r:id="rId104">
-        <w:r>
-          <w:rPr>
-            <w:lang w:val="en_US" w:bidi="en_US"/>
-          </w:rPr>
-          <w:rPr>
-            <w:color w:val="0000EE"/>
-            <w:u w:val="single"/>
-          </w:rPr>
-          <w:t>1 Timothy 1:20</w:t>
-        </w:r>
-      </w:hyperlink>
+      <w:r>
+        <w:rPr>
+          <w:lang w:val="en_US" w:bidi="en_US"/>
+        </w:rPr>
+        <w:t>1 Timothy 1:20</w:t>
+      </w:r>
       <w:r>
         <w:rPr>
           <w:lang w:val="en_US" w:bidi="en_US"/>
         </w:rPr>
         <w:t>). Both men continued to cause trouble through false teaching (</w:t>
       </w:r>
-      <w:hyperlink r:id="rId105">
-        <w:r>
-          <w:rPr>
-            <w:lang w:val="en_US" w:bidi="en_US"/>
-          </w:rPr>
-          <w:rPr>
-            <w:color w:val="0000EE"/>
-            <w:u w:val="single"/>
-          </w:rPr>
-          <w:t>2 Timothy 4:14–15</w:t>
-        </w:r>
-      </w:hyperlink>
+      <w:r>
+        <w:rPr>
+          <w:lang w:val="en_US" w:bidi="en_US"/>
+        </w:rPr>
+        <w:t>2 Timothy 4:14–15</w:t>
+      </w:r>
       <w:r>
         <w:rPr>
           <w:lang w:val="en_US" w:bidi="en_US"/>
@@ -4333,144 +3703,96 @@
         </w:rPr>
         <w:t xml:space="preserve">: Compare </w:t>
       </w:r>
-      <w:hyperlink r:id="rId106">
-        <w:r>
-          <w:rPr>
-            <w:lang w:val="en_US" w:bidi="en_US"/>
-          </w:rPr>
-          <w:rPr>
-            <w:color w:val="0000EE"/>
-            <w:u w:val="single"/>
-          </w:rPr>
-          <w:t>2 Thessalonians 2:2</w:t>
-        </w:r>
-      </w:hyperlink>
+      <w:r>
+        <w:rPr>
+          <w:lang w:val="en_US" w:bidi="en_US"/>
+        </w:rPr>
+        <w:t>2 Thessalonians 2:2</w:t>
+      </w:r>
       <w:r>
         <w:rPr>
           <w:lang w:val="en_US" w:bidi="en_US"/>
         </w:rPr>
         <w:t>. These false teachers might have distorted Paul's teachings on resurrection (</w:t>
       </w:r>
-      <w:hyperlink r:id="rId107">
-        <w:r>
-          <w:rPr>
-            <w:lang w:val="en_US" w:bidi="en_US"/>
-          </w:rPr>
-          <w:rPr>
-            <w:color w:val="0000EE"/>
-            <w:u w:val="single"/>
-          </w:rPr>
-          <w:t>Romans 6:5</w:t>
-        </w:r>
-      </w:hyperlink>
-      <w:r>
-        <w:rPr>
-          <w:lang w:val="en_US" w:bidi="en_US"/>
-        </w:rPr>
-        <w:t xml:space="preserve">; </w:t>
-      </w:r>
-      <w:hyperlink r:id="rId108">
-        <w:r>
-          <w:rPr>
-            <w:lang w:val="en_US" w:bidi="en_US"/>
-          </w:rPr>
-          <w:rPr>
-            <w:color w:val="0000EE"/>
-            <w:u w:val="single"/>
-          </w:rPr>
-          <w:t>Galatians 2:20</w:t>
-        </w:r>
-      </w:hyperlink>
-      <w:r>
-        <w:rPr>
-          <w:lang w:val="en_US" w:bidi="en_US"/>
-        </w:rPr>
-        <w:t xml:space="preserve">; </w:t>
-      </w:r>
-      <w:hyperlink r:id="rId109">
-        <w:r>
-          <w:rPr>
-            <w:lang w:val="en_US" w:bidi="en_US"/>
-          </w:rPr>
-          <w:rPr>
-            <w:color w:val="0000EE"/>
-            <w:u w:val="single"/>
-          </w:rPr>
-          <w:t>Ephesians 1:3</w:t>
-        </w:r>
-      </w:hyperlink>
-      <w:r>
-        <w:rPr>
-          <w:lang w:val="en_US" w:bidi="en_US"/>
-        </w:rPr>
-        <w:t xml:space="preserve">; </w:t>
-      </w:r>
-      <w:hyperlink r:id="rId110">
-        <w:r>
-          <w:rPr>
-            <w:lang w:val="en_US" w:bidi="en_US"/>
-          </w:rPr>
-          <w:rPr>
-            <w:color w:val="0000EE"/>
-            <w:u w:val="single"/>
-          </w:rPr>
-          <w:t>2:6</w:t>
-        </w:r>
-      </w:hyperlink>
-      <w:r>
-        <w:rPr>
-          <w:lang w:val="en_US" w:bidi="en_US"/>
-        </w:rPr>
-        <w:t xml:space="preserve">; </w:t>
-      </w:r>
-      <w:hyperlink r:id="rId111">
-        <w:r>
-          <w:rPr>
-            <w:lang w:val="en_US" w:bidi="en_US"/>
-          </w:rPr>
-          <w:rPr>
-            <w:color w:val="0000EE"/>
-            <w:u w:val="single"/>
-          </w:rPr>
-          <w:t>5:14</w:t>
-        </w:r>
-      </w:hyperlink>
-      <w:r>
-        <w:rPr>
-          <w:lang w:val="en_US" w:bidi="en_US"/>
-        </w:rPr>
-        <w:t xml:space="preserve">; </w:t>
-      </w:r>
-      <w:hyperlink r:id="rId112">
-        <w:r>
-          <w:rPr>
-            <w:lang w:val="en_US" w:bidi="en_US"/>
-          </w:rPr>
-          <w:rPr>
-            <w:color w:val="0000EE"/>
-            <w:u w:val="single"/>
-          </w:rPr>
-          <w:t>Colossians 2:12</w:t>
-        </w:r>
-      </w:hyperlink>
-      <w:r>
-        <w:rPr>
-          <w:lang w:val="en_US" w:bidi="en_US"/>
-        </w:rPr>
-        <w:t xml:space="preserve">; </w:t>
-      </w:r>
-      <w:hyperlink r:id="rId113">
-        <w:r>
-          <w:rPr>
-            <w:lang w:val="en_US" w:bidi="en_US"/>
-          </w:rPr>
-          <w:rPr>
-            <w:color w:val="0000EE"/>
-            <w:u w:val="single"/>
-          </w:rPr>
-          <w:t>3:1–4</w:t>
-        </w:r>
-      </w:hyperlink>
+      <w:r>
+        <w:rPr>
+          <w:lang w:val="en_US" w:bidi="en_US"/>
+        </w:rPr>
+        <w:t>Romans 6:5</w:t>
+      </w:r>
+      <w:r>
+        <w:rPr>
+          <w:lang w:val="en_US" w:bidi="en_US"/>
+        </w:rPr>
+        <w:t xml:space="preserve">; </w:t>
+      </w:r>
+      <w:r>
+        <w:rPr>
+          <w:lang w:val="en_US" w:bidi="en_US"/>
+        </w:rPr>
+        <w:t>Galatians 2:20</w:t>
+      </w:r>
+      <w:r>
+        <w:rPr>
+          <w:lang w:val="en_US" w:bidi="en_US"/>
+        </w:rPr>
+        <w:t xml:space="preserve">; </w:t>
+      </w:r>
+      <w:r>
+        <w:rPr>
+          <w:lang w:val="en_US" w:bidi="en_US"/>
+        </w:rPr>
+        <w:t>Ephesians 1:3</w:t>
+      </w:r>
+      <w:r>
+        <w:rPr>
+          <w:lang w:val="en_US" w:bidi="en_US"/>
+        </w:rPr>
+        <w:t xml:space="preserve">; </w:t>
+      </w:r>
+      <w:r>
+        <w:rPr>
+          <w:lang w:val="en_US" w:bidi="en_US"/>
+        </w:rPr>
+        <w:t>2:6</w:t>
+      </w:r>
+      <w:r>
+        <w:rPr>
+          <w:lang w:val="en_US" w:bidi="en_US"/>
+        </w:rPr>
+        <w:t xml:space="preserve">; </w:t>
+      </w:r>
+      <w:r>
+        <w:rPr>
+          <w:lang w:val="en_US" w:bidi="en_US"/>
+        </w:rPr>
+        <w:t>5:14</w:t>
+      </w:r>
+      <w:r>
+        <w:rPr>
+          <w:lang w:val="en_US" w:bidi="en_US"/>
+        </w:rPr>
+        <w:t xml:space="preserve">; </w:t>
+      </w:r>
+      <w:r>
+        <w:rPr>
+          <w:lang w:val="en_US" w:bidi="en_US"/>
+        </w:rPr>
+        <w:t>Colossians 2:12</w:t>
+      </w:r>
+      <w:r>
+        <w:rPr>
+          <w:lang w:val="en_US" w:bidi="en_US"/>
+        </w:rPr>
+        <w:t xml:space="preserve">; </w:t>
+      </w:r>
+      <w:r>
+        <w:rPr>
+          <w:lang w:val="en_US" w:bidi="en_US"/>
+        </w:rPr>
+        <w:t>3:1–4</w:t>
+      </w:r>
       <w:r>
         <w:rPr>
           <w:lang w:val="en_US" w:bidi="en_US"/>
@@ -4491,180 +3813,120 @@
         </w:rPr>
         <w:t>Or perhaps they may have practiced extreme self-denial (</w:t>
       </w:r>
-      <w:hyperlink r:id="rId114">
-        <w:r>
-          <w:rPr>
-            <w:lang w:val="en_US" w:bidi="en_US"/>
-          </w:rPr>
-          <w:rPr>
-            <w:color w:val="0000EE"/>
-            <w:u w:val="single"/>
-          </w:rPr>
-          <w:t>1 Timothy 4:3</w:t>
-        </w:r>
-      </w:hyperlink>
+      <w:r>
+        <w:rPr>
+          <w:lang w:val="en_US" w:bidi="en_US"/>
+        </w:rPr>
+        <w:t>1 Timothy 4:3</w:t>
+      </w:r>
       <w:r>
         <w:rPr>
           <w:lang w:val="en_US" w:bidi="en_US"/>
         </w:rPr>
         <w:t xml:space="preserve">; see </w:t>
       </w:r>
-      <w:hyperlink r:id="rId115">
-        <w:r>
-          <w:rPr>
-            <w:lang w:val="en_US" w:bidi="en_US"/>
-          </w:rPr>
-          <w:rPr>
-            <w:color w:val="0000EE"/>
-            <w:u w:val="single"/>
-          </w:rPr>
-          <w:t>Colossians 2:8</w:t>
-        </w:r>
-      </w:hyperlink>
+      <w:r>
+        <w:rPr>
+          <w:lang w:val="en_US" w:bidi="en_US"/>
+        </w:rPr>
+        <w:t>Colossians 2:8</w:t>
+      </w:r>
       <w:r>
         <w:rPr>
           <w:lang w:val="en_US" w:bidi="en_US"/>
         </w:rPr>
         <w:t xml:space="preserve">, </w:t>
       </w:r>
-      <w:hyperlink r:id="rId116">
-        <w:r>
-          <w:rPr>
-            <w:lang w:val="en_US" w:bidi="en_US"/>
-          </w:rPr>
-          <w:rPr>
-            <w:color w:val="0000EE"/>
-            <w:u w:val="single"/>
-          </w:rPr>
-          <w:t>16–23</w:t>
-        </w:r>
-      </w:hyperlink>
+      <w:r>
+        <w:rPr>
+          <w:lang w:val="en_US" w:bidi="en_US"/>
+        </w:rPr>
+        <w:t>16–23</w:t>
+      </w:r>
       <w:r>
         <w:rPr>
           <w:lang w:val="en_US" w:bidi="en_US"/>
         </w:rPr>
         <w:t>). They might have thought that enjoying material things was wrong for spiritual beings. These teachers might have interpreted the teachings of Jesus to mean he banned marriage (</w:t>
       </w:r>
-      <w:hyperlink r:id="rId117">
-        <w:r>
-          <w:rPr>
-            <w:lang w:val="en_US" w:bidi="en_US"/>
-          </w:rPr>
-          <w:rPr>
-            <w:color w:val="0000EE"/>
-            <w:u w:val="single"/>
-          </w:rPr>
-          <w:t>Matthew 19:10–12</w:t>
-        </w:r>
-      </w:hyperlink>
-      <w:r>
-        <w:rPr>
-          <w:lang w:val="en_US" w:bidi="en_US"/>
-        </w:rPr>
-        <w:t xml:space="preserve">; </w:t>
-      </w:r>
-      <w:hyperlink r:id="rId118">
-        <w:r>
-          <w:rPr>
-            <w:lang w:val="en_US" w:bidi="en_US"/>
-          </w:rPr>
-          <w:rPr>
-            <w:color w:val="0000EE"/>
-            <w:u w:val="single"/>
-          </w:rPr>
-          <w:t>22:30</w:t>
-        </w:r>
-      </w:hyperlink>
-      <w:r>
-        <w:rPr>
-          <w:lang w:val="en_US" w:bidi="en_US"/>
-        </w:rPr>
-        <w:t xml:space="preserve">; </w:t>
-      </w:r>
-      <w:hyperlink r:id="rId114">
-        <w:r>
-          <w:rPr>
-            <w:lang w:val="en_US" w:bidi="en_US"/>
-          </w:rPr>
-          <w:rPr>
-            <w:color w:val="0000EE"/>
-            <w:u w:val="single"/>
-          </w:rPr>
-          <w:t>1 Timothy 4:3</w:t>
-        </w:r>
-      </w:hyperlink>
+      <w:r>
+        <w:rPr>
+          <w:lang w:val="en_US" w:bidi="en_US"/>
+        </w:rPr>
+        <w:t>Matthew 19:10–12</w:t>
+      </w:r>
+      <w:r>
+        <w:rPr>
+          <w:lang w:val="en_US" w:bidi="en_US"/>
+        </w:rPr>
+        <w:t xml:space="preserve">; </w:t>
+      </w:r>
+      <w:r>
+        <w:rPr>
+          <w:lang w:val="en_US" w:bidi="en_US"/>
+        </w:rPr>
+        <w:t>22:30</w:t>
+      </w:r>
+      <w:r>
+        <w:rPr>
+          <w:lang w:val="en_US" w:bidi="en_US"/>
+        </w:rPr>
+        <w:t xml:space="preserve">; </w:t>
+      </w:r>
+      <w:r>
+        <w:rPr>
+          <w:lang w:val="en_US" w:bidi="en_US"/>
+        </w:rPr>
+        <w:t>1 Timothy 4:3</w:t>
+      </w:r>
       <w:r>
         <w:rPr>
           <w:lang w:val="en_US" w:bidi="en_US"/>
         </w:rPr>
         <w:t>). Their perspectives on Old Testament law might have led them to promote certain things banned (</w:t>
       </w:r>
-      <w:hyperlink r:id="rId119">
-        <w:r>
-          <w:rPr>
-            <w:lang w:val="en_US" w:bidi="en_US"/>
-          </w:rPr>
-          <w:rPr>
-            <w:color w:val="0000EE"/>
-            <w:u w:val="single"/>
-          </w:rPr>
-          <w:t>1 Timothy 1:7–11</w:t>
-        </w:r>
-      </w:hyperlink>
+      <w:r>
+        <w:rPr>
+          <w:lang w:val="en_US" w:bidi="en_US"/>
+        </w:rPr>
+        <w:t>1 Timothy 1:7–11</w:t>
+      </w:r>
       <w:r>
         <w:rPr>
           <w:lang w:val="en_US" w:bidi="en_US"/>
         </w:rPr>
         <w:t xml:space="preserve">). They might have been too aggressive in promoting equality (see </w:t>
       </w:r>
-      <w:hyperlink r:id="rId120">
-        <w:r>
-          <w:rPr>
-            <w:lang w:val="en_US" w:bidi="en_US"/>
-          </w:rPr>
-          <w:rPr>
-            <w:color w:val="0000EE"/>
-            <w:u w:val="single"/>
-          </w:rPr>
-          <w:t>2 Tim 3:6</w:t>
-        </w:r>
-      </w:hyperlink>
+      <w:r>
+        <w:rPr>
+          <w:lang w:val="en_US" w:bidi="en_US"/>
+        </w:rPr>
+        <w:t>2 Tim 3:6</w:t>
+      </w:r>
       <w:r>
         <w:rPr>
           <w:lang w:val="en_US" w:bidi="en_US"/>
         </w:rPr>
         <w:t xml:space="preserve">; compare </w:t>
       </w:r>
-      <w:hyperlink r:id="rId121">
-        <w:r>
-          <w:rPr>
-            <w:lang w:val="en_US" w:bidi="en_US"/>
-          </w:rPr>
-          <w:rPr>
-            <w:color w:val="0000EE"/>
-            <w:u w:val="single"/>
-          </w:rPr>
-          <w:t>Galatians 3:28</w:t>
-        </w:r>
-      </w:hyperlink>
-      <w:r>
-        <w:rPr>
-          <w:lang w:val="en_US" w:bidi="en_US"/>
-        </w:rPr>
-        <w:t xml:space="preserve">; </w:t>
-      </w:r>
-      <w:hyperlink r:id="rId122">
-        <w:r>
-          <w:rPr>
-            <w:lang w:val="en_US" w:bidi="en_US"/>
-          </w:rPr>
-          <w:rPr>
-            <w:color w:val="0000EE"/>
-            <w:u w:val="single"/>
-          </w:rPr>
-          <w:t>1 Timothy 2:11–15</w:t>
-        </w:r>
-      </w:hyperlink>
+      <w:r>
+        <w:rPr>
+          <w:lang w:val="en_US" w:bidi="en_US"/>
+        </w:rPr>
+        <w:t>Galatians 3:28</w:t>
+      </w:r>
+      <w:r>
+        <w:rPr>
+          <w:lang w:val="en_US" w:bidi="en_US"/>
+        </w:rPr>
+        <w:t xml:space="preserve">; </w:t>
+      </w:r>
+      <w:r>
+        <w:rPr>
+          <w:lang w:val="en_US" w:bidi="en_US"/>
+        </w:rPr>
+        <w:t>1 Timothy 2:11–15</w:t>
+      </w:r>
       <w:r>
         <w:rPr>
           <w:lang w:val="en_US" w:bidi="en_US"/>
@@ -4685,90 +3947,60 @@
         </w:rPr>
         <w:t xml:space="preserve">They might have held to the belief that the future age had already arrived. Their teachings might have focused only on resurrection power, opposing Paul's message of suffering and Christ's crucifixion (see </w:t>
       </w:r>
-      <w:hyperlink r:id="rId51">
-        <w:r>
-          <w:rPr>
-            <w:lang w:val="en_US" w:bidi="en_US"/>
-          </w:rPr>
-          <w:rPr>
-            <w:color w:val="0000EE"/>
-            <w:u w:val="single"/>
-          </w:rPr>
-          <w:t>2 Timothy 1:8</w:t>
-        </w:r>
-      </w:hyperlink>
+      <w:r>
+        <w:rPr>
+          <w:lang w:val="en_US" w:bidi="en_US"/>
+        </w:rPr>
+        <w:t>2 Timothy 1:8</w:t>
+      </w:r>
       <w:r>
         <w:rPr>
           <w:lang w:val="en_US" w:bidi="en_US"/>
         </w:rPr>
         <w:t xml:space="preserve">, </w:t>
       </w:r>
-      <w:hyperlink r:id="rId92">
-        <w:r>
-          <w:rPr>
-            <w:lang w:val="en_US" w:bidi="en_US"/>
-          </w:rPr>
-          <w:rPr>
-            <w:color w:val="0000EE"/>
-            <w:u w:val="single"/>
-          </w:rPr>
-          <w:t>12</w:t>
-        </w:r>
-      </w:hyperlink>
-      <w:r>
-        <w:rPr>
-          <w:lang w:val="en_US" w:bidi="en_US"/>
-        </w:rPr>
-        <w:t xml:space="preserve">; </w:t>
-      </w:r>
-      <w:hyperlink r:id="rId89">
-        <w:r>
-          <w:rPr>
-            <w:lang w:val="en_US" w:bidi="en_US"/>
-          </w:rPr>
-          <w:rPr>
-            <w:color w:val="0000EE"/>
-            <w:u w:val="single"/>
-          </w:rPr>
-          <w:t>2:8–13</w:t>
-        </w:r>
-      </w:hyperlink>
+      <w:r>
+        <w:rPr>
+          <w:lang w:val="en_US" w:bidi="en_US"/>
+        </w:rPr>
+        <w:t>12</w:t>
+      </w:r>
+      <w:r>
+        <w:rPr>
+          <w:lang w:val="en_US" w:bidi="en_US"/>
+        </w:rPr>
+        <w:t xml:space="preserve">; </w:t>
+      </w:r>
+      <w:r>
+        <w:rPr>
+          <w:lang w:val="en_US" w:bidi="en_US"/>
+        </w:rPr>
+        <w:t>2:8–13</w:t>
+      </w:r>
       <w:r>
         <w:rPr>
           <w:lang w:val="en_US" w:bidi="en_US"/>
         </w:rPr>
         <w:t xml:space="preserve">; compare </w:t>
       </w:r>
-      <w:hyperlink r:id="rId123">
-        <w:r>
-          <w:rPr>
-            <w:lang w:val="en_US" w:bidi="en_US"/>
-          </w:rPr>
-          <w:rPr>
-            <w:color w:val="0000EE"/>
-            <w:u w:val="single"/>
-          </w:rPr>
-          <w:t>1 Corinthians 4:8–13</w:t>
-        </w:r>
-      </w:hyperlink>
-      <w:r>
-        <w:rPr>
-          <w:lang w:val="en_US" w:bidi="en_US"/>
-        </w:rPr>
-        <w:t xml:space="preserve">; </w:t>
-      </w:r>
-      <w:hyperlink r:id="rId95">
-        <w:r>
-          <w:rPr>
-            <w:lang w:val="en_US" w:bidi="en_US"/>
-          </w:rPr>
-          <w:rPr>
-            <w:color w:val="0000EE"/>
-            <w:u w:val="single"/>
-          </w:rPr>
-          <w:t>2 Corinthians 12:8–10</w:t>
-        </w:r>
-      </w:hyperlink>
+      <w:r>
+        <w:rPr>
+          <w:lang w:val="en_US" w:bidi="en_US"/>
+        </w:rPr>
+        <w:t>1 Corinthians 4:8–13</w:t>
+      </w:r>
+      <w:r>
+        <w:rPr>
+          <w:lang w:val="en_US" w:bidi="en_US"/>
+        </w:rPr>
+        <w:t xml:space="preserve">; </w:t>
+      </w:r>
+      <w:r>
+        <w:rPr>
+          <w:lang w:val="en_US" w:bidi="en_US"/>
+        </w:rPr>
+        <w:t>2 Corinthians 12:8–10</w:t>
+      </w:r>
       <w:r>
         <w:rPr>
           <w:lang w:val="en_US" w:bidi="en_US"/>
@@ -4787,18 +4019,12 @@
         </w:rPr>
         <w:t>" (</w:t>
       </w:r>
-      <w:hyperlink r:id="rId103">
-        <w:r>
-          <w:rPr>
-            <w:lang w:val="en_US" w:bidi="en_US"/>
-          </w:rPr>
-          <w:rPr>
-            <w:color w:val="0000EE"/>
-            <w:u w:val="single"/>
-          </w:rPr>
-          <w:t>2 Timothy 2:16</w:t>
-        </w:r>
-      </w:hyperlink>
+      <w:r>
+        <w:rPr>
+          <w:lang w:val="en_US" w:bidi="en_US"/>
+        </w:rPr>
+        <w:t>2 Timothy 2:16</w:t>
+      </w:r>
       <w:r>
         <w:rPr>
           <w:lang w:val="en_US" w:bidi="en_US"/>
@@ -4857,18 +4083,12 @@
         </w:rPr>
         <w:t xml:space="preserve">Paul assures Timothy that false teachings will not succeed. He emphasizes the importance of being pure (see </w:t>
       </w:r>
-      <w:hyperlink r:id="rId124">
-        <w:r>
-          <w:rPr>
-            <w:lang w:val="en_US" w:bidi="en_US"/>
-          </w:rPr>
-          <w:rPr>
-            <w:color w:val="0000EE"/>
-            <w:u w:val="single"/>
-          </w:rPr>
-          <w:t>3:9</w:t>
-        </w:r>
-      </w:hyperlink>
+      <w:r>
+        <w:rPr>
+          <w:lang w:val="en_US" w:bidi="en_US"/>
+        </w:rPr>
+        <w:t>3:9</w:t>
+      </w:r>
       <w:r>
         <w:rPr>
           <w:lang w:val="en_US" w:bidi="en_US"/>
@@ -4900,108 +4120,72 @@
         </w:rPr>
         <w:t>: This metaphor emphasizes safety from destruction (</w:t>
       </w:r>
-      <w:hyperlink r:id="rId125">
-        <w:r>
-          <w:rPr>
-            <w:lang w:val="en_US" w:bidi="en_US"/>
-          </w:rPr>
-          <w:rPr>
-            <w:color w:val="0000EE"/>
-            <w:u w:val="single"/>
-          </w:rPr>
-          <w:t>Isaiah 28:16</w:t>
-        </w:r>
-      </w:hyperlink>
+      <w:r>
+        <w:rPr>
+          <w:lang w:val="en_US" w:bidi="en_US"/>
+        </w:rPr>
+        <w:t>Isaiah 28:16</w:t>
+      </w:r>
       <w:r>
         <w:rPr>
           <w:lang w:val="en_US" w:bidi="en_US"/>
         </w:rPr>
         <w:t xml:space="preserve">). It may suggest a temple (see also </w:t>
       </w:r>
-      <w:hyperlink r:id="rId126">
-        <w:r>
-          <w:rPr>
-            <w:lang w:val="en_US" w:bidi="en_US"/>
-          </w:rPr>
-          <w:rPr>
-            <w:color w:val="0000EE"/>
-            <w:u w:val="single"/>
-          </w:rPr>
-          <w:t>1 Timothy 3:15</w:t>
-        </w:r>
-      </w:hyperlink>
-      <w:r>
-        <w:rPr>
-          <w:lang w:val="en_US" w:bidi="en_US"/>
-        </w:rPr>
-        <w:t xml:space="preserve">; </w:t>
-      </w:r>
-      <w:hyperlink r:id="rId127">
-        <w:r>
-          <w:rPr>
-            <w:lang w:val="en_US" w:bidi="en_US"/>
-          </w:rPr>
-          <w:rPr>
-            <w:color w:val="0000EE"/>
-            <w:u w:val="single"/>
-          </w:rPr>
-          <w:t>1 Corinthians 3:11</w:t>
-        </w:r>
-      </w:hyperlink>
-      <w:r>
-        <w:rPr>
-          <w:lang w:val="en_US" w:bidi="en_US"/>
-        </w:rPr>
-        <w:t xml:space="preserve">; </w:t>
-      </w:r>
-      <w:hyperlink r:id="rId128">
-        <w:r>
-          <w:rPr>
-            <w:lang w:val="en_US" w:bidi="en_US"/>
-          </w:rPr>
-          <w:rPr>
-            <w:color w:val="0000EE"/>
-            <w:u w:val="single"/>
-          </w:rPr>
-          <w:t>Ephesians 2:20</w:t>
-        </w:r>
-      </w:hyperlink>
-      <w:r>
-        <w:rPr>
-          <w:lang w:val="en_US" w:bidi="en_US"/>
-        </w:rPr>
-        <w:t xml:space="preserve">; </w:t>
-      </w:r>
-      <w:hyperlink r:id="rId129">
-        <w:r>
-          <w:rPr>
-            <w:lang w:val="en_US" w:bidi="en_US"/>
-          </w:rPr>
-          <w:rPr>
-            <w:color w:val="0000EE"/>
-            <w:u w:val="single"/>
-          </w:rPr>
-          <w:t>1 Peter 2:4–7</w:t>
-        </w:r>
-      </w:hyperlink>
-      <w:r>
-        <w:rPr>
-          <w:lang w:val="en_US" w:bidi="en_US"/>
-        </w:rPr>
-        <w:t xml:space="preserve">; </w:t>
-      </w:r>
-      <w:hyperlink r:id="rId130">
-        <w:r>
-          <w:rPr>
-            <w:lang w:val="en_US" w:bidi="en_US"/>
-          </w:rPr>
-          <w:rPr>
-            <w:color w:val="0000EE"/>
-            <w:u w:val="single"/>
-          </w:rPr>
-          <w:t>Revelation 21:14</w:t>
-        </w:r>
-      </w:hyperlink>
+      <w:r>
+        <w:rPr>
+          <w:lang w:val="en_US" w:bidi="en_US"/>
+        </w:rPr>
+        <w:t>1 Timothy 3:15</w:t>
+      </w:r>
+      <w:r>
+        <w:rPr>
+          <w:lang w:val="en_US" w:bidi="en_US"/>
+        </w:rPr>
+        <w:t xml:space="preserve">; </w:t>
+      </w:r>
+      <w:r>
+        <w:rPr>
+          <w:lang w:val="en_US" w:bidi="en_US"/>
+        </w:rPr>
+        <w:t>1 Corinthians 3:11</w:t>
+      </w:r>
+      <w:r>
+        <w:rPr>
+          <w:lang w:val="en_US" w:bidi="en_US"/>
+        </w:rPr>
+        <w:t xml:space="preserve">; </w:t>
+      </w:r>
+      <w:r>
+        <w:rPr>
+          <w:lang w:val="en_US" w:bidi="en_US"/>
+        </w:rPr>
+        <w:t>Ephesians 2:20</w:t>
+      </w:r>
+      <w:r>
+        <w:rPr>
+          <w:lang w:val="en_US" w:bidi="en_US"/>
+        </w:rPr>
+        <w:t xml:space="preserve">; </w:t>
+      </w:r>
+      <w:r>
+        <w:rPr>
+          <w:lang w:val="en_US" w:bidi="en_US"/>
+        </w:rPr>
+        <w:t>1 Peter 2:4–7</w:t>
+      </w:r>
+      <w:r>
+        <w:rPr>
+          <w:lang w:val="en_US" w:bidi="en_US"/>
+        </w:rPr>
+        <w:t xml:space="preserve">; </w:t>
+      </w:r>
+      <w:r>
+        <w:rPr>
+          <w:lang w:val="en_US" w:bidi="en_US"/>
+        </w:rPr>
+        <w:t>Revelation 21:14</w:t>
+      </w:r>
       <w:r>
         <w:rPr>
           <w:lang w:val="en_US" w:bidi="en_US"/>
@@ -5033,18 +4217,12 @@
         </w:rPr>
         <w:t xml:space="preserve">: This quote refers to </w:t>
       </w:r>
-      <w:hyperlink r:id="rId131">
-        <w:r>
-          <w:rPr>
-            <w:lang w:val="en_US" w:bidi="en_US"/>
-          </w:rPr>
-          <w:rPr>
-            <w:color w:val="0000EE"/>
-            <w:u w:val="single"/>
-          </w:rPr>
-          <w:t>Numbers 16:5</w:t>
-        </w:r>
-      </w:hyperlink>
+      <w:r>
+        <w:rPr>
+          <w:lang w:val="en_US" w:bidi="en_US"/>
+        </w:rPr>
+        <w:t>Numbers 16:5</w:t>
+      </w:r>
       <w:r>
         <w:rPr>
           <w:lang w:val="en_US" w:bidi="en_US"/>
@@ -5076,72 +4254,48 @@
         </w:rPr>
         <w:t xml:space="preserve">: See </w:t>
       </w:r>
-      <w:hyperlink r:id="rId132">
-        <w:r>
-          <w:rPr>
-            <w:lang w:val="en_US" w:bidi="en_US"/>
-          </w:rPr>
-          <w:rPr>
-            <w:color w:val="0000EE"/>
-            <w:u w:val="single"/>
-          </w:rPr>
-          <w:t>Isaiah 52:11</w:t>
-        </w:r>
-      </w:hyperlink>
+      <w:r>
+        <w:rPr>
+          <w:lang w:val="en_US" w:bidi="en_US"/>
+        </w:rPr>
+        <w:t>Isaiah 52:11</w:t>
+      </w:r>
       <w:r>
         <w:rPr>
           <w:lang w:val="en_US" w:bidi="en_US"/>
         </w:rPr>
         <w:t xml:space="preserve">; compare </w:t>
       </w:r>
-      <w:hyperlink r:id="rId133">
-        <w:r>
-          <w:rPr>
-            <w:lang w:val="en_US" w:bidi="en_US"/>
-          </w:rPr>
-          <w:rPr>
-            <w:color w:val="0000EE"/>
-            <w:u w:val="single"/>
-          </w:rPr>
-          <w:t>Numbers 16:26–27</w:t>
-        </w:r>
-      </w:hyperlink>
-      <w:r>
-        <w:rPr>
-          <w:lang w:val="en_US" w:bidi="en_US"/>
-        </w:rPr>
-        <w:t xml:space="preserve">; </w:t>
-      </w:r>
-      <w:hyperlink r:id="rId134">
-        <w:r>
-          <w:rPr>
-            <w:lang w:val="en_US" w:bidi="en_US"/>
-          </w:rPr>
-          <w:rPr>
-            <w:color w:val="0000EE"/>
-            <w:u w:val="single"/>
-          </w:rPr>
-          <w:t>Leviticus 24:16</w:t>
-        </w:r>
-      </w:hyperlink>
-      <w:r>
-        <w:rPr>
-          <w:lang w:val="en_US" w:bidi="en_US"/>
-        </w:rPr>
-        <w:t xml:space="preserve">; </w:t>
-      </w:r>
-      <w:hyperlink r:id="rId135">
-        <w:r>
-          <w:rPr>
-            <w:lang w:val="en_US" w:bidi="en_US"/>
-          </w:rPr>
-          <w:rPr>
-            <w:color w:val="0000EE"/>
-            <w:u w:val="single"/>
-          </w:rPr>
-          <w:t>Psalm 6:8</w:t>
-        </w:r>
-      </w:hyperlink>
+      <w:r>
+        <w:rPr>
+          <w:lang w:val="en_US" w:bidi="en_US"/>
+        </w:rPr>
+        <w:t>Numbers 16:26–27</w:t>
+      </w:r>
+      <w:r>
+        <w:rPr>
+          <w:lang w:val="en_US" w:bidi="en_US"/>
+        </w:rPr>
+        <w:t xml:space="preserve">; </w:t>
+      </w:r>
+      <w:r>
+        <w:rPr>
+          <w:lang w:val="en_US" w:bidi="en_US"/>
+        </w:rPr>
+        <w:t>Leviticus 24:16</w:t>
+      </w:r>
+      <w:r>
+        <w:rPr>
+          <w:lang w:val="en_US" w:bidi="en_US"/>
+        </w:rPr>
+        <w:t xml:space="preserve">; </w:t>
+      </w:r>
+      <w:r>
+        <w:rPr>
+          <w:lang w:val="en_US" w:bidi="en_US"/>
+        </w:rPr>
+        <w:t>Psalm 6:8</w:t>
+      </w:r>
       <w:r>
         <w:rPr>
           <w:lang w:val="en_US" w:bidi="en_US"/>
@@ -5196,36 +4350,24 @@
         </w:rPr>
         <w:t xml:space="preserve">Building on </w:t>
       </w:r>
-      <w:hyperlink r:id="rId97">
-        <w:r>
-          <w:rPr>
-            <w:lang w:val="en_US" w:bidi="en_US"/>
-          </w:rPr>
-          <w:rPr>
-            <w:color w:val="0000EE"/>
-            <w:u w:val="single"/>
-          </w:rPr>
-          <w:t>2:19</w:t>
-        </w:r>
-      </w:hyperlink>
+      <w:r>
+        <w:rPr>
+          <w:lang w:val="en_US" w:bidi="en_US"/>
+        </w:rPr>
+        <w:t>2:19</w:t>
+      </w:r>
       <w:r>
         <w:rPr>
           <w:lang w:val="en_US" w:bidi="en_US"/>
         </w:rPr>
         <w:t xml:space="preserve">, the apostle Paul uses imagery of vessels in a wealthy home (see </w:t>
       </w:r>
-      <w:hyperlink r:id="rId136">
-        <w:r>
-          <w:rPr>
-            <w:lang w:val="en_US" w:bidi="en_US"/>
-          </w:rPr>
-          <w:rPr>
-            <w:color w:val="0000EE"/>
-            <w:u w:val="single"/>
-          </w:rPr>
-          <w:t>Romans 9:21</w:t>
-        </w:r>
-      </w:hyperlink>
+      <w:r>
+        <w:rPr>
+          <w:lang w:val="en_US" w:bidi="en_US"/>
+        </w:rPr>
+        <w:t>Romans 9:21</w:t>
+      </w:r>
       <w:r>
         <w:rPr>
           <w:lang w:val="en_US" w:bidi="en_US"/>
@@ -5291,144 +4433,96 @@
         </w:rPr>
         <w:t xml:space="preserve">: Compare </w:t>
       </w:r>
-      <w:hyperlink r:id="rId137">
-        <w:r>
-          <w:rPr>
-            <w:lang w:val="en_US" w:bidi="en_US"/>
-          </w:rPr>
-          <w:rPr>
-            <w:color w:val="0000EE"/>
-            <w:u w:val="single"/>
-          </w:rPr>
-          <w:t>Psalm 99:6</w:t>
-        </w:r>
-      </w:hyperlink>
-      <w:r>
-        <w:rPr>
-          <w:lang w:val="en_US" w:bidi="en_US"/>
-        </w:rPr>
-        <w:t xml:space="preserve">; </w:t>
-      </w:r>
-      <w:hyperlink r:id="rId138">
-        <w:r>
-          <w:rPr>
-            <w:lang w:val="en_US" w:bidi="en_US"/>
-          </w:rPr>
-          <w:rPr>
-            <w:color w:val="0000EE"/>
-            <w:u w:val="single"/>
-          </w:rPr>
-          <w:t>Joel 2:32</w:t>
-        </w:r>
-      </w:hyperlink>
-      <w:r>
-        <w:rPr>
-          <w:lang w:val="en_US" w:bidi="en_US"/>
-        </w:rPr>
-        <w:t xml:space="preserve">; </w:t>
-      </w:r>
-      <w:hyperlink r:id="rId139">
-        <w:r>
-          <w:rPr>
-            <w:lang w:val="en_US" w:bidi="en_US"/>
-          </w:rPr>
-          <w:rPr>
-            <w:color w:val="0000EE"/>
-            <w:u w:val="single"/>
-          </w:rPr>
-          <w:t>Acts 2:21</w:t>
-        </w:r>
-      </w:hyperlink>
-      <w:r>
-        <w:rPr>
-          <w:lang w:val="en_US" w:bidi="en_US"/>
-        </w:rPr>
-        <w:t xml:space="preserve">; </w:t>
-      </w:r>
-      <w:hyperlink r:id="rId140">
-        <w:r>
-          <w:rPr>
-            <w:lang w:val="en_US" w:bidi="en_US"/>
-          </w:rPr>
-          <w:rPr>
-            <w:color w:val="0000EE"/>
-            <w:u w:val="single"/>
-          </w:rPr>
-          <w:t>9:14</w:t>
-        </w:r>
-      </w:hyperlink>
+      <w:r>
+        <w:rPr>
+          <w:lang w:val="en_US" w:bidi="en_US"/>
+        </w:rPr>
+        <w:t>Psalm 99:6</w:t>
+      </w:r>
+      <w:r>
+        <w:rPr>
+          <w:lang w:val="en_US" w:bidi="en_US"/>
+        </w:rPr>
+        <w:t xml:space="preserve">; </w:t>
+      </w:r>
+      <w:r>
+        <w:rPr>
+          <w:lang w:val="en_US" w:bidi="en_US"/>
+        </w:rPr>
+        <w:t>Joel 2:32</w:t>
+      </w:r>
+      <w:r>
+        <w:rPr>
+          <w:lang w:val="en_US" w:bidi="en_US"/>
+        </w:rPr>
+        <w:t xml:space="preserve">; </w:t>
+      </w:r>
+      <w:r>
+        <w:rPr>
+          <w:lang w:val="en_US" w:bidi="en_US"/>
+        </w:rPr>
+        <w:t>Acts 2:21</w:t>
+      </w:r>
+      <w:r>
+        <w:rPr>
+          <w:lang w:val="en_US" w:bidi="en_US"/>
+        </w:rPr>
+        <w:t xml:space="preserve">; </w:t>
+      </w:r>
+      <w:r>
+        <w:rPr>
+          <w:lang w:val="en_US" w:bidi="en_US"/>
+        </w:rPr>
+        <w:t>9:14</w:t>
+      </w:r>
       <w:r>
         <w:rPr>
           <w:lang w:val="en_US" w:bidi="en_US"/>
         </w:rPr>
         <w:t xml:space="preserve">, </w:t>
       </w:r>
-      <w:hyperlink r:id="rId141">
-        <w:r>
-          <w:rPr>
-            <w:lang w:val="en_US" w:bidi="en_US"/>
-          </w:rPr>
-          <w:rPr>
-            <w:color w:val="0000EE"/>
-            <w:u w:val="single"/>
-          </w:rPr>
-          <w:t>21</w:t>
-        </w:r>
-      </w:hyperlink>
-      <w:r>
-        <w:rPr>
-          <w:lang w:val="en_US" w:bidi="en_US"/>
-        </w:rPr>
-        <w:t xml:space="preserve">; </w:t>
-      </w:r>
-      <w:hyperlink r:id="rId142">
-        <w:r>
-          <w:rPr>
-            <w:lang w:val="en_US" w:bidi="en_US"/>
-          </w:rPr>
-          <w:rPr>
-            <w:color w:val="0000EE"/>
-            <w:u w:val="single"/>
-          </w:rPr>
-          <w:t>22:16</w:t>
-        </w:r>
-      </w:hyperlink>
-      <w:r>
-        <w:rPr>
-          <w:lang w:val="en_US" w:bidi="en_US"/>
-        </w:rPr>
-        <w:t xml:space="preserve">; </w:t>
-      </w:r>
-      <w:hyperlink r:id="rId143">
-        <w:r>
-          <w:rPr>
-            <w:lang w:val="en_US" w:bidi="en_US"/>
-          </w:rPr>
-          <w:rPr>
-            <w:color w:val="0000EE"/>
-            <w:u w:val="single"/>
-          </w:rPr>
-          <w:t>Romans 10:12–13</w:t>
-        </w:r>
-      </w:hyperlink>
-      <w:r>
-        <w:rPr>
-          <w:lang w:val="en_US" w:bidi="en_US"/>
-        </w:rPr>
-        <w:t xml:space="preserve">; </w:t>
-      </w:r>
-      <w:hyperlink r:id="rId144">
-        <w:r>
-          <w:rPr>
-            <w:lang w:val="en_US" w:bidi="en_US"/>
-          </w:rPr>
-          <w:rPr>
-            <w:color w:val="0000EE"/>
-            <w:u w:val="single"/>
-          </w:rPr>
-          <w:t>1 Corinthians 1:2</w:t>
-        </w:r>
-      </w:hyperlink>
+      <w:r>
+        <w:rPr>
+          <w:lang w:val="en_US" w:bidi="en_US"/>
+        </w:rPr>
+        <w:t>21</w:t>
+      </w:r>
+      <w:r>
+        <w:rPr>
+          <w:lang w:val="en_US" w:bidi="en_US"/>
+        </w:rPr>
+        <w:t xml:space="preserve">; </w:t>
+      </w:r>
+      <w:r>
+        <w:rPr>
+          <w:lang w:val="en_US" w:bidi="en_US"/>
+        </w:rPr>
+        <w:t>22:16</w:t>
+      </w:r>
+      <w:r>
+        <w:rPr>
+          <w:lang w:val="en_US" w:bidi="en_US"/>
+        </w:rPr>
+        <w:t xml:space="preserve">; </w:t>
+      </w:r>
+      <w:r>
+        <w:rPr>
+          <w:lang w:val="en_US" w:bidi="en_US"/>
+        </w:rPr>
+        <w:t>Romans 10:12–13</w:t>
+      </w:r>
+      <w:r>
+        <w:rPr>
+          <w:lang w:val="en_US" w:bidi="en_US"/>
+        </w:rPr>
+        <w:t xml:space="preserve">; </w:t>
+      </w:r>
+      <w:r>
+        <w:rPr>
+          <w:lang w:val="en_US" w:bidi="en_US"/>
+        </w:rPr>
+        <w:t>1 Corinthians 1:2</w:t>
+      </w:r>
       <w:r>
         <w:rPr>
           <w:lang w:val="en_US" w:bidi="en_US"/>
@@ -5460,18 +4554,12 @@
         </w:rPr>
         <w:t xml:space="preserve">: See </w:t>
       </w:r>
-      <w:hyperlink r:id="rId21">
-        <w:r>
-          <w:rPr>
-            <w:lang w:val="en_US" w:bidi="en_US"/>
-          </w:rPr>
-          <w:rPr>
-            <w:color w:val="0000EE"/>
-            <w:u w:val="single"/>
-          </w:rPr>
-          <w:t>1 Timothy 1:5</w:t>
-        </w:r>
-      </w:hyperlink>
+      <w:r>
+        <w:rPr>
+          <w:lang w:val="en_US" w:bidi="en_US"/>
+        </w:rPr>
+        <w:t>1 Timothy 1:5</w:t>
+      </w:r>
       <w:r>
         <w:rPr>
           <w:lang w:val="en_US" w:bidi="en_US"/>
@@ -5537,90 +4625,60 @@
         </w:rPr>
         <w:t xml:space="preserve">: See </w:t>
       </w:r>
-      <w:hyperlink r:id="rId145">
-        <w:r>
-          <w:rPr>
-            <w:lang w:val="en_US" w:bidi="en_US"/>
-          </w:rPr>
-          <w:rPr>
-            <w:color w:val="0000EE"/>
-            <w:u w:val="single"/>
-          </w:rPr>
-          <w:t>Titus 1:1</w:t>
-        </w:r>
-      </w:hyperlink>
+      <w:r>
+        <w:rPr>
+          <w:lang w:val="en_US" w:bidi="en_US"/>
+        </w:rPr>
+        <w:t>Titus 1:1</w:t>
+      </w:r>
       <w:r>
         <w:rPr>
           <w:lang w:val="en_US" w:bidi="en_US"/>
         </w:rPr>
         <w:t xml:space="preserve">; compare with </w:t>
       </w:r>
-      <w:hyperlink r:id="rId146">
-        <w:r>
-          <w:rPr>
-            <w:lang w:val="en_US" w:bidi="en_US"/>
-          </w:rPr>
-          <w:rPr>
-            <w:color w:val="0000EE"/>
-            <w:u w:val="single"/>
-          </w:rPr>
-          <w:t>Isaiah 42:1–2</w:t>
-        </w:r>
-      </w:hyperlink>
-      <w:r>
-        <w:rPr>
-          <w:lang w:val="en_US" w:bidi="en_US"/>
-        </w:rPr>
-        <w:t xml:space="preserve">; </w:t>
-      </w:r>
-      <w:hyperlink r:id="rId147">
-        <w:r>
-          <w:rPr>
-            <w:lang w:val="en_US" w:bidi="en_US"/>
-          </w:rPr>
-          <w:rPr>
-            <w:color w:val="0000EE"/>
-            <w:u w:val="single"/>
-          </w:rPr>
-          <w:t>50:6</w:t>
-        </w:r>
-      </w:hyperlink>
-      <w:r>
-        <w:rPr>
-          <w:lang w:val="en_US" w:bidi="en_US"/>
-        </w:rPr>
-        <w:t xml:space="preserve">; </w:t>
-      </w:r>
-      <w:hyperlink r:id="rId148">
-        <w:r>
-          <w:rPr>
-            <w:lang w:val="en_US" w:bidi="en_US"/>
-          </w:rPr>
-          <w:rPr>
-            <w:color w:val="0000EE"/>
-            <w:u w:val="single"/>
-          </w:rPr>
-          <w:t>53:7</w:t>
-        </w:r>
-      </w:hyperlink>
-      <w:r>
-        <w:rPr>
-          <w:lang w:val="en_US" w:bidi="en_US"/>
-        </w:rPr>
-        <w:t xml:space="preserve">; </w:t>
-      </w:r>
-      <w:hyperlink r:id="rId149">
-        <w:r>
-          <w:rPr>
-            <w:lang w:val="en_US" w:bidi="en_US"/>
-          </w:rPr>
-          <w:rPr>
-            <w:color w:val="0000EE"/>
-            <w:u w:val="single"/>
-          </w:rPr>
-          <w:t>Matthew 12:14–21</w:t>
-        </w:r>
-      </w:hyperlink>
+      <w:r>
+        <w:rPr>
+          <w:lang w:val="en_US" w:bidi="en_US"/>
+        </w:rPr>
+        <w:t>Isaiah 42:1–2</w:t>
+      </w:r>
+      <w:r>
+        <w:rPr>
+          <w:lang w:val="en_US" w:bidi="en_US"/>
+        </w:rPr>
+        <w:t xml:space="preserve">; </w:t>
+      </w:r>
+      <w:r>
+        <w:rPr>
+          <w:lang w:val="en_US" w:bidi="en_US"/>
+        </w:rPr>
+        <w:t>50:6</w:t>
+      </w:r>
+      <w:r>
+        <w:rPr>
+          <w:lang w:val="en_US" w:bidi="en_US"/>
+        </w:rPr>
+        <w:t xml:space="preserve">; </w:t>
+      </w:r>
+      <w:r>
+        <w:rPr>
+          <w:lang w:val="en_US" w:bidi="en_US"/>
+        </w:rPr>
+        <w:t>53:7</w:t>
+      </w:r>
+      <w:r>
+        <w:rPr>
+          <w:lang w:val="en_US" w:bidi="en_US"/>
+        </w:rPr>
+        <w:t xml:space="preserve">; </w:t>
+      </w:r>
+      <w:r>
+        <w:rPr>
+          <w:lang w:val="en_US" w:bidi="en_US"/>
+        </w:rPr>
+        <w:t>Matthew 12:14–21</w:t>
+      </w:r>
       <w:r>
         <w:rPr>
           <w:lang w:val="en_US" w:bidi="en_US"/>
@@ -5652,36 +4710,24 @@
         </w:rPr>
         <w:t xml:space="preserve">: See </w:t>
       </w:r>
-      <w:hyperlink r:id="rId150">
-        <w:r>
-          <w:rPr>
-            <w:lang w:val="en_US" w:bidi="en_US"/>
-          </w:rPr>
-          <w:rPr>
-            <w:color w:val="0000EE"/>
-            <w:u w:val="single"/>
-          </w:rPr>
-          <w:t>1 Timothy 3:2–3</w:t>
-        </w:r>
-      </w:hyperlink>
-      <w:r>
-        <w:rPr>
-          <w:lang w:val="en_US" w:bidi="en_US"/>
-        </w:rPr>
-        <w:t xml:space="preserve">; </w:t>
-      </w:r>
-      <w:hyperlink r:id="rId151">
-        <w:r>
-          <w:rPr>
-            <w:lang w:val="en_US" w:bidi="en_US"/>
-          </w:rPr>
-          <w:rPr>
-            <w:color w:val="0000EE"/>
-            <w:u w:val="single"/>
-          </w:rPr>
-          <w:t>Titus 3:2</w:t>
-        </w:r>
-      </w:hyperlink>
+      <w:r>
+        <w:rPr>
+          <w:lang w:val="en_US" w:bidi="en_US"/>
+        </w:rPr>
+        <w:t>1 Timothy 3:2–3</w:t>
+      </w:r>
+      <w:r>
+        <w:rPr>
+          <w:lang w:val="en_US" w:bidi="en_US"/>
+        </w:rPr>
+        <w:t xml:space="preserve">; </w:t>
+      </w:r>
+      <w:r>
+        <w:rPr>
+          <w:lang w:val="en_US" w:bidi="en_US"/>
+        </w:rPr>
+        <w:t>Titus 3:2</w:t>
+      </w:r>
       <w:r>
         <w:rPr>
           <w:lang w:val="en_US" w:bidi="en_US"/>
@@ -5743,108 +4789,72 @@
         </w:rPr>
         <w:t xml:space="preserve">: Compare </w:t>
       </w:r>
-      <w:hyperlink r:id="rId152">
-        <w:r>
-          <w:rPr>
-            <w:lang w:val="en_US" w:bidi="en_US"/>
-          </w:rPr>
-          <w:rPr>
-            <w:color w:val="0000EE"/>
-            <w:u w:val="single"/>
-          </w:rPr>
-          <w:t>1 Corinthians 4:21</w:t>
-        </w:r>
-      </w:hyperlink>
-      <w:r>
-        <w:rPr>
-          <w:lang w:val="en_US" w:bidi="en_US"/>
-        </w:rPr>
-        <w:t xml:space="preserve">; </w:t>
-      </w:r>
-      <w:hyperlink r:id="rId153">
-        <w:r>
-          <w:rPr>
-            <w:lang w:val="en_US" w:bidi="en_US"/>
-          </w:rPr>
-          <w:rPr>
-            <w:color w:val="0000EE"/>
-            <w:u w:val="single"/>
-          </w:rPr>
-          <w:t>2 Corinthians 10:1</w:t>
-        </w:r>
-      </w:hyperlink>
-      <w:r>
-        <w:rPr>
-          <w:lang w:val="en_US" w:bidi="en_US"/>
-        </w:rPr>
-        <w:t xml:space="preserve">; </w:t>
-      </w:r>
-      <w:hyperlink r:id="rId154">
-        <w:r>
-          <w:rPr>
-            <w:lang w:val="en_US" w:bidi="en_US"/>
-          </w:rPr>
-          <w:rPr>
-            <w:color w:val="0000EE"/>
-            <w:u w:val="single"/>
-          </w:rPr>
-          <w:t>1 Thessalonians 5:14</w:t>
-        </w:r>
-      </w:hyperlink>
-      <w:r>
-        <w:rPr>
-          <w:lang w:val="en_US" w:bidi="en_US"/>
-        </w:rPr>
-        <w:t xml:space="preserve">; </w:t>
-      </w:r>
-      <w:hyperlink r:id="rId155">
-        <w:r>
-          <w:rPr>
-            <w:lang w:val="en_US" w:bidi="en_US"/>
-          </w:rPr>
-          <w:rPr>
-            <w:color w:val="0000EE"/>
-            <w:u w:val="single"/>
-          </w:rPr>
-          <w:t>2 Thessalonians 3:14–15</w:t>
-        </w:r>
-      </w:hyperlink>
-      <w:r>
-        <w:rPr>
-          <w:lang w:val="en_US" w:bidi="en_US"/>
-        </w:rPr>
-        <w:t xml:space="preserve">; </w:t>
-      </w:r>
-      <w:hyperlink r:id="rId156">
-        <w:r>
-          <w:rPr>
-            <w:lang w:val="en_US" w:bidi="en_US"/>
-          </w:rPr>
-          <w:rPr>
-            <w:color w:val="0000EE"/>
-            <w:u w:val="single"/>
-          </w:rPr>
-          <w:t>Titus 3:10–11</w:t>
-        </w:r>
-      </w:hyperlink>
-      <w:r>
-        <w:rPr>
-          <w:lang w:val="en_US" w:bidi="en_US"/>
-        </w:rPr>
-        <w:t xml:space="preserve">; </w:t>
-      </w:r>
-      <w:hyperlink r:id="rId157">
-        <w:r>
-          <w:rPr>
-            <w:lang w:val="en_US" w:bidi="en_US"/>
-          </w:rPr>
-          <w:rPr>
-            <w:color w:val="0000EE"/>
-            <w:u w:val="single"/>
-          </w:rPr>
-          <w:t>Jude 1:22–23</w:t>
-        </w:r>
-      </w:hyperlink>
+      <w:r>
+        <w:rPr>
+          <w:lang w:val="en_US" w:bidi="en_US"/>
+        </w:rPr>
+        <w:t>1 Corinthians 4:21</w:t>
+      </w:r>
+      <w:r>
+        <w:rPr>
+          <w:lang w:val="en_US" w:bidi="en_US"/>
+        </w:rPr>
+        <w:t xml:space="preserve">; </w:t>
+      </w:r>
+      <w:r>
+        <w:rPr>
+          <w:lang w:val="en_US" w:bidi="en_US"/>
+        </w:rPr>
+        <w:t>2 Corinthians 10:1</w:t>
+      </w:r>
+      <w:r>
+        <w:rPr>
+          <w:lang w:val="en_US" w:bidi="en_US"/>
+        </w:rPr>
+        <w:t xml:space="preserve">; </w:t>
+      </w:r>
+      <w:r>
+        <w:rPr>
+          <w:lang w:val="en_US" w:bidi="en_US"/>
+        </w:rPr>
+        <w:t>1 Thessalonians 5:14</w:t>
+      </w:r>
+      <w:r>
+        <w:rPr>
+          <w:lang w:val="en_US" w:bidi="en_US"/>
+        </w:rPr>
+        <w:t xml:space="preserve">; </w:t>
+      </w:r>
+      <w:r>
+        <w:rPr>
+          <w:lang w:val="en_US" w:bidi="en_US"/>
+        </w:rPr>
+        <w:t>2 Thessalonians 3:14–15</w:t>
+      </w:r>
+      <w:r>
+        <w:rPr>
+          <w:lang w:val="en_US" w:bidi="en_US"/>
+        </w:rPr>
+        <w:t xml:space="preserve">; </w:t>
+      </w:r>
+      <w:r>
+        <w:rPr>
+          <w:lang w:val="en_US" w:bidi="en_US"/>
+        </w:rPr>
+        <w:t>Titus 3:10–11</w:t>
+      </w:r>
+      <w:r>
+        <w:rPr>
+          <w:lang w:val="en_US" w:bidi="en_US"/>
+        </w:rPr>
+        <w:t xml:space="preserve">; </w:t>
+      </w:r>
+      <w:r>
+        <w:rPr>
+          <w:lang w:val="en_US" w:bidi="en_US"/>
+        </w:rPr>
+        <w:t>Jude 1:22–23</w:t>
+      </w:r>
       <w:r>
         <w:rPr>
           <w:lang w:val="en_US" w:bidi="en_US"/>
@@ -5899,108 +4909,72 @@
         </w:rPr>
         <w:t xml:space="preserve">Paul explains how people will behave in the last days, which had already started (see also </w:t>
       </w:r>
-      <w:hyperlink r:id="rId158">
-        <w:r>
-          <w:rPr>
-            <w:lang w:val="en_US" w:bidi="en_US"/>
-          </w:rPr>
-          <w:rPr>
-            <w:color w:val="0000EE"/>
-            <w:u w:val="single"/>
-          </w:rPr>
-          <w:t>1 Timothy 4:1–5</w:t>
-        </w:r>
-      </w:hyperlink>
-      <w:r>
-        <w:rPr>
-          <w:lang w:val="en_US" w:bidi="en_US"/>
-        </w:rPr>
-        <w:t xml:space="preserve">; </w:t>
-      </w:r>
-      <w:hyperlink r:id="rId159">
-        <w:r>
-          <w:rPr>
-            <w:lang w:val="en_US" w:bidi="en_US"/>
-          </w:rPr>
-          <w:rPr>
-            <w:color w:val="0000EE"/>
-            <w:u w:val="single"/>
-          </w:rPr>
-          <w:t>2 Peter 2:1–22</w:t>
-        </w:r>
-      </w:hyperlink>
-      <w:r>
-        <w:rPr>
-          <w:lang w:val="en_US" w:bidi="en_US"/>
-        </w:rPr>
-        <w:t xml:space="preserve">; </w:t>
-      </w:r>
-      <w:hyperlink r:id="rId160">
-        <w:r>
-          <w:rPr>
-            <w:lang w:val="en_US" w:bidi="en_US"/>
-          </w:rPr>
-          <w:rPr>
-            <w:color w:val="0000EE"/>
-            <w:u w:val="single"/>
-          </w:rPr>
-          <w:t>3:3</w:t>
-        </w:r>
-      </w:hyperlink>
-      <w:r>
-        <w:rPr>
-          <w:lang w:val="en_US" w:bidi="en_US"/>
-        </w:rPr>
-        <w:t xml:space="preserve">; </w:t>
-      </w:r>
-      <w:hyperlink r:id="rId161">
-        <w:r>
-          <w:rPr>
-            <w:lang w:val="en_US" w:bidi="en_US"/>
-          </w:rPr>
-          <w:rPr>
-            <w:color w:val="0000EE"/>
-            <w:u w:val="single"/>
-          </w:rPr>
-          <w:t>Jude 1:18</w:t>
-        </w:r>
-      </w:hyperlink>
-      <w:r>
-        <w:rPr>
-          <w:lang w:val="en_US" w:bidi="en_US"/>
-        </w:rPr>
-        <w:t xml:space="preserve">; </w:t>
-      </w:r>
-      <w:hyperlink r:id="rId162">
-        <w:r>
-          <w:rPr>
-            <w:lang w:val="en_US" w:bidi="en_US"/>
-          </w:rPr>
-          <w:rPr>
-            <w:color w:val="0000EE"/>
-            <w:u w:val="single"/>
-          </w:rPr>
-          <w:t>2 Timothy 3:5</w:t>
-        </w:r>
-      </w:hyperlink>
+      <w:r>
+        <w:rPr>
+          <w:lang w:val="en_US" w:bidi="en_US"/>
+        </w:rPr>
+        <w:t>1 Timothy 4:1–5</w:t>
+      </w:r>
+      <w:r>
+        <w:rPr>
+          <w:lang w:val="en_US" w:bidi="en_US"/>
+        </w:rPr>
+        <w:t xml:space="preserve">; </w:t>
+      </w:r>
+      <w:r>
+        <w:rPr>
+          <w:lang w:val="en_US" w:bidi="en_US"/>
+        </w:rPr>
+        <w:t>2 Peter 2:1–22</w:t>
+      </w:r>
+      <w:r>
+        <w:rPr>
+          <w:lang w:val="en_US" w:bidi="en_US"/>
+        </w:rPr>
+        <w:t xml:space="preserve">; </w:t>
+      </w:r>
+      <w:r>
+        <w:rPr>
+          <w:lang w:val="en_US" w:bidi="en_US"/>
+        </w:rPr>
+        <w:t>3:3</w:t>
+      </w:r>
+      <w:r>
+        <w:rPr>
+          <w:lang w:val="en_US" w:bidi="en_US"/>
+        </w:rPr>
+        <w:t xml:space="preserve">; </w:t>
+      </w:r>
+      <w:r>
+        <w:rPr>
+          <w:lang w:val="en_US" w:bidi="en_US"/>
+        </w:rPr>
+        <w:t>Jude 1:18</w:t>
+      </w:r>
+      <w:r>
+        <w:rPr>
+          <w:lang w:val="en_US" w:bidi="en_US"/>
+        </w:rPr>
+        <w:t xml:space="preserve">; </w:t>
+      </w:r>
+      <w:r>
+        <w:rPr>
+          <w:lang w:val="en_US" w:bidi="en_US"/>
+        </w:rPr>
+        <w:t>2 Timothy 3:5</w:t>
+      </w:r>
       <w:r>
         <w:rPr>
           <w:lang w:val="en_US" w:bidi="en_US"/>
         </w:rPr>
         <w:t xml:space="preserve">, </w:t>
       </w:r>
-      <w:hyperlink r:id="rId163">
-        <w:r>
-          <w:rPr>
-            <w:lang w:val="en_US" w:bidi="en_US"/>
-          </w:rPr>
-          <w:rPr>
-            <w:color w:val="0000EE"/>
-            <w:u w:val="single"/>
-          </w:rPr>
-          <w:t>6–9</w:t>
-        </w:r>
-      </w:hyperlink>
+      <w:r>
+        <w:rPr>
+          <w:lang w:val="en_US" w:bidi="en_US"/>
+        </w:rPr>
+        <w:t>6–9</w:t>
+      </w:r>
       <w:r>
         <w:rPr>
           <w:lang w:val="en_US" w:bidi="en_US"/>
@@ -6110,54 +5084,36 @@
         </w:rPr>
         <w:t>: These people rejected good teaching. They denied the power that could make them live as God desires (</w:t>
       </w:r>
-      <w:hyperlink r:id="rId164">
-        <w:r>
-          <w:rPr>
-            <w:lang w:val="en_US" w:bidi="en_US"/>
-          </w:rPr>
-          <w:rPr>
-            <w:color w:val="0000EE"/>
-            <w:u w:val="single"/>
-          </w:rPr>
-          <w:t>3:2–4</w:t>
-        </w:r>
-      </w:hyperlink>
+      <w:r>
+        <w:rPr>
+          <w:lang w:val="en_US" w:bidi="en_US"/>
+        </w:rPr>
+        <w:t>3:2–4</w:t>
+      </w:r>
       <w:r>
         <w:rPr>
           <w:lang w:val="en_US" w:bidi="en_US"/>
         </w:rPr>
         <w:t xml:space="preserve">; see </w:t>
       </w:r>
-      <w:hyperlink r:id="rId165">
-        <w:r>
-          <w:rPr>
-            <w:lang w:val="en_US" w:bidi="en_US"/>
-          </w:rPr>
-          <w:rPr>
-            <w:color w:val="0000EE"/>
-            <w:u w:val="single"/>
-          </w:rPr>
-          <w:t>1 Timothy 1:5–11</w:t>
-        </w:r>
-      </w:hyperlink>
-      <w:r>
-        <w:rPr>
-          <w:lang w:val="en_US" w:bidi="en_US"/>
-        </w:rPr>
-        <w:t xml:space="preserve">; </w:t>
-      </w:r>
-      <w:hyperlink r:id="rId116">
-        <w:r>
-          <w:rPr>
-            <w:lang w:val="en_US" w:bidi="en_US"/>
-          </w:rPr>
-          <w:rPr>
-            <w:color w:val="0000EE"/>
-            <w:u w:val="single"/>
-          </w:rPr>
-          <w:t>Colossians 2:16–23</w:t>
-        </w:r>
-      </w:hyperlink>
+      <w:r>
+        <w:rPr>
+          <w:lang w:val="en_US" w:bidi="en_US"/>
+        </w:rPr>
+        <w:t>1 Timothy 1:5–11</w:t>
+      </w:r>
+      <w:r>
+        <w:rPr>
+          <w:lang w:val="en_US" w:bidi="en_US"/>
+        </w:rPr>
+        <w:t xml:space="preserve">; </w:t>
+      </w:r>
+      <w:r>
+        <w:rPr>
+          <w:lang w:val="en_US" w:bidi="en_US"/>
+        </w:rPr>
+        <w:t>Colossians 2:16–23</w:t>
+      </w:r>
       <w:r>
         <w:rPr>
           <w:lang w:val="en_US" w:bidi="en_US"/>
@@ -6212,72 +5168,48 @@
         </w:rPr>
         <w:t>The letters to Timothy and Titus consistently express concern about the impact of false teachers on households and women (</w:t>
       </w:r>
-      <w:hyperlink r:id="rId166">
-        <w:r>
-          <w:rPr>
-            <w:lang w:val="en_US" w:bidi="en_US"/>
-          </w:rPr>
-          <w:rPr>
-            <w:color w:val="0000EE"/>
-            <w:u w:val="single"/>
-          </w:rPr>
-          <w:t>Titus 1:11</w:t>
-        </w:r>
-      </w:hyperlink>
+      <w:r>
+        <w:rPr>
+          <w:lang w:val="en_US" w:bidi="en_US"/>
+        </w:rPr>
+        <w:t>Titus 1:11</w:t>
+      </w:r>
       <w:r>
         <w:rPr>
           <w:lang w:val="en_US" w:bidi="en_US"/>
         </w:rPr>
         <w:t xml:space="preserve">; see </w:t>
       </w:r>
-      <w:hyperlink r:id="rId122">
-        <w:r>
-          <w:rPr>
-            <w:lang w:val="en_US" w:bidi="en_US"/>
-          </w:rPr>
-          <w:rPr>
-            <w:color w:val="0000EE"/>
-            <w:u w:val="single"/>
-          </w:rPr>
-          <w:t>1 Timothy 2:11–15</w:t>
-        </w:r>
-      </w:hyperlink>
-      <w:r>
-        <w:rPr>
-          <w:lang w:val="en_US" w:bidi="en_US"/>
-        </w:rPr>
-        <w:t xml:space="preserve">; </w:t>
-      </w:r>
-      <w:hyperlink r:id="rId167">
-        <w:r>
-          <w:rPr>
-            <w:lang w:val="en_US" w:bidi="en_US"/>
-          </w:rPr>
-          <w:rPr>
-            <w:color w:val="0000EE"/>
-            <w:u w:val="single"/>
-          </w:rPr>
-          <w:t>3:4–5</w:t>
-        </w:r>
-      </w:hyperlink>
-      <w:r>
-        <w:rPr>
-          <w:lang w:val="en_US" w:bidi="en_US"/>
-        </w:rPr>
-        <w:t xml:space="preserve">; </w:t>
-      </w:r>
-      <w:hyperlink r:id="rId168">
-        <w:r>
-          <w:rPr>
-            <w:lang w:val="en_US" w:bidi="en_US"/>
-          </w:rPr>
-          <w:rPr>
-            <w:color w:val="0000EE"/>
-            <w:u w:val="single"/>
-          </w:rPr>
-          <w:t>5:14–15</w:t>
-        </w:r>
-      </w:hyperlink>
+      <w:r>
+        <w:rPr>
+          <w:lang w:val="en_US" w:bidi="en_US"/>
+        </w:rPr>
+        <w:t>1 Timothy 2:11–15</w:t>
+      </w:r>
+      <w:r>
+        <w:rPr>
+          <w:lang w:val="en_US" w:bidi="en_US"/>
+        </w:rPr>
+        <w:t xml:space="preserve">; </w:t>
+      </w:r>
+      <w:r>
+        <w:rPr>
+          <w:lang w:val="en_US" w:bidi="en_US"/>
+        </w:rPr>
+        <w:t>3:4–5</w:t>
+      </w:r>
+      <w:r>
+        <w:rPr>
+          <w:lang w:val="en_US" w:bidi="en_US"/>
+        </w:rPr>
+        <w:t xml:space="preserve">; </w:t>
+      </w:r>
+      <w:r>
+        <w:rPr>
+          <w:lang w:val="en_US" w:bidi="en_US"/>
+        </w:rPr>
+        <w:t>5:14–15</w:t>
+      </w:r>
       <w:r>
         <w:rPr>
           <w:lang w:val="en_US" w:bidi="en_US"/>
@@ -6332,54 +5264,36 @@
         </w:rPr>
         <w:t xml:space="preserve">According to tradition, Jannes and Jambres are the names of the Egyptians who opposed Moses and practiced magic (see </w:t>
       </w:r>
-      <w:hyperlink r:id="rId169">
-        <w:r>
-          <w:rPr>
-            <w:lang w:val="en_US" w:bidi="en_US"/>
-          </w:rPr>
-          <w:rPr>
-            <w:color w:val="0000EE"/>
-            <w:u w:val="single"/>
-          </w:rPr>
-          <w:t>Exodus 7:8–13</w:t>
-        </w:r>
-      </w:hyperlink>
-      <w:r>
-        <w:rPr>
-          <w:lang w:val="en_US" w:bidi="en_US"/>
-        </w:rPr>
-        <w:t xml:space="preserve">; </w:t>
-      </w:r>
-      <w:hyperlink r:id="rId170">
-        <w:r>
-          <w:rPr>
-            <w:lang w:val="en_US" w:bidi="en_US"/>
-          </w:rPr>
-          <w:rPr>
-            <w:color w:val="0000EE"/>
-            <w:u w:val="single"/>
-          </w:rPr>
-          <w:t>8:18</w:t>
-        </w:r>
-      </w:hyperlink>
-      <w:r>
-        <w:rPr>
-          <w:lang w:val="en_US" w:bidi="en_US"/>
-        </w:rPr>
-        <w:t xml:space="preserve">; </w:t>
-      </w:r>
-      <w:hyperlink r:id="rId171">
-        <w:r>
-          <w:rPr>
-            <w:lang w:val="en_US" w:bidi="en_US"/>
-          </w:rPr>
-          <w:rPr>
-            <w:color w:val="0000EE"/>
-            <w:u w:val="single"/>
-          </w:rPr>
-          <w:t>9:11</w:t>
-        </w:r>
-      </w:hyperlink>
+      <w:r>
+        <w:rPr>
+          <w:lang w:val="en_US" w:bidi="en_US"/>
+        </w:rPr>
+        <w:t>Exodus 7:8–13</w:t>
+      </w:r>
+      <w:r>
+        <w:rPr>
+          <w:lang w:val="en_US" w:bidi="en_US"/>
+        </w:rPr>
+        <w:t xml:space="preserve">; </w:t>
+      </w:r>
+      <w:r>
+        <w:rPr>
+          <w:lang w:val="en_US" w:bidi="en_US"/>
+        </w:rPr>
+        <w:t>8:18</w:t>
+      </w:r>
+      <w:r>
+        <w:rPr>
+          <w:lang w:val="en_US" w:bidi="en_US"/>
+        </w:rPr>
+        <w:t xml:space="preserve">; </w:t>
+      </w:r>
+      <w:r>
+        <w:rPr>
+          <w:lang w:val="en_US" w:bidi="en_US"/>
+        </w:rPr>
+        <w:t>9:11</w:t>
+      </w:r>
       <w:r>
         <w:rPr>
           <w:lang w:val="en_US" w:bidi="en_US"/>
@@ -6438,90 +5352,60 @@
         </w:rPr>
         <w:t xml:space="preserve">Timothy was from Lystra, near Antioch and Iconium, so he knew about Paul's suffering (see </w:t>
       </w:r>
-      <w:hyperlink r:id="rId172">
-        <w:r>
-          <w:rPr>
-            <w:lang w:val="en_US" w:bidi="en_US"/>
-          </w:rPr>
-          <w:rPr>
-            <w:color w:val="0000EE"/>
-            <w:u w:val="single"/>
-          </w:rPr>
-          <w:t>Acts 13:14</w:t>
-        </w:r>
-      </w:hyperlink>
+      <w:r>
+        <w:rPr>
+          <w:lang w:val="en_US" w:bidi="en_US"/>
+        </w:rPr>
+        <w:t>Acts 13:14</w:t>
+      </w:r>
       <w:r>
         <w:rPr>
           <w:lang w:val="en_US" w:bidi="en_US"/>
         </w:rPr>
         <w:t xml:space="preserve">, </w:t>
       </w:r>
-      <w:hyperlink r:id="rId173">
-        <w:r>
-          <w:rPr>
-            <w:lang w:val="en_US" w:bidi="en_US"/>
-          </w:rPr>
-          <w:rPr>
-            <w:color w:val="0000EE"/>
-            <w:u w:val="single"/>
-          </w:rPr>
-          <w:t>45–51</w:t>
-        </w:r>
-      </w:hyperlink>
-      <w:r>
-        <w:rPr>
-          <w:lang w:val="en_US" w:bidi="en_US"/>
-        </w:rPr>
-        <w:t xml:space="preserve">; </w:t>
-      </w:r>
-      <w:hyperlink r:id="rId174">
-        <w:r>
-          <w:rPr>
-            <w:lang w:val="en_US" w:bidi="en_US"/>
-          </w:rPr>
-          <w:rPr>
-            <w:color w:val="0000EE"/>
-            <w:u w:val="single"/>
-          </w:rPr>
-          <w:t>14:1–8</w:t>
-        </w:r>
-      </w:hyperlink>
+      <w:r>
+        <w:rPr>
+          <w:lang w:val="en_US" w:bidi="en_US"/>
+        </w:rPr>
+        <w:t>45–51</w:t>
+      </w:r>
+      <w:r>
+        <w:rPr>
+          <w:lang w:val="en_US" w:bidi="en_US"/>
+        </w:rPr>
+        <w:t xml:space="preserve">; </w:t>
+      </w:r>
+      <w:r>
+        <w:rPr>
+          <w:lang w:val="en_US" w:bidi="en_US"/>
+        </w:rPr>
+        <w:t>14:1–8</w:t>
+      </w:r>
       <w:r>
         <w:rPr>
           <w:lang w:val="en_US" w:bidi="en_US"/>
         </w:rPr>
         <w:t xml:space="preserve">, </w:t>
       </w:r>
-      <w:hyperlink r:id="rId175">
-        <w:r>
-          <w:rPr>
-            <w:lang w:val="en_US" w:bidi="en_US"/>
-          </w:rPr>
-          <w:rPr>
-            <w:color w:val="0000EE"/>
-            <w:u w:val="single"/>
-          </w:rPr>
-          <w:t>19–22</w:t>
-        </w:r>
-      </w:hyperlink>
+      <w:r>
+        <w:rPr>
+          <w:lang w:val="en_US" w:bidi="en_US"/>
+        </w:rPr>
+        <w:t>19–22</w:t>
+      </w:r>
       <w:r>
         <w:rPr>
           <w:lang w:val="en_US" w:bidi="en_US"/>
         </w:rPr>
         <w:t>). Paul recruited him after these events had happened (</w:t>
       </w:r>
-      <w:hyperlink r:id="rId29">
-        <w:r>
-          <w:rPr>
-            <w:lang w:val="en_US" w:bidi="en_US"/>
-          </w:rPr>
-          <w:rPr>
-            <w:color w:val="0000EE"/>
-            <w:u w:val="single"/>
-          </w:rPr>
-          <w:t>Acts 16:1–3</w:t>
-        </w:r>
-      </w:hyperlink>
+      <w:r>
+        <w:rPr>
+          <w:lang w:val="en_US" w:bidi="en_US"/>
+        </w:rPr>
+        <w:t>Acts 16:1–3</w:t>
+      </w:r>
       <w:r>
         <w:rPr>
           <w:lang w:val="en_US" w:bidi="en_US"/>
@@ -6553,126 +5437,84 @@
         </w:rPr>
         <w:t xml:space="preserve">: Paul could confirm from his own life that the Lord would fulfill his plans through his loyal servant (see </w:t>
       </w:r>
-      <w:hyperlink r:id="rId176">
-        <w:r>
-          <w:rPr>
-            <w:lang w:val="en_US" w:bidi="en_US"/>
-          </w:rPr>
-          <w:rPr>
-            <w:color w:val="0000EE"/>
-            <w:u w:val="single"/>
-          </w:rPr>
-          <w:t>2 Timothy 4:6–8</w:t>
-        </w:r>
-      </w:hyperlink>
+      <w:r>
+        <w:rPr>
+          <w:lang w:val="en_US" w:bidi="en_US"/>
+        </w:rPr>
+        <w:t>2 Timothy 4:6–8</w:t>
+      </w:r>
       <w:r>
         <w:rPr>
           <w:lang w:val="en_US" w:bidi="en_US"/>
         </w:rPr>
         <w:t xml:space="preserve">, </w:t>
       </w:r>
-      <w:hyperlink r:id="rId17">
-        <w:r>
-          <w:rPr>
-            <w:lang w:val="en_US" w:bidi="en_US"/>
-          </w:rPr>
-          <w:rPr>
-            <w:color w:val="0000EE"/>
-            <w:u w:val="single"/>
-          </w:rPr>
-          <w:t>17–18</w:t>
-        </w:r>
-      </w:hyperlink>
-      <w:r>
-        <w:rPr>
-          <w:lang w:val="en_US" w:bidi="en_US"/>
-        </w:rPr>
-        <w:t xml:space="preserve">; </w:t>
-      </w:r>
-      <w:hyperlink r:id="rId177">
-        <w:r>
-          <w:rPr>
-            <w:lang w:val="en_US" w:bidi="en_US"/>
-          </w:rPr>
-          <w:rPr>
-            <w:color w:val="0000EE"/>
-            <w:u w:val="single"/>
-          </w:rPr>
-          <w:t>Psalm 22:19–22</w:t>
-        </w:r>
-      </w:hyperlink>
-      <w:r>
-        <w:rPr>
-          <w:lang w:val="en_US" w:bidi="en_US"/>
-        </w:rPr>
-        <w:t xml:space="preserve">; </w:t>
-      </w:r>
-      <w:hyperlink r:id="rId178">
-        <w:r>
-          <w:rPr>
-            <w:lang w:val="en_US" w:bidi="en_US"/>
-          </w:rPr>
-          <w:rPr>
-            <w:color w:val="0000EE"/>
-            <w:u w:val="single"/>
-          </w:rPr>
-          <w:t>34:19</w:t>
-        </w:r>
-      </w:hyperlink>
-      <w:r>
-        <w:rPr>
-          <w:lang w:val="en_US" w:bidi="en_US"/>
-        </w:rPr>
-        <w:t xml:space="preserve">; </w:t>
-      </w:r>
-      <w:hyperlink r:id="rId179">
-        <w:r>
-          <w:rPr>
-            <w:lang w:val="en_US" w:bidi="en_US"/>
-          </w:rPr>
-          <w:rPr>
-            <w:color w:val="0000EE"/>
-            <w:u w:val="single"/>
-          </w:rPr>
-          <w:t>Daniel 3:17–18</w:t>
-        </w:r>
-      </w:hyperlink>
-      <w:r>
-        <w:rPr>
-          <w:lang w:val="en_US" w:bidi="en_US"/>
-        </w:rPr>
-        <w:t xml:space="preserve">; </w:t>
-      </w:r>
-      <w:hyperlink r:id="rId180">
-        <w:r>
-          <w:rPr>
-            <w:lang w:val="en_US" w:bidi="en_US"/>
-          </w:rPr>
-          <w:rPr>
-            <w:color w:val="0000EE"/>
-            <w:u w:val="single"/>
-          </w:rPr>
-          <w:t>2 Corinthians 1:8–10</w:t>
-        </w:r>
-      </w:hyperlink>
-      <w:r>
-        <w:rPr>
-          <w:lang w:val="en_US" w:bidi="en_US"/>
-        </w:rPr>
-        <w:t xml:space="preserve">; </w:t>
-      </w:r>
-      <w:hyperlink r:id="rId181">
-        <w:r>
-          <w:rPr>
-            <w:lang w:val="en_US" w:bidi="en_US"/>
-          </w:rPr>
-          <w:rPr>
-            <w:color w:val="0000EE"/>
-            <w:u w:val="single"/>
-          </w:rPr>
-          <w:t>2 Peter 2:7–9</w:t>
-        </w:r>
-      </w:hyperlink>
+      <w:r>
+        <w:rPr>
+          <w:lang w:val="en_US" w:bidi="en_US"/>
+        </w:rPr>
+        <w:t>17–18</w:t>
+      </w:r>
+      <w:r>
+        <w:rPr>
+          <w:lang w:val="en_US" w:bidi="en_US"/>
+        </w:rPr>
+        <w:t xml:space="preserve">; </w:t>
+      </w:r>
+      <w:r>
+        <w:rPr>
+          <w:lang w:val="en_US" w:bidi="en_US"/>
+        </w:rPr>
+        <w:t>Psalm 22:19–22</w:t>
+      </w:r>
+      <w:r>
+        <w:rPr>
+          <w:lang w:val="en_US" w:bidi="en_US"/>
+        </w:rPr>
+        <w:t xml:space="preserve">; </w:t>
+      </w:r>
+      <w:r>
+        <w:rPr>
+          <w:lang w:val="en_US" w:bidi="en_US"/>
+        </w:rPr>
+        <w:t>34:19</w:t>
+      </w:r>
+      <w:r>
+        <w:rPr>
+          <w:lang w:val="en_US" w:bidi="en_US"/>
+        </w:rPr>
+        <w:t xml:space="preserve">; </w:t>
+      </w:r>
+      <w:r>
+        <w:rPr>
+          <w:lang w:val="en_US" w:bidi="en_US"/>
+        </w:rPr>
+        <w:t>Daniel 3:17–18</w:t>
+      </w:r>
+      <w:r>
+        <w:rPr>
+          <w:lang w:val="en_US" w:bidi="en_US"/>
+        </w:rPr>
+        <w:t xml:space="preserve">; </w:t>
+      </w:r>
+      <w:r>
+        <w:rPr>
+          <w:lang w:val="en_US" w:bidi="en_US"/>
+        </w:rPr>
+        <w:t>2 Corinthians 1:8–10</w:t>
+      </w:r>
+      <w:r>
+        <w:rPr>
+          <w:lang w:val="en_US" w:bidi="en_US"/>
+        </w:rPr>
+        <w:t xml:space="preserve">; </w:t>
+      </w:r>
+      <w:r>
+        <w:rPr>
+          <w:lang w:val="en_US" w:bidi="en_US"/>
+        </w:rPr>
+        <w:t>2 Peter 2:7–9</w:t>
+      </w:r>
       <w:r>
         <w:rPr>
           <w:lang w:val="en_US" w:bidi="en_US"/>
@@ -6731,36 +5573,24 @@
         </w:rPr>
         <w:t xml:space="preserve">From childhood, Timothy's Jewish grandmother and mother, Lois and Eunice, taught him the Old Testament Scriptures (see </w:t>
       </w:r>
-      <w:hyperlink r:id="rId29">
-        <w:r>
-          <w:rPr>
-            <w:lang w:val="en_US" w:bidi="en_US"/>
-          </w:rPr>
-          <w:rPr>
-            <w:color w:val="0000EE"/>
-            <w:u w:val="single"/>
-          </w:rPr>
-          <w:t>Acts 16:1–3</w:t>
-        </w:r>
-      </w:hyperlink>
+      <w:r>
+        <w:rPr>
+          <w:lang w:val="en_US" w:bidi="en_US"/>
+        </w:rPr>
+        <w:t>Acts 16:1–3</w:t>
+      </w:r>
       <w:r>
         <w:rPr>
           <w:lang w:val="en_US" w:bidi="en_US"/>
         </w:rPr>
         <w:t xml:space="preserve">; see </w:t>
       </w:r>
-      <w:hyperlink r:id="rId182">
-        <w:r>
-          <w:rPr>
-            <w:lang w:val="en_US" w:bidi="en_US"/>
-          </w:rPr>
-          <w:rPr>
-            <w:color w:val="0000EE"/>
-            <w:u w:val="single"/>
-          </w:rPr>
-          <w:t>2 Timothy 1:5</w:t>
-        </w:r>
-      </w:hyperlink>
+      <w:r>
+        <w:rPr>
+          <w:lang w:val="en_US" w:bidi="en_US"/>
+        </w:rPr>
+        <w:t>2 Timothy 1:5</w:t>
+      </w:r>
       <w:r>
         <w:rPr>
           <w:lang w:val="en_US" w:bidi="en_US"/>
@@ -6870,126 +5700,84 @@
         </w:rPr>
         <w:t xml:space="preserve">means it comes directly by God's own speech (see also </w:t>
       </w:r>
-      <w:hyperlink r:id="rId183">
-        <w:r>
-          <w:rPr>
-            <w:lang w:val="en_US" w:bidi="en_US"/>
-          </w:rPr>
-          <w:rPr>
-            <w:color w:val="0000EE"/>
-            <w:u w:val="single"/>
-          </w:rPr>
-          <w:t>Hebrews 4:12–13</w:t>
-        </w:r>
-      </w:hyperlink>
-      <w:r>
-        <w:rPr>
-          <w:lang w:val="en_US" w:bidi="en_US"/>
-        </w:rPr>
-        <w:t xml:space="preserve">; </w:t>
-      </w:r>
-      <w:hyperlink r:id="rId184">
-        <w:r>
-          <w:rPr>
-            <w:lang w:val="en_US" w:bidi="en_US"/>
-          </w:rPr>
-          <w:rPr>
-            <w:color w:val="0000EE"/>
-            <w:u w:val="single"/>
-          </w:rPr>
-          <w:t>2 Peter 1:20–21</w:t>
-        </w:r>
-      </w:hyperlink>
+      <w:r>
+        <w:rPr>
+          <w:lang w:val="en_US" w:bidi="en_US"/>
+        </w:rPr>
+        <w:t>Hebrews 4:12–13</w:t>
+      </w:r>
+      <w:r>
+        <w:rPr>
+          <w:lang w:val="en_US" w:bidi="en_US"/>
+        </w:rPr>
+        <w:t xml:space="preserve">; </w:t>
+      </w:r>
+      <w:r>
+        <w:rPr>
+          <w:lang w:val="en_US" w:bidi="en_US"/>
+        </w:rPr>
+        <w:t>2 Peter 1:20–21</w:t>
+      </w:r>
       <w:r>
         <w:rPr>
           <w:lang w:val="en_US" w:bidi="en_US"/>
         </w:rPr>
         <w:t xml:space="preserve">). This does not remove the role of human authors. It confirms that God is fully responsible for his word, and that scripture is true, reliable, and has authority. It is permanent and powerful because it comes from God. Its message is plain and consistent about Jesus Christ (see </w:t>
       </w:r>
-      <w:hyperlink r:id="rId185">
-        <w:r>
-          <w:rPr>
-            <w:lang w:val="en_US" w:bidi="en_US"/>
-          </w:rPr>
-          <w:rPr>
-            <w:color w:val="0000EE"/>
-            <w:u w:val="single"/>
-          </w:rPr>
-          <w:t>Luke 24:25–27</w:t>
-        </w:r>
-      </w:hyperlink>
+      <w:r>
+        <w:rPr>
+          <w:lang w:val="en_US" w:bidi="en_US"/>
+        </w:rPr>
+        <w:t>Luke 24:25–27</w:t>
+      </w:r>
       <w:r>
         <w:rPr>
           <w:lang w:val="en_US" w:bidi="en_US"/>
         </w:rPr>
         <w:t xml:space="preserve">, </w:t>
       </w:r>
-      <w:hyperlink r:id="rId186">
-        <w:r>
-          <w:rPr>
-            <w:lang w:val="en_US" w:bidi="en_US"/>
-          </w:rPr>
-          <w:rPr>
-            <w:color w:val="0000EE"/>
-            <w:u w:val="single"/>
-          </w:rPr>
-          <w:t>44</w:t>
-        </w:r>
-      </w:hyperlink>
-      <w:r>
-        <w:rPr>
-          <w:lang w:val="en_US" w:bidi="en_US"/>
-        </w:rPr>
-        <w:t xml:space="preserve">; </w:t>
-      </w:r>
-      <w:hyperlink r:id="rId187">
-        <w:r>
-          <w:rPr>
-            <w:lang w:val="en_US" w:bidi="en_US"/>
-          </w:rPr>
-          <w:rPr>
-            <w:color w:val="0000EE"/>
-            <w:u w:val="single"/>
-          </w:rPr>
-          <w:t>John 5:39–40</w:t>
-        </w:r>
-      </w:hyperlink>
-      <w:r>
-        <w:rPr>
-          <w:lang w:val="en_US" w:bidi="en_US"/>
-        </w:rPr>
-        <w:t xml:space="preserve">; </w:t>
-      </w:r>
-      <w:hyperlink r:id="rId188">
-        <w:r>
-          <w:rPr>
-            <w:lang w:val="en_US" w:bidi="en_US"/>
-          </w:rPr>
-          <w:rPr>
-            <w:color w:val="0000EE"/>
-            <w:u w:val="single"/>
-          </w:rPr>
-          <w:t>Acts 3:24</w:t>
-        </w:r>
-      </w:hyperlink>
-      <w:r>
-        <w:rPr>
-          <w:lang w:val="en_US" w:bidi="en_US"/>
-        </w:rPr>
-        <w:t xml:space="preserve">; </w:t>
-      </w:r>
-      <w:hyperlink r:id="rId189">
-        <w:r>
-          <w:rPr>
-            <w:lang w:val="en_US" w:bidi="en_US"/>
-          </w:rPr>
-          <w:rPr>
-            <w:color w:val="0000EE"/>
-            <w:u w:val="single"/>
-          </w:rPr>
-          <w:t>1 Corinthians 15:3–4</w:t>
-        </w:r>
-      </w:hyperlink>
+      <w:r>
+        <w:rPr>
+          <w:lang w:val="en_US" w:bidi="en_US"/>
+        </w:rPr>
+        <w:t>44</w:t>
+      </w:r>
+      <w:r>
+        <w:rPr>
+          <w:lang w:val="en_US" w:bidi="en_US"/>
+        </w:rPr>
+        <w:t xml:space="preserve">; </w:t>
+      </w:r>
+      <w:r>
+        <w:rPr>
+          <w:lang w:val="en_US" w:bidi="en_US"/>
+        </w:rPr>
+        <w:t>John 5:39–40</w:t>
+      </w:r>
+      <w:r>
+        <w:rPr>
+          <w:lang w:val="en_US" w:bidi="en_US"/>
+        </w:rPr>
+        <w:t xml:space="preserve">; </w:t>
+      </w:r>
+      <w:r>
+        <w:rPr>
+          <w:lang w:val="en_US" w:bidi="en_US"/>
+        </w:rPr>
+        <w:t>Acts 3:24</w:t>
+      </w:r>
+      <w:r>
+        <w:rPr>
+          <w:lang w:val="en_US" w:bidi="en_US"/>
+        </w:rPr>
+        <w:t xml:space="preserve">; </w:t>
+      </w:r>
+      <w:r>
+        <w:rPr>
+          <w:lang w:val="en_US" w:bidi="en_US"/>
+        </w:rPr>
+        <w:t>1 Corinthians 15:3–4</w:t>
+      </w:r>
       <w:r>
         <w:rPr>
           <w:lang w:val="en_US" w:bidi="en_US"/>
@@ -7003,90 +5791,60 @@
         </w:rPr>
         <w:t>It has the power to bring salvation and inspire true faith. People must not abuse it, as some false teachers have done (</w:t>
       </w:r>
-      <w:hyperlink r:id="rId190">
-        <w:r>
-          <w:rPr>
-            <w:lang w:val="en_US" w:bidi="en_US"/>
-          </w:rPr>
-          <w:rPr>
-            <w:color w:val="0000EE"/>
-            <w:u w:val="single"/>
-          </w:rPr>
-          <w:t>2 Timothy 4:2–4</w:t>
-        </w:r>
-      </w:hyperlink>
-      <w:r>
-        <w:rPr>
-          <w:lang w:val="en_US" w:bidi="en_US"/>
-        </w:rPr>
-        <w:t xml:space="preserve">; </w:t>
-      </w:r>
-      <w:hyperlink r:id="rId191">
-        <w:r>
-          <w:rPr>
-            <w:lang w:val="en_US" w:bidi="en_US"/>
-          </w:rPr>
-          <w:rPr>
-            <w:color w:val="0000EE"/>
-            <w:u w:val="single"/>
-          </w:rPr>
-          <w:t>1 Timothy 1:4–7</w:t>
-        </w:r>
-      </w:hyperlink>
+      <w:r>
+        <w:rPr>
+          <w:lang w:val="en_US" w:bidi="en_US"/>
+        </w:rPr>
+        <w:t>2 Timothy 4:2–4</w:t>
+      </w:r>
+      <w:r>
+        <w:rPr>
+          <w:lang w:val="en_US" w:bidi="en_US"/>
+        </w:rPr>
+        <w:t xml:space="preserve">; </w:t>
+      </w:r>
+      <w:r>
+        <w:rPr>
+          <w:lang w:val="en_US" w:bidi="en_US"/>
+        </w:rPr>
+        <w:t>1 Timothy 1:4–7</w:t>
+      </w:r>
       <w:r>
         <w:rPr>
           <w:lang w:val="en_US" w:bidi="en_US"/>
         </w:rPr>
         <w:t xml:space="preserve">; compare </w:t>
       </w:r>
-      <w:hyperlink r:id="rId192">
-        <w:r>
-          <w:rPr>
-            <w:lang w:val="en_US" w:bidi="en_US"/>
-          </w:rPr>
-          <w:rPr>
-            <w:color w:val="0000EE"/>
-            <w:u w:val="single"/>
-          </w:rPr>
-          <w:t>2 Peter 3:16</w:t>
-        </w:r>
-      </w:hyperlink>
+      <w:r>
+        <w:rPr>
+          <w:lang w:val="en_US" w:bidi="en_US"/>
+        </w:rPr>
+        <w:t>2 Peter 3:16</w:t>
+      </w:r>
       <w:r>
         <w:rPr>
           <w:lang w:val="en_US" w:bidi="en_US"/>
         </w:rPr>
         <w:t>). But God's leaders must teach it correctly (</w:t>
       </w:r>
-      <w:hyperlink r:id="rId193">
-        <w:r>
-          <w:rPr>
-            <w:lang w:val="en_US" w:bidi="en_US"/>
-          </w:rPr>
-          <w:rPr>
-            <w:color w:val="0000EE"/>
-            <w:u w:val="single"/>
-          </w:rPr>
-          <w:t>2 Timothy 2:2</w:t>
-        </w:r>
-      </w:hyperlink>
+      <w:r>
+        <w:rPr>
+          <w:lang w:val="en_US" w:bidi="en_US"/>
+        </w:rPr>
+        <w:t>2 Timothy 2:2</w:t>
+      </w:r>
       <w:r>
         <w:rPr>
           <w:lang w:val="en_US" w:bidi="en_US"/>
         </w:rPr>
         <w:t xml:space="preserve">, </w:t>
       </w:r>
-      <w:hyperlink r:id="rId194">
-        <w:r>
-          <w:rPr>
-            <w:lang w:val="en_US" w:bidi="en_US"/>
-          </w:rPr>
-          <w:rPr>
-            <w:color w:val="0000EE"/>
-            <w:u w:val="single"/>
-          </w:rPr>
-          <w:t>15</w:t>
-        </w:r>
-      </w:hyperlink>
+      <w:r>
+        <w:rPr>
+          <w:lang w:val="en_US" w:bidi="en_US"/>
+        </w:rPr>
+        <w:t>15</w:t>
+      </w:r>
       <w:r>
         <w:rPr>
           <w:lang w:val="en_US" w:bidi="en_US"/>
@@ -7159,36 +5917,24 @@
         </w:rPr>
         <w:t xml:space="preserve">These verses expand on </w:t>
       </w:r>
-      <w:hyperlink r:id="rId195">
-        <w:r>
-          <w:rPr>
-            <w:lang w:val="en_US" w:bidi="en_US"/>
-          </w:rPr>
-          <w:rPr>
-            <w:color w:val="0000EE"/>
-            <w:u w:val="single"/>
-          </w:rPr>
-          <w:t>3:15</w:t>
-        </w:r>
-      </w:hyperlink>
+      <w:r>
+        <w:rPr>
+          <w:lang w:val="en_US" w:bidi="en_US"/>
+        </w:rPr>
+        <w:t>3:15</w:t>
+      </w:r>
       <w:r>
         <w:rPr>
           <w:lang w:val="en_US" w:bidi="en_US"/>
         </w:rPr>
         <w:t xml:space="preserve"> by explaining Scripture's effectiveness, its source, and how it provides wisdom for practicing the life of salvation. Paul was referring to the Old Testament. But his statement now applies to all Scripture, including the New Testament (see, for example, </w:t>
       </w:r>
-      <w:hyperlink r:id="rId196">
-        <w:r>
-          <w:rPr>
-            <w:lang w:val="en_US" w:bidi="en_US"/>
-          </w:rPr>
-          <w:rPr>
-            <w:color w:val="0000EE"/>
-            <w:u w:val="single"/>
-          </w:rPr>
-          <w:t>2 Peter 3:15–16</w:t>
-        </w:r>
-      </w:hyperlink>
+      <w:r>
+        <w:rPr>
+          <w:lang w:val="en_US" w:bidi="en_US"/>
+        </w:rPr>
+        <w:t>2 Peter 3:15–16</w:t>
+      </w:r>
       <w:r>
         <w:rPr>
           <w:lang w:val="en_US" w:bidi="en_US"/>
@@ -7243,72 +5989,48 @@
         </w:rPr>
         <w:t>Paul explains that salvation leads to living the way God desires (</w:t>
       </w:r>
-      <w:hyperlink r:id="rId195">
-        <w:r>
-          <w:rPr>
-            <w:lang w:val="en_US" w:bidi="en_US"/>
-          </w:rPr>
-          <w:rPr>
-            <w:color w:val="0000EE"/>
-            <w:u w:val="single"/>
-          </w:rPr>
-          <w:t>3:15</w:t>
-        </w:r>
-      </w:hyperlink>
+      <w:r>
+        <w:rPr>
+          <w:lang w:val="en_US" w:bidi="en_US"/>
+        </w:rPr>
+        <w:t>3:15</w:t>
+      </w:r>
       <w:r>
         <w:rPr>
           <w:lang w:val="en_US" w:bidi="en_US"/>
         </w:rPr>
         <w:t xml:space="preserve">; see </w:t>
       </w:r>
-      <w:hyperlink r:id="rId197">
-        <w:r>
-          <w:rPr>
-            <w:lang w:val="en_US" w:bidi="en_US"/>
-          </w:rPr>
-          <w:rPr>
-            <w:color w:val="0000EE"/>
-            <w:u w:val="single"/>
-          </w:rPr>
-          <w:t>Galatians 1:4</w:t>
-        </w:r>
-      </w:hyperlink>
-      <w:r>
-        <w:rPr>
-          <w:lang w:val="en_US" w:bidi="en_US"/>
-        </w:rPr>
-        <w:t xml:space="preserve">; </w:t>
-      </w:r>
-      <w:hyperlink r:id="rId198">
-        <w:r>
-          <w:rPr>
-            <w:lang w:val="en_US" w:bidi="en_US"/>
-          </w:rPr>
-          <w:rPr>
-            <w:color w:val="0000EE"/>
-            <w:u w:val="single"/>
-          </w:rPr>
-          <w:t>5:16–26</w:t>
-        </w:r>
-      </w:hyperlink>
-      <w:r>
-        <w:rPr>
-          <w:lang w:val="en_US" w:bidi="en_US"/>
-        </w:rPr>
-        <w:t xml:space="preserve">; </w:t>
-      </w:r>
-      <w:hyperlink r:id="rId199">
-        <w:r>
-          <w:rPr>
-            <w:lang w:val="en_US" w:bidi="en_US"/>
-          </w:rPr>
-          <w:rPr>
-            <w:color w:val="0000EE"/>
-            <w:u w:val="single"/>
-          </w:rPr>
-          <w:t>Ephesians 2:8–10</w:t>
-        </w:r>
-      </w:hyperlink>
+      <w:r>
+        <w:rPr>
+          <w:lang w:val="en_US" w:bidi="en_US"/>
+        </w:rPr>
+        <w:t>Galatians 1:4</w:t>
+      </w:r>
+      <w:r>
+        <w:rPr>
+          <w:lang w:val="en_US" w:bidi="en_US"/>
+        </w:rPr>
+        <w:t xml:space="preserve">; </w:t>
+      </w:r>
+      <w:r>
+        <w:rPr>
+          <w:lang w:val="en_US" w:bidi="en_US"/>
+        </w:rPr>
+        <w:t>5:16–26</w:t>
+      </w:r>
+      <w:r>
+        <w:rPr>
+          <w:lang w:val="en_US" w:bidi="en_US"/>
+        </w:rPr>
+        <w:t xml:space="preserve">; </w:t>
+      </w:r>
+      <w:r>
+        <w:rPr>
+          <w:lang w:val="en_US" w:bidi="en_US"/>
+        </w:rPr>
+        <w:t>Ephesians 2:8–10</w:t>
+      </w:r>
       <w:r>
         <w:rPr>
           <w:lang w:val="en_US" w:bidi="en_US"/>
@@ -7374,72 +6096,48 @@
         </w:rPr>
         <w:t xml:space="preserve">: See </w:t>
       </w:r>
-      <w:hyperlink r:id="rId200">
-        <w:r>
-          <w:rPr>
-            <w:lang w:val="en_US" w:bidi="en_US"/>
-          </w:rPr>
-          <w:rPr>
-            <w:color w:val="0000EE"/>
-            <w:u w:val="single"/>
-          </w:rPr>
-          <w:t>Matthew 25:31–46</w:t>
-        </w:r>
-      </w:hyperlink>
-      <w:r>
-        <w:rPr>
-          <w:lang w:val="en_US" w:bidi="en_US"/>
-        </w:rPr>
-        <w:t xml:space="preserve">; </w:t>
-      </w:r>
-      <w:hyperlink r:id="rId201">
-        <w:r>
-          <w:rPr>
-            <w:lang w:val="en_US" w:bidi="en_US"/>
-          </w:rPr>
-          <w:rPr>
-            <w:color w:val="0000EE"/>
-            <w:u w:val="single"/>
-          </w:rPr>
-          <w:t>Acts 10:42</w:t>
-        </w:r>
-      </w:hyperlink>
-      <w:r>
-        <w:rPr>
-          <w:lang w:val="en_US" w:bidi="en_US"/>
-        </w:rPr>
-        <w:t xml:space="preserve">; </w:t>
-      </w:r>
-      <w:hyperlink r:id="rId202">
-        <w:r>
-          <w:rPr>
-            <w:lang w:val="en_US" w:bidi="en_US"/>
-          </w:rPr>
-          <w:rPr>
-            <w:color w:val="0000EE"/>
-            <w:u w:val="single"/>
-          </w:rPr>
-          <w:t>Romans 14:7–12</w:t>
-        </w:r>
-      </w:hyperlink>
-      <w:r>
-        <w:rPr>
-          <w:lang w:val="en_US" w:bidi="en_US"/>
-        </w:rPr>
-        <w:t xml:space="preserve">; </w:t>
-      </w:r>
-      <w:hyperlink r:id="rId203">
-        <w:r>
-          <w:rPr>
-            <w:lang w:val="en_US" w:bidi="en_US"/>
-          </w:rPr>
-          <w:rPr>
-            <w:color w:val="0000EE"/>
-            <w:u w:val="single"/>
-          </w:rPr>
-          <w:t>Revelation 20:11–15</w:t>
-        </w:r>
-      </w:hyperlink>
+      <w:r>
+        <w:rPr>
+          <w:lang w:val="en_US" w:bidi="en_US"/>
+        </w:rPr>
+        <w:t>Matthew 25:31–46</w:t>
+      </w:r>
+      <w:r>
+        <w:rPr>
+          <w:lang w:val="en_US" w:bidi="en_US"/>
+        </w:rPr>
+        <w:t xml:space="preserve">; </w:t>
+      </w:r>
+      <w:r>
+        <w:rPr>
+          <w:lang w:val="en_US" w:bidi="en_US"/>
+        </w:rPr>
+        <w:t>Acts 10:42</w:t>
+      </w:r>
+      <w:r>
+        <w:rPr>
+          <w:lang w:val="en_US" w:bidi="en_US"/>
+        </w:rPr>
+        <w:t xml:space="preserve">; </w:t>
+      </w:r>
+      <w:r>
+        <w:rPr>
+          <w:lang w:val="en_US" w:bidi="en_US"/>
+        </w:rPr>
+        <w:t>Romans 14:7–12</w:t>
+      </w:r>
+      <w:r>
+        <w:rPr>
+          <w:lang w:val="en_US" w:bidi="en_US"/>
+        </w:rPr>
+        <w:t xml:space="preserve">; </w:t>
+      </w:r>
+      <w:r>
+        <w:rPr>
+          <w:lang w:val="en_US" w:bidi="en_US"/>
+        </w:rPr>
+        <w:t>Revelation 20:11–15</w:t>
+      </w:r>
       <w:r>
         <w:rPr>
           <w:lang w:val="en_US" w:bidi="en_US"/>
@@ -7483,72 +6181,48 @@
         </w:rPr>
         <w:t xml:space="preserve">; see also </w:t>
       </w:r>
-      <w:hyperlink r:id="rId15">
-        <w:r>
-          <w:rPr>
-            <w:lang w:val="en_US" w:bidi="en_US"/>
-          </w:rPr>
-          <w:rPr>
-            <w:color w:val="0000EE"/>
-            <w:u w:val="single"/>
-          </w:rPr>
-          <w:t>2 Timothy 1:10</w:t>
-        </w:r>
-      </w:hyperlink>
-      <w:r>
-        <w:rPr>
-          <w:lang w:val="en_US" w:bidi="en_US"/>
-        </w:rPr>
-        <w:t xml:space="preserve">; </w:t>
-      </w:r>
-      <w:hyperlink r:id="rId204">
-        <w:r>
-          <w:rPr>
-            <w:lang w:val="en_US" w:bidi="en_US"/>
-          </w:rPr>
-          <w:rPr>
-            <w:color w:val="0000EE"/>
-            <w:u w:val="single"/>
-          </w:rPr>
-          <w:t>4:8</w:t>
-        </w:r>
-      </w:hyperlink>
-      <w:r>
-        <w:rPr>
-          <w:lang w:val="en_US" w:bidi="en_US"/>
-        </w:rPr>
-        <w:t xml:space="preserve">; </w:t>
-      </w:r>
-      <w:hyperlink r:id="rId205">
-        <w:r>
-          <w:rPr>
-            <w:lang w:val="en_US" w:bidi="en_US"/>
-          </w:rPr>
-          <w:rPr>
-            <w:color w:val="0000EE"/>
-            <w:u w:val="single"/>
-          </w:rPr>
-          <w:t>Titus 2:11–13</w:t>
-        </w:r>
-      </w:hyperlink>
-      <w:r>
-        <w:rPr>
-          <w:lang w:val="en_US" w:bidi="en_US"/>
-        </w:rPr>
-        <w:t xml:space="preserve">; </w:t>
-      </w:r>
-      <w:hyperlink r:id="rId206">
-        <w:r>
-          <w:rPr>
-            <w:lang w:val="en_US" w:bidi="en_US"/>
-          </w:rPr>
-          <w:rPr>
-            <w:color w:val="0000EE"/>
-            <w:u w:val="single"/>
-          </w:rPr>
-          <w:t>3:4</w:t>
-        </w:r>
-      </w:hyperlink>
+      <w:r>
+        <w:rPr>
+          <w:lang w:val="en_US" w:bidi="en_US"/>
+        </w:rPr>
+        <w:t>2 Timothy 1:10</w:t>
+      </w:r>
+      <w:r>
+        <w:rPr>
+          <w:lang w:val="en_US" w:bidi="en_US"/>
+        </w:rPr>
+        <w:t xml:space="preserve">; </w:t>
+      </w:r>
+      <w:r>
+        <w:rPr>
+          <w:lang w:val="en_US" w:bidi="en_US"/>
+        </w:rPr>
+        <w:t>4:8</w:t>
+      </w:r>
+      <w:r>
+        <w:rPr>
+          <w:lang w:val="en_US" w:bidi="en_US"/>
+        </w:rPr>
+        <w:t xml:space="preserve">; </w:t>
+      </w:r>
+      <w:r>
+        <w:rPr>
+          <w:lang w:val="en_US" w:bidi="en_US"/>
+        </w:rPr>
+        <w:t>Titus 2:11–13</w:t>
+      </w:r>
+      <w:r>
+        <w:rPr>
+          <w:lang w:val="en_US" w:bidi="en_US"/>
+        </w:rPr>
+        <w:t xml:space="preserve">; </w:t>
+      </w:r>
+      <w:r>
+        <w:rPr>
+          <w:lang w:val="en_US" w:bidi="en_US"/>
+        </w:rPr>
+        <w:t>3:4</w:t>
+      </w:r>
       <w:r>
         <w:rPr>
           <w:lang w:val="en_US" w:bidi="en_US"/>
@@ -7622,36 +6296,24 @@
         </w:rPr>
         <w:t xml:space="preserve">Paul commanded him to work, expecting the return of Jesus to judge and establish his kingdom (see </w:t>
       </w:r>
-      <w:hyperlink r:id="rId207">
-        <w:r>
-          <w:rPr>
-            <w:lang w:val="en_US" w:bidi="en_US"/>
-          </w:rPr>
-          <w:rPr>
-            <w:color w:val="0000EE"/>
-            <w:u w:val="single"/>
-          </w:rPr>
-          <w:t>1 Timothy 5:21</w:t>
-        </w:r>
-      </w:hyperlink>
-      <w:r>
-        <w:rPr>
-          <w:lang w:val="en_US" w:bidi="en_US"/>
-        </w:rPr>
-        <w:t xml:space="preserve">; </w:t>
-      </w:r>
-      <w:hyperlink r:id="rId208">
-        <w:r>
-          <w:rPr>
-            <w:lang w:val="en_US" w:bidi="en_US"/>
-          </w:rPr>
-          <w:rPr>
-            <w:color w:val="0000EE"/>
-            <w:u w:val="single"/>
-          </w:rPr>
-          <w:t>6:13–14</w:t>
-        </w:r>
-      </w:hyperlink>
+      <w:r>
+        <w:rPr>
+          <w:lang w:val="en_US" w:bidi="en_US"/>
+        </w:rPr>
+        <w:t>1 Timothy 5:21</w:t>
+      </w:r>
+      <w:r>
+        <w:rPr>
+          <w:lang w:val="en_US" w:bidi="en_US"/>
+        </w:rPr>
+        <w:t xml:space="preserve">; </w:t>
+      </w:r>
+      <w:r>
+        <w:rPr>
+          <w:lang w:val="en_US" w:bidi="en_US"/>
+        </w:rPr>
+        <w:t>6:13–14</w:t>
+      </w:r>
       <w:r>
         <w:rPr>
           <w:lang w:val="en_US" w:bidi="en_US"/>
@@ -7690,18 +6352,12 @@
         </w:rPr>
         <w:t>spiritual cleaning (</w:t>
       </w:r>
-      <w:hyperlink r:id="rId97">
-        <w:r>
-          <w:rPr>
-            <w:lang w:val="en_US" w:bidi="en_US"/>
-          </w:rPr>
-          <w:rPr>
-            <w:color w:val="0000EE"/>
-            <w:u w:val="single"/>
-          </w:rPr>
-          <w:t>2 Timothy 2:19</w:t>
-        </w:r>
-      </w:hyperlink>
+      <w:r>
+        <w:rPr>
+          <w:lang w:val="en_US" w:bidi="en_US"/>
+        </w:rPr>
+        <w:t>2 Timothy 2:19</w:t>
+      </w:r>
       <w:r>
         <w:rPr>
           <w:lang w:val="en_US" w:bidi="en_US"/>
@@ -7726,18 +6382,12 @@
         </w:rPr>
         <w:t>accountability (</w:t>
       </w:r>
-      <w:hyperlink r:id="rId209">
-        <w:r>
-          <w:rPr>
-            <w:lang w:val="en_US" w:bidi="en_US"/>
-          </w:rPr>
-          <w:rPr>
-            <w:color w:val="0000EE"/>
-            <w:u w:val="single"/>
-          </w:rPr>
-          <w:t>3:8–9</w:t>
-        </w:r>
-      </w:hyperlink>
+      <w:r>
+        <w:rPr>
+          <w:lang w:val="en_US" w:bidi="en_US"/>
+        </w:rPr>
+        <w:t>3:8–9</w:t>
+      </w:r>
       <w:r>
         <w:rPr>
           <w:lang w:val="en_US" w:bidi="en_US"/>
@@ -7798,36 +6448,24 @@
         </w:rPr>
         <w:t>reward (</w:t>
       </w:r>
-      <w:hyperlink r:id="rId204">
-        <w:r>
-          <w:rPr>
-            <w:lang w:val="en_US" w:bidi="en_US"/>
-          </w:rPr>
-          <w:rPr>
-            <w:color w:val="0000EE"/>
-            <w:u w:val="single"/>
-          </w:rPr>
-          <w:t>4:8</w:t>
-        </w:r>
-      </w:hyperlink>
+      <w:r>
+        <w:rPr>
+          <w:lang w:val="en_US" w:bidi="en_US"/>
+        </w:rPr>
+        <w:t>4:8</w:t>
+      </w:r>
       <w:r>
         <w:rPr>
           <w:lang w:val="en_US" w:bidi="en_US"/>
         </w:rPr>
         <w:t xml:space="preserve">, </w:t>
       </w:r>
-      <w:hyperlink r:id="rId210">
-        <w:r>
-          <w:rPr>
-            <w:lang w:val="en_US" w:bidi="en_US"/>
-          </w:rPr>
-          <w:rPr>
-            <w:color w:val="0000EE"/>
-            <w:u w:val="single"/>
-          </w:rPr>
-          <w:t>18</w:t>
-        </w:r>
-      </w:hyperlink>
+      <w:r>
+        <w:rPr>
+          <w:lang w:val="en_US" w:bidi="en_US"/>
+        </w:rPr>
+        <w:t>18</w:t>
+      </w:r>
       <w:r>
         <w:rPr>
           <w:lang w:val="en_US" w:bidi="en_US"/>
@@ -7848,54 +6486,36 @@
         </w:rPr>
         <w:t xml:space="preserve">See also </w:t>
       </w:r>
-      <w:hyperlink r:id="rId211">
-        <w:r>
-          <w:rPr>
-            <w:lang w:val="en_US" w:bidi="en_US"/>
-          </w:rPr>
-          <w:rPr>
-            <w:color w:val="0000EE"/>
-            <w:u w:val="single"/>
-          </w:rPr>
-          <w:t>1 Corinthians 3:10–15</w:t>
-        </w:r>
-      </w:hyperlink>
-      <w:r>
-        <w:rPr>
-          <w:lang w:val="en_US" w:bidi="en_US"/>
-        </w:rPr>
-        <w:t xml:space="preserve">; </w:t>
-      </w:r>
-      <w:hyperlink r:id="rId212">
-        <w:r>
-          <w:rPr>
-            <w:lang w:val="en_US" w:bidi="en_US"/>
-          </w:rPr>
-          <w:rPr>
-            <w:color w:val="0000EE"/>
-            <w:u w:val="single"/>
-          </w:rPr>
-          <w:t>4:4–5</w:t>
-        </w:r>
-      </w:hyperlink>
-      <w:r>
-        <w:rPr>
-          <w:lang w:val="en_US" w:bidi="en_US"/>
-        </w:rPr>
-        <w:t xml:space="preserve">; </w:t>
-      </w:r>
-      <w:hyperlink r:id="rId213">
-        <w:r>
-          <w:rPr>
-            <w:lang w:val="en_US" w:bidi="en_US"/>
-          </w:rPr>
-          <w:rPr>
-            <w:color w:val="0000EE"/>
-            <w:u w:val="single"/>
-          </w:rPr>
-          <w:t>2 Corinthians 5:10</w:t>
-        </w:r>
-      </w:hyperlink>
+      <w:r>
+        <w:rPr>
+          <w:lang w:val="en_US" w:bidi="en_US"/>
+        </w:rPr>
+        <w:t>1 Corinthians 3:10–15</w:t>
+      </w:r>
+      <w:r>
+        <w:rPr>
+          <w:lang w:val="en_US" w:bidi="en_US"/>
+        </w:rPr>
+        <w:t xml:space="preserve">; </w:t>
+      </w:r>
+      <w:r>
+        <w:rPr>
+          <w:lang w:val="en_US" w:bidi="en_US"/>
+        </w:rPr>
+        <w:t>4:4–5</w:t>
+      </w:r>
+      <w:r>
+        <w:rPr>
+          <w:lang w:val="en_US" w:bidi="en_US"/>
+        </w:rPr>
+        <w:t xml:space="preserve">; </w:t>
+      </w:r>
+      <w:r>
+        <w:rPr>
+          <w:lang w:val="en_US" w:bidi="en_US"/>
+        </w:rPr>
+        <w:t>2 Corinthians 5:10</w:t>
+      </w:r>
       <w:r>
         <w:rPr>
           <w:lang w:val="en_US" w:bidi="en_US"/>
@@ -7950,72 +6570,48 @@
         </w:rPr>
         <w:t>This final statement summarizes the earlier points (</w:t>
       </w:r>
-      <w:hyperlink r:id="rId214">
-        <w:r>
-          <w:rPr>
-            <w:lang w:val="en_US" w:bidi="en_US"/>
-          </w:rPr>
-          <w:rPr>
-            <w:color w:val="0000EE"/>
-            <w:u w:val="single"/>
-          </w:rPr>
-          <w:t>1:6–14</w:t>
-        </w:r>
-      </w:hyperlink>
-      <w:r>
-        <w:rPr>
-          <w:lang w:val="en_US" w:bidi="en_US"/>
-        </w:rPr>
-        <w:t xml:space="preserve">; </w:t>
-      </w:r>
-      <w:hyperlink r:id="rId215">
-        <w:r>
-          <w:rPr>
-            <w:lang w:val="en_US" w:bidi="en_US"/>
-          </w:rPr>
-          <w:rPr>
-            <w:color w:val="0000EE"/>
-            <w:u w:val="single"/>
-          </w:rPr>
-          <w:t>2:1–15</w:t>
-        </w:r>
-      </w:hyperlink>
+      <w:r>
+        <w:rPr>
+          <w:lang w:val="en_US" w:bidi="en_US"/>
+        </w:rPr>
+        <w:t>1:6–14</w:t>
+      </w:r>
+      <w:r>
+        <w:rPr>
+          <w:lang w:val="en_US" w:bidi="en_US"/>
+        </w:rPr>
+        <w:t xml:space="preserve">; </w:t>
+      </w:r>
+      <w:r>
+        <w:rPr>
+          <w:lang w:val="en_US" w:bidi="en_US"/>
+        </w:rPr>
+        <w:t>2:1–15</w:t>
+      </w:r>
       <w:r>
         <w:rPr>
           <w:lang w:val="en_US" w:bidi="en_US"/>
         </w:rPr>
         <w:t xml:space="preserve">, </w:t>
       </w:r>
-      <w:hyperlink r:id="rId216">
-        <w:r>
-          <w:rPr>
-            <w:lang w:val="en_US" w:bidi="en_US"/>
-          </w:rPr>
-          <w:rPr>
-            <w:color w:val="0000EE"/>
-            <w:u w:val="single"/>
-          </w:rPr>
-          <w:t>24–26</w:t>
-        </w:r>
-      </w:hyperlink>
-      <w:r>
-        <w:rPr>
-          <w:lang w:val="en_US" w:bidi="en_US"/>
-        </w:rPr>
-        <w:t xml:space="preserve">; </w:t>
-      </w:r>
-      <w:hyperlink r:id="rId16">
-        <w:r>
-          <w:rPr>
-            <w:lang w:val="en_US" w:bidi="en_US"/>
-          </w:rPr>
-          <w:rPr>
-            <w:color w:val="0000EE"/>
-            <w:u w:val="single"/>
-          </w:rPr>
-          <w:t>3:12</w:t>
-        </w:r>
-      </w:hyperlink>
+      <w:r>
+        <w:rPr>
+          <w:lang w:val="en_US" w:bidi="en_US"/>
+        </w:rPr>
+        <w:t>24–26</w:t>
+      </w:r>
+      <w:r>
+        <w:rPr>
+          <w:lang w:val="en_US" w:bidi="en_US"/>
+        </w:rPr>
+        <w:t xml:space="preserve">; </w:t>
+      </w:r>
+      <w:r>
+        <w:rPr>
+          <w:lang w:val="en_US" w:bidi="en_US"/>
+        </w:rPr>
+        <w:t>3:12</w:t>
+      </w:r>
       <w:r>
         <w:rPr>
           <w:lang w:val="en_US" w:bidi="en_US"/>
@@ -8070,54 +6666,36 @@
         </w:rPr>
         <w:t xml:space="preserve">Paul gives some final leadership instructions and a testament to Timothy (compare </w:t>
       </w:r>
-      <w:hyperlink r:id="rId217">
-        <w:r>
-          <w:rPr>
-            <w:lang w:val="en_US" w:bidi="en_US"/>
-          </w:rPr>
-          <w:rPr>
-            <w:color w:val="0000EE"/>
-            <w:u w:val="single"/>
-          </w:rPr>
-          <w:t>Deuteronomy 31:7–8</w:t>
-        </w:r>
-      </w:hyperlink>
-      <w:r>
-        <w:rPr>
-          <w:lang w:val="en_US" w:bidi="en_US"/>
-        </w:rPr>
-        <w:t xml:space="preserve">; </w:t>
-      </w:r>
-      <w:hyperlink r:id="rId218">
-        <w:r>
-          <w:rPr>
-            <w:lang w:val="en_US" w:bidi="en_US"/>
-          </w:rPr>
-          <w:rPr>
-            <w:color w:val="0000EE"/>
-            <w:u w:val="single"/>
-          </w:rPr>
-          <w:t>34:9</w:t>
-        </w:r>
-      </w:hyperlink>
-      <w:r>
-        <w:rPr>
-          <w:lang w:val="en_US" w:bidi="en_US"/>
-        </w:rPr>
-        <w:t xml:space="preserve">; </w:t>
-      </w:r>
-      <w:hyperlink r:id="rId219">
-        <w:r>
-          <w:rPr>
-            <w:lang w:val="en_US" w:bidi="en_US"/>
-          </w:rPr>
-          <w:rPr>
-            <w:color w:val="0000EE"/>
-            <w:u w:val="single"/>
-          </w:rPr>
-          <w:t>2 Kings 2:1–18</w:t>
-        </w:r>
-      </w:hyperlink>
+      <w:r>
+        <w:rPr>
+          <w:lang w:val="en_US" w:bidi="en_US"/>
+        </w:rPr>
+        <w:t>Deuteronomy 31:7–8</w:t>
+      </w:r>
+      <w:r>
+        <w:rPr>
+          <w:lang w:val="en_US" w:bidi="en_US"/>
+        </w:rPr>
+        <w:t xml:space="preserve">; </w:t>
+      </w:r>
+      <w:r>
+        <w:rPr>
+          <w:lang w:val="en_US" w:bidi="en_US"/>
+        </w:rPr>
+        <w:t>34:9</w:t>
+      </w:r>
+      <w:r>
+        <w:rPr>
+          <w:lang w:val="en_US" w:bidi="en_US"/>
+        </w:rPr>
+        <w:t xml:space="preserve">; </w:t>
+      </w:r>
+      <w:r>
+        <w:rPr>
+          <w:lang w:val="en_US" w:bidi="en_US"/>
+        </w:rPr>
+        <w:t>2 Kings 2:1–18</w:t>
+      </w:r>
       <w:r>
         <w:rPr>
           <w:lang w:val="en_US" w:bidi="en_US"/>
@@ -8192,108 +6770,72 @@
         </w:rPr>
         <w:t xml:space="preserve">Paul regards his death as a sacrifice to God (see </w:t>
       </w:r>
-      <w:hyperlink r:id="rId220">
-        <w:r>
-          <w:rPr>
-            <w:lang w:val="en_US" w:bidi="en_US"/>
-          </w:rPr>
-          <w:rPr>
-            <w:color w:val="0000EE"/>
-            <w:u w:val="single"/>
-          </w:rPr>
-          <w:t>Exodus 29:40–41</w:t>
-        </w:r>
-      </w:hyperlink>
-      <w:r>
-        <w:rPr>
-          <w:lang w:val="en_US" w:bidi="en_US"/>
-        </w:rPr>
-        <w:t xml:space="preserve">; </w:t>
-      </w:r>
-      <w:hyperlink r:id="rId221">
-        <w:r>
-          <w:rPr>
-            <w:lang w:val="en_US" w:bidi="en_US"/>
-          </w:rPr>
-          <w:rPr>
-            <w:color w:val="0000EE"/>
-            <w:u w:val="single"/>
-          </w:rPr>
-          <w:t>Leviticus 23:13</w:t>
-        </w:r>
-      </w:hyperlink>
-      <w:r>
-        <w:rPr>
-          <w:lang w:val="en_US" w:bidi="en_US"/>
-        </w:rPr>
-        <w:t xml:space="preserve">; </w:t>
-      </w:r>
-      <w:hyperlink r:id="rId222">
-        <w:r>
-          <w:rPr>
-            <w:lang w:val="en_US" w:bidi="en_US"/>
-          </w:rPr>
-          <w:rPr>
-            <w:color w:val="0000EE"/>
-            <w:u w:val="single"/>
-          </w:rPr>
-          <w:t>Numbers 28:7</w:t>
-        </w:r>
-      </w:hyperlink>
-      <w:r>
-        <w:rPr>
-          <w:lang w:val="en_US" w:bidi="en_US"/>
-        </w:rPr>
-        <w:t xml:space="preserve">; </w:t>
-      </w:r>
-      <w:hyperlink r:id="rId223">
-        <w:r>
-          <w:rPr>
-            <w:lang w:val="en_US" w:bidi="en_US"/>
-          </w:rPr>
-          <w:rPr>
-            <w:color w:val="0000EE"/>
-            <w:u w:val="single"/>
-          </w:rPr>
-          <w:t>Philippians 2:17</w:t>
-        </w:r>
-      </w:hyperlink>
+      <w:r>
+        <w:rPr>
+          <w:lang w:val="en_US" w:bidi="en_US"/>
+        </w:rPr>
+        <w:t>Exodus 29:40–41</w:t>
+      </w:r>
+      <w:r>
+        <w:rPr>
+          <w:lang w:val="en_US" w:bidi="en_US"/>
+        </w:rPr>
+        <w:t xml:space="preserve">; </w:t>
+      </w:r>
+      <w:r>
+        <w:rPr>
+          <w:lang w:val="en_US" w:bidi="en_US"/>
+        </w:rPr>
+        <w:t>Leviticus 23:13</w:t>
+      </w:r>
+      <w:r>
+        <w:rPr>
+          <w:lang w:val="en_US" w:bidi="en_US"/>
+        </w:rPr>
+        <w:t xml:space="preserve">; </w:t>
+      </w:r>
+      <w:r>
+        <w:rPr>
+          <w:lang w:val="en_US" w:bidi="en_US"/>
+        </w:rPr>
+        <w:t>Numbers 28:7</w:t>
+      </w:r>
+      <w:r>
+        <w:rPr>
+          <w:lang w:val="en_US" w:bidi="en_US"/>
+        </w:rPr>
+        <w:t xml:space="preserve">; </w:t>
+      </w:r>
+      <w:r>
+        <w:rPr>
+          <w:lang w:val="en_US" w:bidi="en_US"/>
+        </w:rPr>
+        <w:t>Philippians 2:17</w:t>
+      </w:r>
       <w:r>
         <w:rPr>
           <w:lang w:val="en_US" w:bidi="en_US"/>
         </w:rPr>
         <w:t xml:space="preserve">). This offering participates in Christ’s own sacrifice (see </w:t>
       </w:r>
-      <w:hyperlink r:id="rId224">
-        <w:r>
-          <w:rPr>
-            <w:lang w:val="en_US" w:bidi="en_US"/>
-          </w:rPr>
-          <w:rPr>
-            <w:color w:val="0000EE"/>
-            <w:u w:val="single"/>
-          </w:rPr>
-          <w:t>Colossians 1:24</w:t>
-        </w:r>
-      </w:hyperlink>
+      <w:r>
+        <w:rPr>
+          <w:lang w:val="en_US" w:bidi="en_US"/>
+        </w:rPr>
+        <w:t>Colossians 1:24</w:t>
+      </w:r>
       <w:r>
         <w:rPr>
           <w:lang w:val="en_US" w:bidi="en_US"/>
         </w:rPr>
         <w:t xml:space="preserve">; see also </w:t>
       </w:r>
-      <w:hyperlink r:id="rId225">
-        <w:r>
-          <w:rPr>
-            <w:lang w:val="en_US" w:bidi="en_US"/>
-          </w:rPr>
-          <w:rPr>
-            <w:color w:val="0000EE"/>
-            <w:u w:val="single"/>
-          </w:rPr>
-          <w:t>Romans 12:1</w:t>
-        </w:r>
-      </w:hyperlink>
+      <w:r>
+        <w:rPr>
+          <w:lang w:val="en_US" w:bidi="en_US"/>
+        </w:rPr>
+        <w:t>Romans 12:1</w:t>
+      </w:r>
       <w:r>
         <w:rPr>
           <w:lang w:val="en_US" w:bidi="en_US"/>
@@ -8420,144 +6962,96 @@
         </w:rPr>
         <w:t xml:space="preserve">; compare </w:t>
       </w:r>
-      <w:hyperlink r:id="rId226">
-        <w:r>
-          <w:rPr>
-            <w:lang w:val="en_US" w:bidi="en_US"/>
-          </w:rPr>
-          <w:rPr>
-            <w:color w:val="0000EE"/>
-            <w:u w:val="single"/>
-          </w:rPr>
-          <w:t>Acts 20:24</w:t>
-        </w:r>
-      </w:hyperlink>
+      <w:r>
+        <w:rPr>
+          <w:lang w:val="en_US" w:bidi="en_US"/>
+        </w:rPr>
+        <w:t>Acts 20:24</w:t>
+      </w:r>
       <w:r>
         <w:rPr>
           <w:lang w:val="en_US" w:bidi="en_US"/>
         </w:rPr>
         <w:t xml:space="preserve">). He kept the integrity of the Christian faith and commanded Timothy to do the same (see </w:t>
       </w:r>
-      <w:hyperlink r:id="rId227">
-        <w:r>
-          <w:rPr>
-            <w:lang w:val="en_US" w:bidi="en_US"/>
-          </w:rPr>
-          <w:rPr>
-            <w:color w:val="0000EE"/>
-            <w:u w:val="single"/>
-          </w:rPr>
-          <w:t>2 Timothy 2:3–7</w:t>
-        </w:r>
-      </w:hyperlink>
-      <w:r>
-        <w:rPr>
-          <w:lang w:val="en_US" w:bidi="en_US"/>
-        </w:rPr>
-        <w:t xml:space="preserve">; </w:t>
-      </w:r>
-      <w:hyperlink r:id="rId228">
-        <w:r>
-          <w:rPr>
-            <w:lang w:val="en_US" w:bidi="en_US"/>
-          </w:rPr>
-          <w:rPr>
-            <w:color w:val="0000EE"/>
-            <w:u w:val="single"/>
-          </w:rPr>
-          <w:t>1 Timothy 1:18</w:t>
-        </w:r>
-      </w:hyperlink>
-      <w:r>
-        <w:rPr>
-          <w:lang w:val="en_US" w:bidi="en_US"/>
-        </w:rPr>
-        <w:t xml:space="preserve">; </w:t>
-      </w:r>
-      <w:hyperlink r:id="rId229">
-        <w:r>
-          <w:rPr>
-            <w:lang w:val="en_US" w:bidi="en_US"/>
-          </w:rPr>
-          <w:rPr>
-            <w:color w:val="0000EE"/>
-            <w:u w:val="single"/>
-          </w:rPr>
-          <w:t>6:12</w:t>
-        </w:r>
-      </w:hyperlink>
+      <w:r>
+        <w:rPr>
+          <w:lang w:val="en_US" w:bidi="en_US"/>
+        </w:rPr>
+        <w:t>2 Timothy 2:3–7</w:t>
+      </w:r>
+      <w:r>
+        <w:rPr>
+          <w:lang w:val="en_US" w:bidi="en_US"/>
+        </w:rPr>
+        <w:t xml:space="preserve">; </w:t>
+      </w:r>
+      <w:r>
+        <w:rPr>
+          <w:lang w:val="en_US" w:bidi="en_US"/>
+        </w:rPr>
+        <w:t>1 Timothy 1:18</w:t>
+      </w:r>
+      <w:r>
+        <w:rPr>
+          <w:lang w:val="en_US" w:bidi="en_US"/>
+        </w:rPr>
+        <w:t xml:space="preserve">; </w:t>
+      </w:r>
+      <w:r>
+        <w:rPr>
+          <w:lang w:val="en_US" w:bidi="en_US"/>
+        </w:rPr>
+        <w:t>6:12</w:t>
+      </w:r>
       <w:r>
         <w:rPr>
           <w:lang w:val="en_US" w:bidi="en_US"/>
         </w:rPr>
         <w:t xml:space="preserve">; compare </w:t>
       </w:r>
-      <w:hyperlink r:id="rId230">
-        <w:r>
-          <w:rPr>
-            <w:lang w:val="en_US" w:bidi="en_US"/>
-          </w:rPr>
-          <w:rPr>
-            <w:color w:val="0000EE"/>
-            <w:u w:val="single"/>
-          </w:rPr>
-          <w:t>Romans 15:30–31</w:t>
-        </w:r>
-      </w:hyperlink>
-      <w:r>
-        <w:rPr>
-          <w:lang w:val="en_US" w:bidi="en_US"/>
-        </w:rPr>
-        <w:t xml:space="preserve">; </w:t>
-      </w:r>
-      <w:hyperlink r:id="rId231">
-        <w:r>
-          <w:rPr>
-            <w:lang w:val="en_US" w:bidi="en_US"/>
-          </w:rPr>
-          <w:rPr>
-            <w:color w:val="0000EE"/>
-            <w:u w:val="single"/>
-          </w:rPr>
-          <w:t>1 Corinthians 9:25–27</w:t>
-        </w:r>
-      </w:hyperlink>
-      <w:r>
-        <w:rPr>
-          <w:lang w:val="en_US" w:bidi="en_US"/>
-        </w:rPr>
-        <w:t xml:space="preserve">; </w:t>
-      </w:r>
-      <w:hyperlink r:id="rId232">
-        <w:r>
-          <w:rPr>
-            <w:lang w:val="en_US" w:bidi="en_US"/>
-          </w:rPr>
-          <w:rPr>
-            <w:color w:val="0000EE"/>
-            <w:u w:val="single"/>
-          </w:rPr>
-          <w:t>Hebrews 12:1</w:t>
-        </w:r>
-      </w:hyperlink>
-      <w:r>
-        <w:rPr>
-          <w:lang w:val="en_US" w:bidi="en_US"/>
-        </w:rPr>
-        <w:t xml:space="preserve">; </w:t>
-      </w:r>
-      <w:hyperlink r:id="rId233">
-        <w:r>
-          <w:rPr>
-            <w:lang w:val="en_US" w:bidi="en_US"/>
-          </w:rPr>
-          <w:rPr>
-            <w:color w:val="0000EE"/>
-            <w:u w:val="single"/>
-          </w:rPr>
-          <w:t>Jude 1:3</w:t>
-        </w:r>
-      </w:hyperlink>
+      <w:r>
+        <w:rPr>
+          <w:lang w:val="en_US" w:bidi="en_US"/>
+        </w:rPr>
+        <w:t>Romans 15:30–31</w:t>
+      </w:r>
+      <w:r>
+        <w:rPr>
+          <w:lang w:val="en_US" w:bidi="en_US"/>
+        </w:rPr>
+        <w:t xml:space="preserve">; </w:t>
+      </w:r>
+      <w:r>
+        <w:rPr>
+          <w:lang w:val="en_US" w:bidi="en_US"/>
+        </w:rPr>
+        <w:t>1 Corinthians 9:25–27</w:t>
+      </w:r>
+      <w:r>
+        <w:rPr>
+          <w:lang w:val="en_US" w:bidi="en_US"/>
+        </w:rPr>
+        <w:t xml:space="preserve">; </w:t>
+      </w:r>
+      <w:r>
+        <w:rPr>
+          <w:lang w:val="en_US" w:bidi="en_US"/>
+        </w:rPr>
+        <w:t>Hebrews 12:1</w:t>
+      </w:r>
+      <w:r>
+        <w:rPr>
+          <w:lang w:val="en_US" w:bidi="en_US"/>
+        </w:rPr>
+        <w:t xml:space="preserve">; </w:t>
+      </w:r>
+      <w:r>
+        <w:rPr>
+          <w:lang w:val="en_US" w:bidi="en_US"/>
+        </w:rPr>
+        <w:t>Jude 1:3</w:t>
+      </w:r>
       <w:r>
         <w:rPr>
           <w:lang w:val="en_US" w:bidi="en_US"/>
@@ -8623,72 +7117,48 @@
         </w:rPr>
         <w:t xml:space="preserve">being declared righteous at the time of judgment was the only thing that remained for Paul (see also </w:t>
       </w:r>
-      <w:hyperlink r:id="rId234">
-        <w:r>
-          <w:rPr>
-            <w:lang w:val="en_US" w:bidi="en_US"/>
-          </w:rPr>
-          <w:rPr>
-            <w:color w:val="0000EE"/>
-            <w:u w:val="single"/>
-          </w:rPr>
-          <w:t>James 1:12</w:t>
-        </w:r>
-      </w:hyperlink>
-      <w:r>
-        <w:rPr>
-          <w:lang w:val="en_US" w:bidi="en_US"/>
-        </w:rPr>
-        <w:t xml:space="preserve">; </w:t>
-      </w:r>
-      <w:hyperlink r:id="rId235">
-        <w:r>
-          <w:rPr>
-            <w:lang w:val="en_US" w:bidi="en_US"/>
-          </w:rPr>
-          <w:rPr>
-            <w:color w:val="0000EE"/>
-            <w:u w:val="single"/>
-          </w:rPr>
-          <w:t>1 Peter 5:4</w:t>
-        </w:r>
-      </w:hyperlink>
-      <w:r>
-        <w:rPr>
-          <w:lang w:val="en_US" w:bidi="en_US"/>
-        </w:rPr>
-        <w:t xml:space="preserve">; </w:t>
-      </w:r>
-      <w:hyperlink r:id="rId236">
-        <w:r>
-          <w:rPr>
-            <w:lang w:val="en_US" w:bidi="en_US"/>
-          </w:rPr>
-          <w:rPr>
-            <w:color w:val="0000EE"/>
-            <w:u w:val="single"/>
-          </w:rPr>
-          <w:t>Revelation 2:10</w:t>
-        </w:r>
-      </w:hyperlink>
-      <w:r>
-        <w:rPr>
-          <w:lang w:val="en_US" w:bidi="en_US"/>
-        </w:rPr>
-        <w:t xml:space="preserve">; </w:t>
-      </w:r>
-      <w:hyperlink r:id="rId237">
-        <w:r>
-          <w:rPr>
-            <w:lang w:val="en_US" w:bidi="en_US"/>
-          </w:rPr>
-          <w:rPr>
-            <w:color w:val="0000EE"/>
-            <w:u w:val="single"/>
-          </w:rPr>
-          <w:t>3:11</w:t>
-        </w:r>
-      </w:hyperlink>
+      <w:r>
+        <w:rPr>
+          <w:lang w:val="en_US" w:bidi="en_US"/>
+        </w:rPr>
+        <w:t>James 1:12</w:t>
+      </w:r>
+      <w:r>
+        <w:rPr>
+          <w:lang w:val="en_US" w:bidi="en_US"/>
+        </w:rPr>
+        <w:t xml:space="preserve">; </w:t>
+      </w:r>
+      <w:r>
+        <w:rPr>
+          <w:lang w:val="en_US" w:bidi="en_US"/>
+        </w:rPr>
+        <w:t>1 Peter 5:4</w:t>
+      </w:r>
+      <w:r>
+        <w:rPr>
+          <w:lang w:val="en_US" w:bidi="en_US"/>
+        </w:rPr>
+        <w:t xml:space="preserve">; </w:t>
+      </w:r>
+      <w:r>
+        <w:rPr>
+          <w:lang w:val="en_US" w:bidi="en_US"/>
+        </w:rPr>
+        <w:t>Revelation 2:10</w:t>
+      </w:r>
+      <w:r>
+        <w:rPr>
+          <w:lang w:val="en_US" w:bidi="en_US"/>
+        </w:rPr>
+        <w:t xml:space="preserve">; </w:t>
+      </w:r>
+      <w:r>
+        <w:rPr>
+          <w:lang w:val="en_US" w:bidi="en_US"/>
+        </w:rPr>
+        <w:t>3:11</w:t>
+      </w:r>
       <w:r>
         <w:rPr>
           <w:lang w:val="en_US" w:bidi="en_US"/>
@@ -8713,36 +7183,24 @@
         </w:rPr>
         <w:t xml:space="preserve">If we live expecting that Christ will return, we will eagerly look forward to His appearing to establish his kingdom (see </w:t>
       </w:r>
-      <w:hyperlink r:id="rId238">
-        <w:r>
-          <w:rPr>
-            <w:lang w:val="en_US" w:bidi="en_US"/>
-          </w:rPr>
-          <w:rPr>
-            <w:color w:val="0000EE"/>
-            <w:u w:val="single"/>
-          </w:rPr>
-          <w:t>1 Timothy 6:14</w:t>
-        </w:r>
-      </w:hyperlink>
-      <w:r>
-        <w:rPr>
-          <w:lang w:val="en_US" w:bidi="en_US"/>
-        </w:rPr>
-        <w:t xml:space="preserve">; </w:t>
-      </w:r>
-      <w:hyperlink r:id="rId239">
-        <w:r>
-          <w:rPr>
-            <w:lang w:val="en_US" w:bidi="en_US"/>
-          </w:rPr>
-          <w:rPr>
-            <w:color w:val="0000EE"/>
-            <w:u w:val="single"/>
-          </w:rPr>
-          <w:t>2 Timothy 4:1</w:t>
-        </w:r>
-      </w:hyperlink>
+      <w:r>
+        <w:rPr>
+          <w:lang w:val="en_US" w:bidi="en_US"/>
+        </w:rPr>
+        <w:t>1 Timothy 6:14</w:t>
+      </w:r>
+      <w:r>
+        <w:rPr>
+          <w:lang w:val="en_US" w:bidi="en_US"/>
+        </w:rPr>
+        <w:t xml:space="preserve">; </w:t>
+      </w:r>
+      <w:r>
+        <w:rPr>
+          <w:lang w:val="en_US" w:bidi="en_US"/>
+        </w:rPr>
+        <w:t>2 Timothy 4:1</w:t>
+      </w:r>
       <w:r>
         <w:rPr>
           <w:lang w:val="en_US" w:bidi="en_US"/>
@@ -8797,18 +7255,12 @@
         </w:rPr>
         <w:t xml:space="preserve">Paul plainly commands Timothy to come to Rome (see </w:t>
       </w:r>
-      <w:hyperlink r:id="rId240">
-        <w:r>
-          <w:rPr>
-            <w:lang w:val="en_US" w:bidi="en_US"/>
-          </w:rPr>
-          <w:rPr>
-            <w:color w:val="0000EE"/>
-            <w:u w:val="single"/>
-          </w:rPr>
-          <w:t>1:4</w:t>
-        </w:r>
-      </w:hyperlink>
+      <w:r>
+        <w:rPr>
+          <w:lang w:val="en_US" w:bidi="en_US"/>
+        </w:rPr>
+        <w:t>1:4</w:t>
+      </w:r>
       <w:r>
         <w:rPr>
           <w:lang w:val="en_US" w:bidi="en_US"/>
@@ -8874,36 +7326,24 @@
         </w:rPr>
         <w:t xml:space="preserve">: See </w:t>
       </w:r>
-      <w:hyperlink r:id="rId241">
-        <w:r>
-          <w:rPr>
-            <w:lang w:val="en_US" w:bidi="en_US"/>
-          </w:rPr>
-          <w:rPr>
-            <w:color w:val="0000EE"/>
-            <w:u w:val="single"/>
-          </w:rPr>
-          <w:t>Colossians 4:14</w:t>
-        </w:r>
-      </w:hyperlink>
-      <w:r>
-        <w:rPr>
-          <w:lang w:val="en_US" w:bidi="en_US"/>
-        </w:rPr>
-        <w:t xml:space="preserve">; </w:t>
-      </w:r>
-      <w:hyperlink r:id="rId242">
-        <w:r>
-          <w:rPr>
-            <w:lang w:val="en_US" w:bidi="en_US"/>
-          </w:rPr>
-          <w:rPr>
-            <w:color w:val="0000EE"/>
-            <w:u w:val="single"/>
-          </w:rPr>
-          <w:t>Philemon 1:24</w:t>
-        </w:r>
-      </w:hyperlink>
+      <w:r>
+        <w:rPr>
+          <w:lang w:val="en_US" w:bidi="en_US"/>
+        </w:rPr>
+        <w:t>Colossians 4:14</w:t>
+      </w:r>
+      <w:r>
+        <w:rPr>
+          <w:lang w:val="en_US" w:bidi="en_US"/>
+        </w:rPr>
+        <w:t xml:space="preserve">; </w:t>
+      </w:r>
+      <w:r>
+        <w:rPr>
+          <w:lang w:val="en_US" w:bidi="en_US"/>
+        </w:rPr>
+        <w:t>Philemon 1:24</w:t>
+      </w:r>
       <w:r>
         <w:rPr>
           <w:lang w:val="en_US" w:bidi="en_US"/>
@@ -8935,54 +7375,36 @@
         </w:rPr>
         <w:t xml:space="preserve">: Also see </w:t>
       </w:r>
-      <w:hyperlink r:id="rId243">
-        <w:r>
-          <w:rPr>
-            <w:lang w:val="en_US" w:bidi="en_US"/>
-          </w:rPr>
-          <w:rPr>
-            <w:color w:val="0000EE"/>
-            <w:u w:val="single"/>
-          </w:rPr>
-          <w:t>2 Timothy 4:16–17</w:t>
-        </w:r>
-      </w:hyperlink>
+      <w:r>
+        <w:rPr>
+          <w:lang w:val="en_US" w:bidi="en_US"/>
+        </w:rPr>
+        <w:t>2 Timothy 4:16–17</w:t>
+      </w:r>
       <w:r>
         <w:rPr>
           <w:lang w:val="en_US" w:bidi="en_US"/>
         </w:rPr>
         <w:t xml:space="preserve">; compare </w:t>
       </w:r>
-      <w:hyperlink r:id="rId244">
-        <w:r>
-          <w:rPr>
-            <w:lang w:val="en_US" w:bidi="en_US"/>
-          </w:rPr>
-          <w:rPr>
-            <w:color w:val="0000EE"/>
-            <w:u w:val="single"/>
-          </w:rPr>
-          <w:t>Psalm 22:1</w:t>
-        </w:r>
-      </w:hyperlink>
-      <w:r>
-        <w:rPr>
-          <w:lang w:val="en_US" w:bidi="en_US"/>
-        </w:rPr>
-        <w:t xml:space="preserve">; </w:t>
-      </w:r>
-      <w:hyperlink r:id="rId245">
-        <w:r>
-          <w:rPr>
-            <w:lang w:val="en_US" w:bidi="en_US"/>
-          </w:rPr>
-          <w:rPr>
-            <w:color w:val="0000EE"/>
-            <w:u w:val="single"/>
-          </w:rPr>
-          <w:t>Mark 15:34</w:t>
-        </w:r>
-      </w:hyperlink>
+      <w:r>
+        <w:rPr>
+          <w:lang w:val="en_US" w:bidi="en_US"/>
+        </w:rPr>
+        <w:t>Psalm 22:1</w:t>
+      </w:r>
+      <w:r>
+        <w:rPr>
+          <w:lang w:val="en_US" w:bidi="en_US"/>
+        </w:rPr>
+        <w:t xml:space="preserve">; </w:t>
+      </w:r>
+      <w:r>
+        <w:rPr>
+          <w:lang w:val="en_US" w:bidi="en_US"/>
+        </w:rPr>
+        <w:t>Mark 15:34</w:t>
+      </w:r>
       <w:r>
         <w:rPr>
           <w:lang w:val="en_US" w:bidi="en_US"/>
@@ -9014,18 +7436,12 @@
         </w:rPr>
         <w:t>: This contrasts with awaiting Christ’s glorious return (</w:t>
       </w:r>
-      <w:hyperlink r:id="rId204">
-        <w:r>
-          <w:rPr>
-            <w:lang w:val="en_US" w:bidi="en_US"/>
-          </w:rPr>
-          <w:rPr>
-            <w:color w:val="0000EE"/>
-            <w:u w:val="single"/>
-          </w:rPr>
-          <w:t>2 Timothy 4:8</w:t>
-        </w:r>
-      </w:hyperlink>
+      <w:r>
+        <w:rPr>
+          <w:lang w:val="en_US" w:bidi="en_US"/>
+        </w:rPr>
+        <w:t>2 Timothy 4:8</w:t>
+      </w:r>
       <w:r>
         <w:rPr>
           <w:lang w:val="en_US" w:bidi="en_US"/>
@@ -9141,18 +7557,12 @@
         </w:rPr>
         <w:t>The author of the Gospel of Luke and the book of Acts traveled with Paul at different times. Many believe Luke was Paul's physician (</w:t>
       </w:r>
-      <w:hyperlink r:id="rId241">
-        <w:r>
-          <w:rPr>
-            <w:lang w:val="en_US" w:bidi="en_US"/>
-          </w:rPr>
-          <w:rPr>
-            <w:color w:val="0000EE"/>
-            <w:u w:val="single"/>
-          </w:rPr>
-          <w:t>Colossians 4:14</w:t>
-        </w:r>
-      </w:hyperlink>
+      <w:r>
+        <w:rPr>
+          <w:lang w:val="en_US" w:bidi="en_US"/>
+        </w:rPr>
+        <w:t>Colossians 4:14</w:t>
+      </w:r>
       <w:r>
         <w:rPr>
           <w:lang w:val="en_US" w:bidi="en_US"/>
@@ -9184,72 +7594,48 @@
         </w:rPr>
         <w:t xml:space="preserve">: Paul's belief that Mark would be useful shows a Christian story of amending differences (see </w:t>
       </w:r>
-      <w:hyperlink r:id="rId246">
-        <w:r>
-          <w:rPr>
-            <w:lang w:val="en_US" w:bidi="en_US"/>
-          </w:rPr>
-          <w:rPr>
-            <w:color w:val="0000EE"/>
-            <w:u w:val="single"/>
-          </w:rPr>
-          <w:t>Acts 13:13</w:t>
-        </w:r>
-      </w:hyperlink>
-      <w:r>
-        <w:rPr>
-          <w:lang w:val="en_US" w:bidi="en_US"/>
-        </w:rPr>
-        <w:t xml:space="preserve">; </w:t>
-      </w:r>
-      <w:hyperlink r:id="rId247">
-        <w:r>
-          <w:rPr>
-            <w:lang w:val="en_US" w:bidi="en_US"/>
-          </w:rPr>
-          <w:rPr>
-            <w:color w:val="0000EE"/>
-            <w:u w:val="single"/>
-          </w:rPr>
-          <w:t>15:36–40</w:t>
-        </w:r>
-      </w:hyperlink>
+      <w:r>
+        <w:rPr>
+          <w:lang w:val="en_US" w:bidi="en_US"/>
+        </w:rPr>
+        <w:t>Acts 13:13</w:t>
+      </w:r>
+      <w:r>
+        <w:rPr>
+          <w:lang w:val="en_US" w:bidi="en_US"/>
+        </w:rPr>
+        <w:t xml:space="preserve">; </w:t>
+      </w:r>
+      <w:r>
+        <w:rPr>
+          <w:lang w:val="en_US" w:bidi="en_US"/>
+        </w:rPr>
+        <w:t>15:36–40</w:t>
+      </w:r>
       <w:r>
         <w:rPr>
           <w:lang w:val="en_US" w:bidi="en_US"/>
         </w:rPr>
         <w:t xml:space="preserve">; see also </w:t>
       </w:r>
-      <w:hyperlink r:id="rId248">
-        <w:r>
-          <w:rPr>
-            <w:lang w:val="en_US" w:bidi="en_US"/>
-          </w:rPr>
-          <w:rPr>
-            <w:color w:val="0000EE"/>
-            <w:u w:val="single"/>
-          </w:rPr>
-          <w:t>Colossians 4:10</w:t>
-        </w:r>
-      </w:hyperlink>
-      <w:r>
-        <w:rPr>
-          <w:lang w:val="en_US" w:bidi="en_US"/>
-        </w:rPr>
-        <w:t xml:space="preserve">; </w:t>
-      </w:r>
-      <w:hyperlink r:id="rId242">
-        <w:r>
-          <w:rPr>
-            <w:lang w:val="en_US" w:bidi="en_US"/>
-          </w:rPr>
-          <w:rPr>
-            <w:color w:val="0000EE"/>
-            <w:u w:val="single"/>
-          </w:rPr>
-          <w:t>Philemon 1:24</w:t>
-        </w:r>
-      </w:hyperlink>
+      <w:r>
+        <w:rPr>
+          <w:lang w:val="en_US" w:bidi="en_US"/>
+        </w:rPr>
+        <w:t>Colossians 4:10</w:t>
+      </w:r>
+      <w:r>
+        <w:rPr>
+          <w:lang w:val="en_US" w:bidi="en_US"/>
+        </w:rPr>
+        <w:t xml:space="preserve">; </w:t>
+      </w:r>
+      <w:r>
+        <w:rPr>
+          <w:lang w:val="en_US" w:bidi="en_US"/>
+        </w:rPr>
+        <w:t>Philemon 1:24</w:t>
+      </w:r>
       <w:r>
         <w:rPr>
           <w:lang w:val="en_US" w:bidi="en_US"/>
@@ -9311,108 +7697,72 @@
         </w:rPr>
         <w:t xml:space="preserve"> was apparently a Greek from Asia Minor (implied in </w:t>
       </w:r>
-      <w:hyperlink r:id="rId249">
-        <w:r>
-          <w:rPr>
-            <w:lang w:val="en_US" w:bidi="en_US"/>
-          </w:rPr>
-          <w:rPr>
-            <w:color w:val="0000EE"/>
-            <w:u w:val="single"/>
-          </w:rPr>
-          <w:t>Colossians 4:7–8</w:t>
-        </w:r>
-      </w:hyperlink>
+      <w:r>
+        <w:rPr>
+          <w:lang w:val="en_US" w:bidi="en_US"/>
+        </w:rPr>
+        <w:t>Colossians 4:7–8</w:t>
+      </w:r>
       <w:r>
         <w:rPr>
           <w:lang w:val="en_US" w:bidi="en_US"/>
         </w:rPr>
         <w:t xml:space="preserve">, </w:t>
       </w:r>
-      <w:hyperlink r:id="rId250">
-        <w:r>
-          <w:rPr>
-            <w:lang w:val="en_US" w:bidi="en_US"/>
-          </w:rPr>
-          <w:rPr>
-            <w:color w:val="0000EE"/>
-            <w:u w:val="single"/>
-          </w:rPr>
-          <w:t>10–11</w:t>
-        </w:r>
-      </w:hyperlink>
+      <w:r>
+        <w:rPr>
+          <w:lang w:val="en_US" w:bidi="en_US"/>
+        </w:rPr>
+        <w:t>10–11</w:t>
+      </w:r>
       <w:r>
         <w:rPr>
           <w:lang w:val="en_US" w:bidi="en_US"/>
         </w:rPr>
         <w:t xml:space="preserve">); see also </w:t>
       </w:r>
-      <w:hyperlink r:id="rId251">
-        <w:r>
-          <w:rPr>
-            <w:lang w:val="en_US" w:bidi="en_US"/>
-          </w:rPr>
-          <w:rPr>
-            <w:color w:val="0000EE"/>
-            <w:u w:val="single"/>
-          </w:rPr>
-          <w:t>Acts 20:4</w:t>
-        </w:r>
-      </w:hyperlink>
-      <w:r>
-        <w:rPr>
-          <w:lang w:val="en_US" w:bidi="en_US"/>
-        </w:rPr>
-        <w:t xml:space="preserve">; </w:t>
-      </w:r>
-      <w:hyperlink r:id="rId252">
-        <w:r>
-          <w:rPr>
-            <w:lang w:val="en_US" w:bidi="en_US"/>
-          </w:rPr>
-          <w:rPr>
-            <w:color w:val="0000EE"/>
-            <w:u w:val="single"/>
-          </w:rPr>
-          <w:t>Ephesians 6:21–22</w:t>
-        </w:r>
-      </w:hyperlink>
-      <w:r>
-        <w:rPr>
-          <w:lang w:val="en_US" w:bidi="en_US"/>
-        </w:rPr>
-        <w:t xml:space="preserve">; </w:t>
-      </w:r>
-      <w:hyperlink r:id="rId249">
-        <w:r>
-          <w:rPr>
-            <w:lang w:val="en_US" w:bidi="en_US"/>
-          </w:rPr>
-          <w:rPr>
-            <w:color w:val="0000EE"/>
-            <w:u w:val="single"/>
-          </w:rPr>
-          <w:t>Colossians 4:7–8</w:t>
-        </w:r>
-      </w:hyperlink>
-      <w:r>
-        <w:rPr>
-          <w:lang w:val="en_US" w:bidi="en_US"/>
-        </w:rPr>
-        <w:t xml:space="preserve">; </w:t>
-      </w:r>
-      <w:hyperlink r:id="rId253">
-        <w:r>
-          <w:rPr>
-            <w:lang w:val="en_US" w:bidi="en_US"/>
-          </w:rPr>
-          <w:rPr>
-            <w:color w:val="0000EE"/>
-            <w:u w:val="single"/>
-          </w:rPr>
-          <w:t>Titus 3:12</w:t>
-        </w:r>
-      </w:hyperlink>
+      <w:r>
+        <w:rPr>
+          <w:lang w:val="en_US" w:bidi="en_US"/>
+        </w:rPr>
+        <w:t>Acts 20:4</w:t>
+      </w:r>
+      <w:r>
+        <w:rPr>
+          <w:lang w:val="en_US" w:bidi="en_US"/>
+        </w:rPr>
+        <w:t xml:space="preserve">; </w:t>
+      </w:r>
+      <w:r>
+        <w:rPr>
+          <w:lang w:val="en_US" w:bidi="en_US"/>
+        </w:rPr>
+        <w:t>Ephesians 6:21–22</w:t>
+      </w:r>
+      <w:r>
+        <w:rPr>
+          <w:lang w:val="en_US" w:bidi="en_US"/>
+        </w:rPr>
+        <w:t xml:space="preserve">; </w:t>
+      </w:r>
+      <w:r>
+        <w:rPr>
+          <w:lang w:val="en_US" w:bidi="en_US"/>
+        </w:rPr>
+        <w:t>Colossians 4:7–8</w:t>
+      </w:r>
+      <w:r>
+        <w:rPr>
+          <w:lang w:val="en_US" w:bidi="en_US"/>
+        </w:rPr>
+        <w:t xml:space="preserve">; </w:t>
+      </w:r>
+      <w:r>
+        <w:rPr>
+          <w:lang w:val="en_US" w:bidi="en_US"/>
+        </w:rPr>
+        <w:t>Titus 3:12</w:t>
+      </w:r>
       <w:r>
         <w:rPr>
           <w:lang w:val="en_US" w:bidi="en_US"/>
@@ -9496,18 +7846,12 @@
         </w:rPr>
         <w:t>: Winter was approaching (</w:t>
       </w:r>
-      <w:hyperlink r:id="rId33">
-        <w:r>
-          <w:rPr>
-            <w:lang w:val="en_US" w:bidi="en_US"/>
-          </w:rPr>
-          <w:rPr>
-            <w:color w:val="0000EE"/>
-            <w:u w:val="single"/>
-          </w:rPr>
-          <w:t>4:21</w:t>
-        </w:r>
-      </w:hyperlink>
+      <w:r>
+        <w:rPr>
+          <w:lang w:val="en_US" w:bidi="en_US"/>
+        </w:rPr>
+        <w:t>4:21</w:t>
+      </w:r>
       <w:r>
         <w:rPr>
           <w:lang w:val="en_US" w:bidi="en_US"/>
@@ -9623,72 +7967,48 @@
         </w:rPr>
         <w:t xml:space="preserve"> was a common name (see </w:t>
       </w:r>
-      <w:hyperlink r:id="rId254">
-        <w:r>
-          <w:rPr>
-            <w:lang w:val="en_US" w:bidi="en_US"/>
-          </w:rPr>
-          <w:rPr>
-            <w:color w:val="0000EE"/>
-            <w:u w:val="single"/>
-          </w:rPr>
-          <w:t>Mark 15:21</w:t>
-        </w:r>
-      </w:hyperlink>
-      <w:r>
-        <w:rPr>
-          <w:lang w:val="en_US" w:bidi="en_US"/>
-        </w:rPr>
-        <w:t xml:space="preserve">; </w:t>
-      </w:r>
-      <w:hyperlink r:id="rId255">
-        <w:r>
-          <w:rPr>
-            <w:lang w:val="en_US" w:bidi="en_US"/>
-          </w:rPr>
-          <w:rPr>
-            <w:color w:val="0000EE"/>
-            <w:u w:val="single"/>
-          </w:rPr>
-          <w:t>Acts 4:6</w:t>
-        </w:r>
-      </w:hyperlink>
-      <w:r>
-        <w:rPr>
-          <w:lang w:val="en_US" w:bidi="en_US"/>
-        </w:rPr>
-        <w:t xml:space="preserve">; </w:t>
-      </w:r>
-      <w:hyperlink r:id="rId256">
-        <w:r>
-          <w:rPr>
-            <w:lang w:val="en_US" w:bidi="en_US"/>
-          </w:rPr>
-          <w:rPr>
-            <w:color w:val="0000EE"/>
-            <w:u w:val="single"/>
-          </w:rPr>
-          <w:t>19:33</w:t>
-        </w:r>
-      </w:hyperlink>
+      <w:r>
+        <w:rPr>
+          <w:lang w:val="en_US" w:bidi="en_US"/>
+        </w:rPr>
+        <w:t>Mark 15:21</w:t>
+      </w:r>
+      <w:r>
+        <w:rPr>
+          <w:lang w:val="en_US" w:bidi="en_US"/>
+        </w:rPr>
+        <w:t xml:space="preserve">; </w:t>
+      </w:r>
+      <w:r>
+        <w:rPr>
+          <w:lang w:val="en_US" w:bidi="en_US"/>
+        </w:rPr>
+        <w:t>Acts 4:6</w:t>
+      </w:r>
+      <w:r>
+        <w:rPr>
+          <w:lang w:val="en_US" w:bidi="en_US"/>
+        </w:rPr>
+        <w:t xml:space="preserve">; </w:t>
+      </w:r>
+      <w:r>
+        <w:rPr>
+          <w:lang w:val="en_US" w:bidi="en_US"/>
+        </w:rPr>
+        <w:t>19:33</w:t>
+      </w:r>
       <w:r>
         <w:rPr>
           <w:lang w:val="en_US" w:bidi="en_US"/>
         </w:rPr>
         <w:t xml:space="preserve">). Alexander the coppersmith was probably the same person mentioned in </w:t>
       </w:r>
-      <w:hyperlink r:id="rId104">
-        <w:r>
-          <w:rPr>
-            <w:lang w:val="en_US" w:bidi="en_US"/>
-          </w:rPr>
-          <w:rPr>
-            <w:color w:val="0000EE"/>
-            <w:u w:val="single"/>
-          </w:rPr>
-          <w:t>1 Timothy 1:20</w:t>
-        </w:r>
-      </w:hyperlink>
+      <w:r>
+        <w:rPr>
+          <w:lang w:val="en_US" w:bidi="en_US"/>
+        </w:rPr>
+        <w:t>1 Timothy 1:20</w:t>
+      </w:r>
       <w:r>
         <w:rPr>
           <w:lang w:val="en_US" w:bidi="en_US"/>
@@ -9779,18 +8099,12 @@
         </w:rPr>
         <w:t>: A Roman trial had two parts, a preliminary investigation and the main trial. Paul was probably talking about the first part. It might also refer to his first time in prison at Rome (</w:t>
       </w:r>
-      <w:hyperlink r:id="rId257">
-        <w:r>
-          <w:rPr>
-            <w:lang w:val="en_US" w:bidi="en_US"/>
-          </w:rPr>
-          <w:rPr>
-            <w:color w:val="0000EE"/>
-            <w:u w:val="single"/>
-          </w:rPr>
-          <w:t>Acts 28</w:t>
-        </w:r>
-      </w:hyperlink>
+      <w:r>
+        <w:rPr>
+          <w:lang w:val="en_US" w:bidi="en_US"/>
+        </w:rPr>
+        <w:t>Acts 28</w:t>
+      </w:r>
       <w:r>
         <w:rPr>
           <w:lang w:val="en_US" w:bidi="en_US"/>
@@ -9924,72 +8238,48 @@
         </w:rPr>
         <w:t>Paul used his defense in court to share the good news about Jesus, similar to his past experiences (</w:t>
       </w:r>
-      <w:hyperlink r:id="rId258">
-        <w:r>
-          <w:rPr>
-            <w:lang w:val="en_US" w:bidi="en_US"/>
-          </w:rPr>
-          <w:rPr>
-            <w:color w:val="0000EE"/>
-            <w:u w:val="single"/>
-          </w:rPr>
-          <w:t>Acts 22:1–24:27</w:t>
-        </w:r>
-      </w:hyperlink>
-      <w:r>
-        <w:rPr>
-          <w:lang w:val="en_US" w:bidi="en_US"/>
-        </w:rPr>
-        <w:t xml:space="preserve">; </w:t>
-      </w:r>
-      <w:hyperlink r:id="rId259">
-        <w:r>
-          <w:rPr>
-            <w:lang w:val="en_US" w:bidi="en_US"/>
-          </w:rPr>
-          <w:rPr>
-            <w:color w:val="0000EE"/>
-            <w:u w:val="single"/>
-          </w:rPr>
-          <w:t>26:1–29</w:t>
-        </w:r>
-      </w:hyperlink>
+      <w:r>
+        <w:rPr>
+          <w:lang w:val="en_US" w:bidi="en_US"/>
+        </w:rPr>
+        <w:t>Acts 22:1–24:27</w:t>
+      </w:r>
+      <w:r>
+        <w:rPr>
+          <w:lang w:val="en_US" w:bidi="en_US"/>
+        </w:rPr>
+        <w:t xml:space="preserve">; </w:t>
+      </w:r>
+      <w:r>
+        <w:rPr>
+          <w:lang w:val="en_US" w:bidi="en_US"/>
+        </w:rPr>
+        <w:t>26:1–29</w:t>
+      </w:r>
       <w:r>
         <w:rPr>
           <w:lang w:val="en_US" w:bidi="en_US"/>
         </w:rPr>
         <w:t xml:space="preserve">; see also </w:t>
       </w:r>
-      <w:hyperlink r:id="rId260">
-        <w:r>
-          <w:rPr>
-            <w:lang w:val="en_US" w:bidi="en_US"/>
-          </w:rPr>
-          <w:rPr>
-            <w:color w:val="0000EE"/>
-            <w:u w:val="single"/>
-          </w:rPr>
-          <w:t>2 Timothy 2:9–10</w:t>
-        </w:r>
-      </w:hyperlink>
-      <w:r>
-        <w:rPr>
-          <w:lang w:val="en_US" w:bidi="en_US"/>
-        </w:rPr>
-        <w:t xml:space="preserve">; </w:t>
-      </w:r>
-      <w:hyperlink r:id="rId96">
-        <w:r>
-          <w:rPr>
-            <w:lang w:val="en_US" w:bidi="en_US"/>
-          </w:rPr>
-          <w:rPr>
-            <w:color w:val="0000EE"/>
-            <w:u w:val="single"/>
-          </w:rPr>
-          <w:t>Philippians 1:12–14</w:t>
-        </w:r>
-      </w:hyperlink>
+      <w:r>
+        <w:rPr>
+          <w:lang w:val="en_US" w:bidi="en_US"/>
+        </w:rPr>
+        <w:t>2 Timothy 2:9–10</w:t>
+      </w:r>
+      <w:r>
+        <w:rPr>
+          <w:lang w:val="en_US" w:bidi="en_US"/>
+        </w:rPr>
+        <w:t xml:space="preserve">; </w:t>
+      </w:r>
+      <w:r>
+        <w:rPr>
+          <w:lang w:val="en_US" w:bidi="en_US"/>
+        </w:rPr>
+        <w:t>Philippians 1:12–14</w:t>
+      </w:r>
       <w:r>
         <w:rPr>
           <w:lang w:val="en_US" w:bidi="en_US"/>
@@ -10021,36 +8311,24 @@
         </w:rPr>
         <w:t>: Paul felt he had finished his mission (</w:t>
       </w:r>
-      <w:hyperlink r:id="rId261">
-        <w:r>
-          <w:rPr>
-            <w:lang w:val="en_US" w:bidi="en_US"/>
-          </w:rPr>
-          <w:rPr>
-            <w:color w:val="0000EE"/>
-            <w:u w:val="single"/>
-          </w:rPr>
-          <w:t>2 Timothy 4:7–8</w:t>
-        </w:r>
-      </w:hyperlink>
+      <w:r>
+        <w:rPr>
+          <w:lang w:val="en_US" w:bidi="en_US"/>
+        </w:rPr>
+        <w:t>2 Timothy 4:7–8</w:t>
+      </w:r>
       <w:r>
         <w:rPr>
           <w:lang w:val="en_US" w:bidi="en_US"/>
         </w:rPr>
         <w:t xml:space="preserve">). The Old Testament prophesies the conversion of nations (for example, </w:t>
       </w:r>
-      <w:hyperlink r:id="rId262">
-        <w:r>
-          <w:rPr>
-            <w:lang w:val="en_US" w:bidi="en_US"/>
-          </w:rPr>
-          <w:rPr>
-            <w:color w:val="0000EE"/>
-            <w:u w:val="single"/>
-          </w:rPr>
-          <w:t>Psalm 22:27–29</w:t>
-        </w:r>
-      </w:hyperlink>
+      <w:r>
+        <w:rPr>
+          <w:lang w:val="en_US" w:bidi="en_US"/>
+        </w:rPr>
+        <w:t>Psalm 22:27–29</w:t>
+      </w:r>
       <w:r>
         <w:rPr>
           <w:lang w:val="en_US" w:bidi="en_US"/>
@@ -10082,72 +8360,48 @@
         </w:rPr>
         <w:t xml:space="preserve">: The lion often symbolizes enemies (see </w:t>
       </w:r>
-      <w:hyperlink r:id="rId263">
-        <w:r>
-          <w:rPr>
-            <w:lang w:val="en_US" w:bidi="en_US"/>
-          </w:rPr>
-          <w:rPr>
-            <w:color w:val="0000EE"/>
-            <w:u w:val="single"/>
-          </w:rPr>
-          <w:t>Psalms 7:2</w:t>
-        </w:r>
-      </w:hyperlink>
-      <w:r>
-        <w:rPr>
-          <w:lang w:val="en_US" w:bidi="en_US"/>
-        </w:rPr>
-        <w:t xml:space="preserve">; </w:t>
-      </w:r>
-      <w:hyperlink r:id="rId264">
-        <w:r>
-          <w:rPr>
-            <w:lang w:val="en_US" w:bidi="en_US"/>
-          </w:rPr>
-          <w:rPr>
-            <w:color w:val="0000EE"/>
-            <w:u w:val="single"/>
-          </w:rPr>
-          <w:t>35:17</w:t>
-        </w:r>
-      </w:hyperlink>
+      <w:r>
+        <w:rPr>
+          <w:lang w:val="en_US" w:bidi="en_US"/>
+        </w:rPr>
+        <w:t>Psalms 7:2</w:t>
+      </w:r>
+      <w:r>
+        <w:rPr>
+          <w:lang w:val="en_US" w:bidi="en_US"/>
+        </w:rPr>
+        <w:t xml:space="preserve">; </w:t>
+      </w:r>
+      <w:r>
+        <w:rPr>
+          <w:lang w:val="en_US" w:bidi="en_US"/>
+        </w:rPr>
+        <w:t>35:17</w:t>
+      </w:r>
       <w:r>
         <w:rPr>
           <w:lang w:val="en_US" w:bidi="en_US"/>
         </w:rPr>
         <w:t xml:space="preserve">; compare </w:t>
       </w:r>
-      <w:hyperlink r:id="rId265">
-        <w:r>
-          <w:rPr>
-            <w:lang w:val="en_US" w:bidi="en_US"/>
-          </w:rPr>
-          <w:rPr>
-            <w:color w:val="0000EE"/>
-            <w:u w:val="single"/>
-          </w:rPr>
-          <w:t>Daniel 6</w:t>
-        </w:r>
-      </w:hyperlink>
-      <w:r>
-        <w:rPr>
-          <w:lang w:val="en_US" w:bidi="en_US"/>
-        </w:rPr>
-        <w:t xml:space="preserve">; </w:t>
-      </w:r>
-      <w:hyperlink r:id="rId266">
-        <w:r>
-          <w:rPr>
-            <w:lang w:val="en_US" w:bidi="en_US"/>
-          </w:rPr>
-          <w:rPr>
-            <w:color w:val="0000EE"/>
-            <w:u w:val="single"/>
-          </w:rPr>
-          <w:t>Hebrews 11:33</w:t>
-        </w:r>
-      </w:hyperlink>
+      <w:r>
+        <w:rPr>
+          <w:lang w:val="en_US" w:bidi="en_US"/>
+        </w:rPr>
+        <w:t>Daniel 6</w:t>
+      </w:r>
+      <w:r>
+        <w:rPr>
+          <w:lang w:val="en_US" w:bidi="en_US"/>
+        </w:rPr>
+        <w:t xml:space="preserve">; </w:t>
+      </w:r>
+      <w:r>
+        <w:rPr>
+          <w:lang w:val="en_US" w:bidi="en_US"/>
+        </w:rPr>
+        <w:t>Hebrews 11:33</w:t>
+      </w:r>
       <w:r>
         <w:rPr>
           <w:lang w:val="en_US" w:bidi="en_US"/>
@@ -10226,36 +8480,24 @@
         </w:rPr>
         <w:t>Satan (</w:t>
       </w:r>
-      <w:hyperlink r:id="rId267">
-        <w:r>
-          <w:rPr>
-            <w:lang w:val="en_US" w:bidi="en_US"/>
-          </w:rPr>
-          <w:rPr>
-            <w:color w:val="0000EE"/>
-            <w:u w:val="single"/>
-          </w:rPr>
-          <w:t>1 Peter 5:8</w:t>
-        </w:r>
-      </w:hyperlink>
+      <w:r>
+        <w:rPr>
+          <w:lang w:val="en_US" w:bidi="en_US"/>
+        </w:rPr>
+        <w:t>1 Peter 5:8</w:t>
+      </w:r>
       <w:r>
         <w:rPr>
           <w:lang w:val="en_US" w:bidi="en_US"/>
         </w:rPr>
         <w:t xml:space="preserve">; compare </w:t>
       </w:r>
-      <w:hyperlink r:id="rId268">
-        <w:r>
-          <w:rPr>
-            <w:lang w:val="en_US" w:bidi="en_US"/>
-          </w:rPr>
-          <w:rPr>
-            <w:color w:val="0000EE"/>
-            <w:u w:val="single"/>
-          </w:rPr>
-          <w:t>Psalm 22:21</w:t>
-        </w:r>
-      </w:hyperlink>
+      <w:r>
+        <w:rPr>
+          <w:lang w:val="en_US" w:bidi="en_US"/>
+        </w:rPr>
+        <w:t>Psalm 22:21</w:t>
+      </w:r>
       <w:r>
         <w:rPr>
           <w:lang w:val="en_US" w:bidi="en_US"/>
@@ -10314,36 +8556,24 @@
         </w:rPr>
         <w:t>God would continue to strengthen Paul and keep him strong in faith until the end of his life (</w:t>
       </w:r>
-      <w:hyperlink r:id="rId269">
-        <w:r>
-          <w:rPr>
-            <w:lang w:val="en_US" w:bidi="en_US"/>
-          </w:rPr>
-          <w:rPr>
-            <w:color w:val="0000EE"/>
-            <w:u w:val="single"/>
-          </w:rPr>
-          <w:t>4:7</w:t>
-        </w:r>
-      </w:hyperlink>
+      <w:r>
+        <w:rPr>
+          <w:lang w:val="en_US" w:bidi="en_US"/>
+        </w:rPr>
+        <w:t>4:7</w:t>
+      </w:r>
       <w:r>
         <w:rPr>
           <w:lang w:val="en_US" w:bidi="en_US"/>
         </w:rPr>
         <w:t xml:space="preserve">; see </w:t>
       </w:r>
-      <w:hyperlink r:id="rId92">
-        <w:r>
-          <w:rPr>
-            <w:lang w:val="en_US" w:bidi="en_US"/>
-          </w:rPr>
-          <w:rPr>
-            <w:color w:val="0000EE"/>
-            <w:u w:val="single"/>
-          </w:rPr>
-          <w:t>1:12</w:t>
-        </w:r>
-      </w:hyperlink>
+      <w:r>
+        <w:rPr>
+          <w:lang w:val="en_US" w:bidi="en_US"/>
+        </w:rPr>
+        <w:t>1:12</w:t>
+      </w:r>
       <w:r>
         <w:rPr>
           <w:lang w:val="en_US" w:bidi="en_US"/>
@@ -10368,54 +8598,36 @@
         </w:rPr>
         <w:t xml:space="preserve">The Lord’s heavenly kingdom is different from this kingdom of earth that was about to judge Paul (see also </w:t>
       </w:r>
-      <w:hyperlink r:id="rId239">
-        <w:r>
-          <w:rPr>
-            <w:lang w:val="en_US" w:bidi="en_US"/>
-          </w:rPr>
-          <w:rPr>
-            <w:color w:val="0000EE"/>
-            <w:u w:val="single"/>
-          </w:rPr>
-          <w:t>4:1</w:t>
-        </w:r>
-      </w:hyperlink>
-      <w:r>
-        <w:rPr>
-          <w:lang w:val="en_US" w:bidi="en_US"/>
-        </w:rPr>
-        <w:t xml:space="preserve">; </w:t>
-      </w:r>
-      <w:hyperlink r:id="rId270">
-        <w:r>
-          <w:rPr>
-            <w:lang w:val="en_US" w:bidi="en_US"/>
-          </w:rPr>
-          <w:rPr>
-            <w:color w:val="0000EE"/>
-            <w:u w:val="single"/>
-          </w:rPr>
-          <w:t>1 Corinthians 15:48–49</w:t>
-        </w:r>
-      </w:hyperlink>
-      <w:r>
-        <w:rPr>
-          <w:lang w:val="en_US" w:bidi="en_US"/>
-        </w:rPr>
-        <w:t xml:space="preserve">; </w:t>
-      </w:r>
-      <w:hyperlink r:id="rId271">
-        <w:r>
-          <w:rPr>
-            <w:lang w:val="en_US" w:bidi="en_US"/>
-          </w:rPr>
-          <w:rPr>
-            <w:color w:val="0000EE"/>
-            <w:u w:val="single"/>
-          </w:rPr>
-          <w:t>Hebrews 12:18–29</w:t>
-        </w:r>
-      </w:hyperlink>
+      <w:r>
+        <w:rPr>
+          <w:lang w:val="en_US" w:bidi="en_US"/>
+        </w:rPr>
+        <w:t>4:1</w:t>
+      </w:r>
+      <w:r>
+        <w:rPr>
+          <w:lang w:val="en_US" w:bidi="en_US"/>
+        </w:rPr>
+        <w:t xml:space="preserve">; </w:t>
+      </w:r>
+      <w:r>
+        <w:rPr>
+          <w:lang w:val="en_US" w:bidi="en_US"/>
+        </w:rPr>
+        <w:t>1 Corinthians 15:48–49</w:t>
+      </w:r>
+      <w:r>
+        <w:rPr>
+          <w:lang w:val="en_US" w:bidi="en_US"/>
+        </w:rPr>
+        <w:t xml:space="preserve">; </w:t>
+      </w:r>
+      <w:r>
+        <w:rPr>
+          <w:lang w:val="en_US" w:bidi="en_US"/>
+        </w:rPr>
+        <w:t>Hebrews 12:18–29</w:t>
+      </w:r>
       <w:r>
         <w:rPr>
           <w:lang w:val="en_US" w:bidi="en_US"/>
@@ -10447,36 +8659,24 @@
         </w:rPr>
         <w:t xml:space="preserve">: Paul’s praise of God, even when facing death, shows his belief that God’s glory will remain (compare </w:t>
       </w:r>
-      <w:hyperlink r:id="rId272">
-        <w:r>
-          <w:rPr>
-            <w:lang w:val="en_US" w:bidi="en_US"/>
-          </w:rPr>
-          <w:rPr>
-            <w:color w:val="0000EE"/>
-            <w:u w:val="single"/>
-          </w:rPr>
-          <w:t>1 Timothy 1:17</w:t>
-        </w:r>
-      </w:hyperlink>
-      <w:r>
-        <w:rPr>
-          <w:lang w:val="en_US" w:bidi="en_US"/>
-        </w:rPr>
-        <w:t xml:space="preserve">; </w:t>
-      </w:r>
-      <w:hyperlink r:id="rId273">
-        <w:r>
-          <w:rPr>
-            <w:lang w:val="en_US" w:bidi="en_US"/>
-          </w:rPr>
-          <w:rPr>
-            <w:color w:val="0000EE"/>
-            <w:u w:val="single"/>
-          </w:rPr>
-          <w:t>6:15–16</w:t>
-        </w:r>
-      </w:hyperlink>
+      <w:r>
+        <w:rPr>
+          <w:lang w:val="en_US" w:bidi="en_US"/>
+        </w:rPr>
+        <w:t>1 Timothy 1:17</w:t>
+      </w:r>
+      <w:r>
+        <w:rPr>
+          <w:lang w:val="en_US" w:bidi="en_US"/>
+        </w:rPr>
+        <w:t xml:space="preserve">; </w:t>
+      </w:r>
+      <w:r>
+        <w:rPr>
+          <w:lang w:val="en_US" w:bidi="en_US"/>
+        </w:rPr>
+        <w:t>6:15–16</w:t>
+      </w:r>
       <w:r>
         <w:rPr>
           <w:lang w:val="en_US" w:bidi="en_US"/>
@@ -10508,18 +8708,12 @@
         </w:rPr>
         <w:t xml:space="preserve">: The Greek text implies this praise is for “the Lord” in the previous sentence, specifically referring to Jesus (compare </w:t>
       </w:r>
-      <w:hyperlink r:id="rId274">
-        <w:r>
-          <w:rPr>
-            <w:lang w:val="en_US" w:bidi="en_US"/>
-          </w:rPr>
-          <w:rPr>
-            <w:color w:val="0000EE"/>
-            <w:u w:val="single"/>
-          </w:rPr>
-          <w:t>Titus 2:13</w:t>
-        </w:r>
-      </w:hyperlink>
+      <w:r>
+        <w:rPr>
+          <w:lang w:val="en_US" w:bidi="en_US"/>
+        </w:rPr>
+        <w:t>Titus 2:13</w:t>
+      </w:r>
       <w:r>
         <w:rPr>
           <w:lang w:val="en_US" w:bidi="en_US"/>
@@ -10585,90 +8779,60 @@
         </w:rPr>
         <w:t>were probably in Ephesus at this time (</w:t>
       </w:r>
-      <w:hyperlink r:id="rId275">
-        <w:r>
-          <w:rPr>
-            <w:lang w:val="en_US" w:bidi="en_US"/>
-          </w:rPr>
-          <w:rPr>
-            <w:color w:val="0000EE"/>
-            <w:u w:val="single"/>
-          </w:rPr>
-          <w:t>Acts 18:26</w:t>
-        </w:r>
-      </w:hyperlink>
-      <w:r>
-        <w:rPr>
-          <w:lang w:val="en_US" w:bidi="en_US"/>
-        </w:rPr>
-        <w:t xml:space="preserve">; </w:t>
-      </w:r>
-      <w:hyperlink r:id="rId276">
-        <w:r>
-          <w:rPr>
-            <w:lang w:val="en_US" w:bidi="en_US"/>
-          </w:rPr>
-          <w:rPr>
-            <w:color w:val="0000EE"/>
-            <w:u w:val="single"/>
-          </w:rPr>
-          <w:t>1 Corinthians 16:19</w:t>
-        </w:r>
-      </w:hyperlink>
+      <w:r>
+        <w:rPr>
+          <w:lang w:val="en_US" w:bidi="en_US"/>
+        </w:rPr>
+        <w:t>Acts 18:26</w:t>
+      </w:r>
+      <w:r>
+        <w:rPr>
+          <w:lang w:val="en_US" w:bidi="en_US"/>
+        </w:rPr>
+        <w:t xml:space="preserve">; </w:t>
+      </w:r>
+      <w:r>
+        <w:rPr>
+          <w:lang w:val="en_US" w:bidi="en_US"/>
+        </w:rPr>
+        <w:t>1 Corinthians 16:19</w:t>
+      </w:r>
       <w:r>
         <w:rPr>
           <w:lang w:val="en_US" w:bidi="en_US"/>
         </w:rPr>
         <w:t>). They also lived in Rome, where Paul currently was (</w:t>
       </w:r>
-      <w:hyperlink r:id="rId277">
-        <w:r>
-          <w:rPr>
-            <w:lang w:val="en_US" w:bidi="en_US"/>
-          </w:rPr>
-          <w:rPr>
-            <w:color w:val="0000EE"/>
-            <w:u w:val="single"/>
-          </w:rPr>
-          <w:t>Acts 18:2</w:t>
-        </w:r>
-      </w:hyperlink>
-      <w:r>
-        <w:rPr>
-          <w:lang w:val="en_US" w:bidi="en_US"/>
-        </w:rPr>
-        <w:t xml:space="preserve">; </w:t>
-      </w:r>
-      <w:hyperlink r:id="rId278">
-        <w:r>
-          <w:rPr>
-            <w:lang w:val="en_US" w:bidi="en_US"/>
-          </w:rPr>
-          <w:rPr>
-            <w:color w:val="0000EE"/>
-            <w:u w:val="single"/>
-          </w:rPr>
-          <w:t>Romans 16:3</w:t>
-        </w:r>
-      </w:hyperlink>
+      <w:r>
+        <w:rPr>
+          <w:lang w:val="en_US" w:bidi="en_US"/>
+        </w:rPr>
+        <w:t>Acts 18:2</w:t>
+      </w:r>
+      <w:r>
+        <w:rPr>
+          <w:lang w:val="en_US" w:bidi="en_US"/>
+        </w:rPr>
+        <w:t xml:space="preserve">; </w:t>
+      </w:r>
+      <w:r>
+        <w:rPr>
+          <w:lang w:val="en_US" w:bidi="en_US"/>
+        </w:rPr>
+        <w:t>Romans 16:3</w:t>
+      </w:r>
       <w:r>
         <w:rPr>
           <w:lang w:val="en_US" w:bidi="en_US"/>
         </w:rPr>
         <w:t xml:space="preserve">). This suggests that Timothy might still be in Ephesus (see </w:t>
       </w:r>
-      <w:hyperlink r:id="rId279">
-        <w:r>
-          <w:rPr>
-            <w:lang w:val="en_US" w:bidi="en_US"/>
-          </w:rPr>
-          <w:rPr>
-            <w:color w:val="0000EE"/>
-            <w:u w:val="single"/>
-          </w:rPr>
-          <w:t>1 Timothy 1:3</w:t>
-        </w:r>
-      </w:hyperlink>
+      <w:r>
+        <w:rPr>
+          <w:lang w:val="en_US" w:bidi="en_US"/>
+        </w:rPr>
+        <w:t>1 Timothy 1:3</w:t>
+      </w:r>
       <w:r>
         <w:rPr>
           <w:lang w:val="en_US" w:bidi="en_US"/>
@@ -10693,18 +8857,12 @@
         </w:rPr>
         <w:t xml:space="preserve">Paul is grateful when mentioning Onesiphorus in </w:t>
       </w:r>
-      <w:hyperlink r:id="rId280">
-        <w:r>
-          <w:rPr>
-            <w:lang w:val="en_US" w:bidi="en_US"/>
-          </w:rPr>
-          <w:rPr>
-            <w:color w:val="0000EE"/>
-            <w:u w:val="single"/>
-          </w:rPr>
-          <w:t>2 Timothy 1:16</w:t>
-        </w:r>
-      </w:hyperlink>
+      <w:r>
+        <w:rPr>
+          <w:lang w:val="en_US" w:bidi="en_US"/>
+        </w:rPr>
+        <w:t>2 Timothy 1:16</w:t>
+      </w:r>
       <w:r>
         <w:rPr>
           <w:lang w:val="en_US" w:bidi="en_US"/>
@@ -10759,54 +8917,36 @@
         </w:rPr>
         <w:t xml:space="preserve">Like in many of Paul's letters, this one ends with greetings and final instructions (for example, </w:t>
       </w:r>
-      <w:hyperlink r:id="rId281">
-        <w:r>
-          <w:rPr>
-            <w:lang w:val="en_US" w:bidi="en_US"/>
-          </w:rPr>
-          <w:rPr>
-            <w:color w:val="0000EE"/>
-            <w:u w:val="single"/>
-          </w:rPr>
-          <w:t>Romans 16:1–23</w:t>
-        </w:r>
-      </w:hyperlink>
-      <w:r>
-        <w:rPr>
-          <w:lang w:val="en_US" w:bidi="en_US"/>
-        </w:rPr>
-        <w:t xml:space="preserve">; </w:t>
-      </w:r>
-      <w:hyperlink r:id="rId282">
-        <w:r>
-          <w:rPr>
-            <w:lang w:val="en_US" w:bidi="en_US"/>
-          </w:rPr>
-          <w:rPr>
-            <w:color w:val="0000EE"/>
-            <w:u w:val="single"/>
-          </w:rPr>
-          <w:t>1 Corinthians 16:19–21</w:t>
-        </w:r>
-      </w:hyperlink>
-      <w:r>
-        <w:rPr>
-          <w:lang w:val="en_US" w:bidi="en_US"/>
-        </w:rPr>
-        <w:t xml:space="preserve">; </w:t>
-      </w:r>
-      <w:hyperlink r:id="rId283">
-        <w:r>
-          <w:rPr>
-            <w:lang w:val="en_US" w:bidi="en_US"/>
-          </w:rPr>
-          <w:rPr>
-            <w:color w:val="0000EE"/>
-            <w:u w:val="single"/>
-          </w:rPr>
-          <w:t>2 Corinthians 13:12</w:t>
-        </w:r>
-      </w:hyperlink>
+      <w:r>
+        <w:rPr>
+          <w:lang w:val="en_US" w:bidi="en_US"/>
+        </w:rPr>
+        <w:t>Romans 16:1–23</w:t>
+      </w:r>
+      <w:r>
+        <w:rPr>
+          <w:lang w:val="en_US" w:bidi="en_US"/>
+        </w:rPr>
+        <w:t xml:space="preserve">; </w:t>
+      </w:r>
+      <w:r>
+        <w:rPr>
+          <w:lang w:val="en_US" w:bidi="en_US"/>
+        </w:rPr>
+        <w:t>1 Corinthians 16:19–21</w:t>
+      </w:r>
+      <w:r>
+        <w:rPr>
+          <w:lang w:val="en_US" w:bidi="en_US"/>
+        </w:rPr>
+        <w:t xml:space="preserve">; </w:t>
+      </w:r>
+      <w:r>
+        <w:rPr>
+          <w:lang w:val="en_US" w:bidi="en_US"/>
+        </w:rPr>
+        <w:t>2 Corinthians 13:12</w:t>
+      </w:r>
       <w:r>
         <w:rPr>
           <w:lang w:val="en_US" w:bidi="en_US"/>
@@ -10872,36 +9012,24 @@
         </w:rPr>
         <w:t xml:space="preserve"> lived in Corinth (</w:t>
       </w:r>
-      <w:hyperlink r:id="rId284">
-        <w:r>
-          <w:rPr>
-            <w:lang w:val="en_US" w:bidi="en_US"/>
-          </w:rPr>
-          <w:rPr>
-            <w:color w:val="0000EE"/>
-            <w:u w:val="single"/>
-          </w:rPr>
-          <w:t>Acts 19:22</w:t>
-        </w:r>
-      </w:hyperlink>
-      <w:r>
-        <w:rPr>
-          <w:lang w:val="en_US" w:bidi="en_US"/>
-        </w:rPr>
-        <w:t xml:space="preserve">; </w:t>
-      </w:r>
-      <w:hyperlink r:id="rId285">
-        <w:r>
-          <w:rPr>
-            <w:lang w:val="en_US" w:bidi="en_US"/>
-          </w:rPr>
-          <w:rPr>
-            <w:color w:val="0000EE"/>
-            <w:u w:val="single"/>
-          </w:rPr>
-          <w:t>Romans 16:23</w:t>
-        </w:r>
-      </w:hyperlink>
+      <w:r>
+        <w:rPr>
+          <w:lang w:val="en_US" w:bidi="en_US"/>
+        </w:rPr>
+        <w:t>Acts 19:22</w:t>
+      </w:r>
+      <w:r>
+        <w:rPr>
+          <w:lang w:val="en_US" w:bidi="en_US"/>
+        </w:rPr>
+        <w:t xml:space="preserve">; </w:t>
+      </w:r>
+      <w:r>
+        <w:rPr>
+          <w:lang w:val="en_US" w:bidi="en_US"/>
+        </w:rPr>
+        <w:t>Romans 16:23</w:t>
+      </w:r>
       <w:r>
         <w:rPr>
           <w:lang w:val="en_US" w:bidi="en_US"/>
@@ -10933,54 +9061,36 @@
         </w:rPr>
         <w:t xml:space="preserve"> was an Ephesian connected with Tychicus (</w:t>
       </w:r>
-      <w:hyperlink r:id="rId251">
-        <w:r>
-          <w:rPr>
-            <w:lang w:val="en_US" w:bidi="en_US"/>
-          </w:rPr>
-          <w:rPr>
-            <w:color w:val="0000EE"/>
-            <w:u w:val="single"/>
-          </w:rPr>
-          <w:t>Acts 20:4</w:t>
-        </w:r>
-      </w:hyperlink>
-      <w:r>
-        <w:rPr>
-          <w:lang w:val="en_US" w:bidi="en_US"/>
-        </w:rPr>
-        <w:t xml:space="preserve">; </w:t>
-      </w:r>
-      <w:hyperlink r:id="rId286">
-        <w:r>
-          <w:rPr>
-            <w:lang w:val="en_US" w:bidi="en_US"/>
-          </w:rPr>
-          <w:rPr>
-            <w:color w:val="0000EE"/>
-            <w:u w:val="single"/>
-          </w:rPr>
-          <w:t>21:29</w:t>
-        </w:r>
-      </w:hyperlink>
-      <w:r>
-        <w:rPr>
-          <w:lang w:val="en_US" w:bidi="en_US"/>
-        </w:rPr>
-        <w:t xml:space="preserve">; </w:t>
-      </w:r>
-      <w:hyperlink r:id="rId287">
-        <w:r>
-          <w:rPr>
-            <w:lang w:val="en_US" w:bidi="en_US"/>
-          </w:rPr>
-          <w:rPr>
-            <w:color w:val="0000EE"/>
-            <w:u w:val="single"/>
-          </w:rPr>
-          <w:t>2 Timothy 4:12</w:t>
-        </w:r>
-      </w:hyperlink>
+      <w:r>
+        <w:rPr>
+          <w:lang w:val="en_US" w:bidi="en_US"/>
+        </w:rPr>
+        <w:t>Acts 20:4</w:t>
+      </w:r>
+      <w:r>
+        <w:rPr>
+          <w:lang w:val="en_US" w:bidi="en_US"/>
+        </w:rPr>
+        <w:t xml:space="preserve">; </w:t>
+      </w:r>
+      <w:r>
+        <w:rPr>
+          <w:lang w:val="en_US" w:bidi="en_US"/>
+        </w:rPr>
+        <w:t>21:29</w:t>
+      </w:r>
+      <w:r>
+        <w:rPr>
+          <w:lang w:val="en_US" w:bidi="en_US"/>
+        </w:rPr>
+        <w:t xml:space="preserve">; </w:t>
+      </w:r>
+      <w:r>
+        <w:rPr>
+          <w:lang w:val="en_US" w:bidi="en_US"/>
+        </w:rPr>
+        <w:t>2 Timothy 4:12</w:t>
+      </w:r>
       <w:r>
         <w:rPr>
           <w:lang w:val="en_US" w:bidi="en_US"/>
@@ -11046,72 +9156,48 @@
         </w:rPr>
         <w:t xml:space="preserve">: Paul probably worried about a long delay if Timothy missed the chance to travel in the fall (see </w:t>
       </w:r>
-      <w:hyperlink r:id="rId240">
-        <w:r>
-          <w:rPr>
-            <w:lang w:val="en_US" w:bidi="en_US"/>
-          </w:rPr>
-          <w:rPr>
-            <w:color w:val="0000EE"/>
-            <w:u w:val="single"/>
-          </w:rPr>
-          <w:t>1:4</w:t>
-        </w:r>
-      </w:hyperlink>
-      <w:r>
-        <w:rPr>
-          <w:lang w:val="en_US" w:bidi="en_US"/>
-        </w:rPr>
-        <w:t xml:space="preserve">; </w:t>
-      </w:r>
-      <w:hyperlink r:id="rId32">
-        <w:r>
-          <w:rPr>
-            <w:lang w:val="en_US" w:bidi="en_US"/>
-          </w:rPr>
-          <w:rPr>
-            <w:color w:val="0000EE"/>
-            <w:u w:val="single"/>
-          </w:rPr>
-          <w:t>4:9</w:t>
-        </w:r>
-      </w:hyperlink>
+      <w:r>
+        <w:rPr>
+          <w:lang w:val="en_US" w:bidi="en_US"/>
+        </w:rPr>
+        <w:t>1:4</w:t>
+      </w:r>
+      <w:r>
+        <w:rPr>
+          <w:lang w:val="en_US" w:bidi="en_US"/>
+        </w:rPr>
+        <w:t xml:space="preserve">; </w:t>
+      </w:r>
+      <w:r>
+        <w:rPr>
+          <w:lang w:val="en_US" w:bidi="en_US"/>
+        </w:rPr>
+        <w:t>4:9</w:t>
+      </w:r>
       <w:r>
         <w:rPr>
           <w:lang w:val="en_US" w:bidi="en_US"/>
         </w:rPr>
         <w:t xml:space="preserve">). Winter weather interrupted travel across the Adriatic Sea from November to March (see </w:t>
       </w:r>
-      <w:hyperlink r:id="rId288">
-        <w:r>
-          <w:rPr>
-            <w:lang w:val="en_US" w:bidi="en_US"/>
-          </w:rPr>
-          <w:rPr>
-            <w:color w:val="0000EE"/>
-            <w:u w:val="single"/>
-          </w:rPr>
-          <w:t>Acts 27:12</w:t>
-        </w:r>
-      </w:hyperlink>
+      <w:r>
+        <w:rPr>
+          <w:lang w:val="en_US" w:bidi="en_US"/>
+        </w:rPr>
+        <w:t>Acts 27:12</w:t>
+      </w:r>
       <w:r>
         <w:rPr>
           <w:lang w:val="en_US" w:bidi="en_US"/>
         </w:rPr>
         <w:t>). Paul might also have been eager to receive his cloak for the cold prison (</w:t>
       </w:r>
-      <w:hyperlink r:id="rId289">
-        <w:r>
-          <w:rPr>
-            <w:lang w:val="en_US" w:bidi="en_US"/>
-          </w:rPr>
-          <w:rPr>
-            <w:color w:val="0000EE"/>
-            <w:u w:val="single"/>
-          </w:rPr>
-          <w:t>2 Timothy 4:13</w:t>
-        </w:r>
-      </w:hyperlink>
+      <w:r>
+        <w:rPr>
+          <w:lang w:val="en_US" w:bidi="en_US"/>
+        </w:rPr>
+        <w:t>2 Timothy 4:13</w:t>
+      </w:r>
       <w:r>
         <w:rPr>
           <w:lang w:val="en_US" w:bidi="en_US"/>
@@ -11276,90 +9362,60 @@
         </w:rPr>
         <w:t xml:space="preserve">The unique phrasing here might emphasize what Paul already mentioned in </w:t>
       </w:r>
-      <w:hyperlink r:id="rId290">
-        <w:r>
-          <w:rPr>
-            <w:lang w:val="en_US" w:bidi="en_US"/>
-          </w:rPr>
-          <w:rPr>
-            <w:color w:val="0000EE"/>
-            <w:u w:val="single"/>
-          </w:rPr>
-          <w:t>1:6–8</w:t>
-        </w:r>
-      </w:hyperlink>
+      <w:r>
+        <w:rPr>
+          <w:lang w:val="en_US" w:bidi="en_US"/>
+        </w:rPr>
+        <w:t>1:6–8</w:t>
+      </w:r>
       <w:r>
         <w:rPr>
           <w:lang w:val="en_US" w:bidi="en_US"/>
         </w:rPr>
         <w:t xml:space="preserve"> and </w:t>
       </w:r>
-      <w:hyperlink r:id="rId291">
-        <w:r>
-          <w:rPr>
-            <w:lang w:val="en_US" w:bidi="en_US"/>
-          </w:rPr>
-          <w:rPr>
-            <w:color w:val="0000EE"/>
-            <w:u w:val="single"/>
-          </w:rPr>
-          <w:t>2:1</w:t>
-        </w:r>
-      </w:hyperlink>
+      <w:r>
+        <w:rPr>
+          <w:lang w:val="en_US" w:bidi="en_US"/>
+        </w:rPr>
+        <w:t>2:1</w:t>
+      </w:r>
       <w:r>
         <w:rPr>
           <w:lang w:val="en_US" w:bidi="en_US"/>
         </w:rPr>
         <w:t xml:space="preserve"> (compare </w:t>
       </w:r>
-      <w:hyperlink r:id="rId292">
-        <w:r>
-          <w:rPr>
-            <w:lang w:val="en_US" w:bidi="en_US"/>
-          </w:rPr>
-          <w:rPr>
-            <w:color w:val="0000EE"/>
-            <w:u w:val="single"/>
-          </w:rPr>
-          <w:t>Galatians 6:18</w:t>
-        </w:r>
-      </w:hyperlink>
+      <w:r>
+        <w:rPr>
+          <w:lang w:val="en_US" w:bidi="en_US"/>
+        </w:rPr>
+        <w:t>Galatians 6:18</w:t>
+      </w:r>
       <w:r>
         <w:rPr>
           <w:lang w:val="en_US" w:bidi="en_US"/>
         </w:rPr>
         <w:t xml:space="preserve">, </w:t>
       </w:r>
-      <w:hyperlink r:id="rId293">
-        <w:r>
-          <w:rPr>
-            <w:lang w:val="en_US" w:bidi="en_US"/>
-          </w:rPr>
-          <w:rPr>
-            <w:color w:val="0000EE"/>
-            <w:u w:val="single"/>
-          </w:rPr>
-          <w:t>Philippians 4:23</w:t>
-        </w:r>
-      </w:hyperlink>
+      <w:r>
+        <w:rPr>
+          <w:lang w:val="en_US" w:bidi="en_US"/>
+        </w:rPr>
+        <w:t>Philippians 4:23</w:t>
+      </w:r>
       <w:r>
         <w:rPr>
           <w:lang w:val="en_US" w:bidi="en_US"/>
         </w:rPr>
         <w:t xml:space="preserve">, and </w:t>
       </w:r>
-      <w:hyperlink r:id="rId294">
-        <w:r>
-          <w:rPr>
-            <w:lang w:val="en_US" w:bidi="en_US"/>
-          </w:rPr>
-          <w:rPr>
-            <w:color w:val="0000EE"/>
-            <w:u w:val="single"/>
-          </w:rPr>
-          <w:t>Philemon 1:25</w:t>
-        </w:r>
-      </w:hyperlink>
+      <w:r>
+        <w:rPr>
+          <w:lang w:val="en_US" w:bidi="en_US"/>
+        </w:rPr>
+        <w:t>Philemon 1:25</w:t>
+      </w:r>
       <w:r>
         <w:rPr>
           <w:lang w:val="en_US" w:bidi="en_US"/>
